--- a/fra/docx/08.content.docx
+++ b/fra/docx/08.content.docx
@@ -744,6 +744,206 @@
         <w:rPr>
           <w:lang w:val="fr_FR" w:bidi="fr_FR"/>
         </w:rPr>
+        <w:t>Ruth : introduction au chapitre 1</w:t>
+      </w:r>
+      <w:r>
+        <w:rPr>
+          <w:lang w:val="fr_FR" w:bidi="fr_FR"/>
+        </w:rPr>
+      </w:r>
+    </w:p>
+    <w:p>
+      <w:pPr>
+        <w:pStyle w:val="Heading3"/>
+      </w:pPr>
+      <w:r>
+        <w:rPr>
+          <w:lang w:val="fr_FR" w:bidi="fr_FR"/>
+        </w:rPr>
+        <w:t>Structure</w:t>
+      </w:r>
+    </w:p>
+    <w:p>
+      <w:pPr>
+        <w:pStyle w:val="Heading4"/>
+      </w:pPr>
+      <w:r>
+        <w:rPr>
+          <w:b/>
+          <w:lang w:val="fr_FR" w:bidi="fr_FR"/>
+        </w:rPr>
+        <w:t>Du temps des juges</w:t>
+      </w:r>
+    </w:p>
+    <w:p>
+      <w:pPr/>
+      <w:r>
+        <w:rPr>
+          <w:lang w:val="fr_FR" w:bidi="fr_FR"/>
+        </w:rPr>
+      </w:r>
+      <w:r>
+        <w:rPr>
+          <w:lang w:val="fr_FR" w:bidi="fr_FR"/>
+        </w:rPr>
+        <w:t>Les événements de ce livre se déroulent pendant la période où le peuple d'Israël était dirigé par des juges (voir livre des Juges). Pour comprendre le contexte historique du récit de Ruth, il est souhaitable que le traducteur revoie le livre des Juges.</w:t>
+      </w:r>
+    </w:p>
+    <w:p>
+      <w:pPr>
+        <w:pStyle w:val="Heading3"/>
+      </w:pPr>
+      <w:r>
+        <w:rPr>
+          <w:lang w:val="fr_FR" w:bidi="fr_FR"/>
+        </w:rPr>
+        <w:t>Concepts particuliers dans ce chapitre</w:t>
+      </w:r>
+    </w:p>
+    <w:p>
+      <w:pPr>
+        <w:pStyle w:val="Heading4"/>
+      </w:pPr>
+      <w:r>
+        <w:rPr>
+          <w:lang w:val="fr_FR" w:bidi="fr_FR"/>
+        </w:rPr>
+        <w:t>Femmes sans mari ni enfant</w:t>
+      </w:r>
+    </w:p>
+    <w:p>
+      <w:pPr/>
+      <w:r>
+        <w:rPr>
+          <w:lang w:val="fr_FR" w:bidi="fr_FR"/>
+        </w:rPr>
+      </w:r>
+      <w:r>
+        <w:rPr>
+          <w:lang w:val="fr_FR" w:bidi="fr_FR"/>
+        </w:rPr>
+        <w:t>Dans le Proche-Orient ancien, si une femme n'avait ni mari, ni fils, elle était considérée comme étant dans une situation désespérée. Elle n'aurait pas pu subvenir à ses propres besoins. C'est pourquoi Naomi dit à ses belles-filles de se remarier.</w:t>
+      </w:r>
+    </w:p>
+    <w:p>
+      <w:pPr>
+        <w:pStyle w:val="Heading4"/>
+      </w:pPr>
+      <w:r>
+        <w:rPr>
+          <w:lang w:val="fr_FR" w:bidi="fr_FR"/>
+        </w:rPr>
+        <w:t>Lévirat</w:t>
+      </w:r>
+    </w:p>
+    <w:p>
+      <w:pPr/>
+      <w:r>
+        <w:rPr>
+          <w:lang w:val="fr_FR" w:bidi="fr_FR"/>
+        </w:rPr>
+      </w:r>
+      <w:r>
+        <w:rPr>
+          <w:lang w:val="fr_FR" w:bidi="fr_FR"/>
+        </w:rPr>
+        <w:t>Selon la loi de Moïse, lorsqu'un homme marié mourrait sans avoir eu d'enfants, un de ses frères devait épouser sa veuve et lui donner une descendance. Le premier fils né de son union avec la veuve de son frère était considéré comme le fils du défunt (voir Dt 25.5–6).</w:t>
+      </w:r>
+    </w:p>
+    <w:p>
+      <w:pPr>
+        <w:pStyle w:val="Heading3"/>
+      </w:pPr>
+      <w:r>
+        <w:rPr>
+          <w:lang w:val="fr_FR" w:bidi="fr_FR"/>
+        </w:rPr>
+        <w:t>Autres difficultés de traduction potentielles dans ce chapitre</w:t>
+      </w:r>
+    </w:p>
+    <w:p>
+      <w:pPr>
+        <w:pStyle w:val="Heading4"/>
+      </w:pPr>
+      <w:r>
+        <w:rPr>
+          <w:lang w:val="fr_FR" w:bidi="fr_FR"/>
+        </w:rPr>
+        <w:t>Contraste</w:t>
+      </w:r>
+    </w:p>
+    <w:p>
+      <w:pPr/>
+      <w:r>
+        <w:rPr>
+          <w:lang w:val="fr_FR" w:bidi="fr_FR"/>
+        </w:rPr>
+      </w:r>
+      <w:r>
+        <w:rPr>
+          <w:lang w:val="fr_FR" w:bidi="fr_FR"/>
+        </w:rPr>
+        <w:t xml:space="preserve">Les actions de Ruth la Moabite offrent un contraste à celles de Naomi la Juive. Ruth fait preuve d'une grande foi en l'Éternel, le Dieu de Naomi, tandis que Naomi elle-même ne semble pas totalement lui faire confiance. </w:t>
+      </w:r>
+    </w:p>
+    <w:p>
+      <w:pPr/>
+      <w:r>
+        <w:rPr>
+          <w:lang w:val="fr_FR" w:bidi="fr_FR"/>
+        </w:rPr>
+      </w:r>
+      <w:r>
+        <w:rPr>
+          <w:lang w:val="fr_FR" w:bidi="fr_FR"/>
+        </w:rPr>
+        <w:t xml:space="preserve">Voir : </w:t>
+      </w:r>
+      <w:r>
+        <w:rPr>
+          <w:lang w:val="fr_FR" w:bidi="fr_FR"/>
+        </w:rPr>
+        <w:t>foi</w:t>
+      </w:r>
+      <w:r>
+        <w:rPr>
+          <w:lang w:val="fr_FR" w:bidi="fr_FR"/>
+        </w:rPr>
+        <w:t xml:space="preserve"> et </w:t>
+      </w:r>
+      <w:r>
+        <w:rPr>
+          <w:lang w:val="fr_FR" w:bidi="fr_FR"/>
+        </w:rPr>
+        <w:t>confiance</w:t>
+      </w:r>
+      <w:r>
+        <w:rPr>
+          <w:lang w:val="fr_FR" w:bidi="fr_FR"/>
+        </w:rPr>
+      </w:r>
+      <w:r>
+        <w:rPr>
+          <w:lang w:val="fr_FR" w:bidi="fr_FR"/>
+        </w:rPr>
+      </w:r>
+    </w:p>
+    <w:p>
+      <w:pPr/>
+      <w:r>
+        <w:rPr>
+          <w:lang w:val="fr_FR" w:bidi="fr_FR"/>
+        </w:rPr>
+      </w:r>
+    </w:p>
+    <w:p>
+      <w:pPr>
+        <w:pStyle w:val="Heading2"/>
+      </w:pPr>
+      <w:r>
+        <w:rPr>
+          <w:lang w:val="fr_FR" w:bidi="fr_FR"/>
+        </w:rPr>
         <w:t>Ruth 1.1 (#1)</w:t>
       </w:r>
       <w:r>
@@ -7758,6 +7958,158 @@
         <w:rPr>
           <w:lang w:val="fr_FR" w:bidi="fr_FR"/>
         </w:rPr>
+        <w:t>Ruth : introduction au chapitre 2</w:t>
+      </w:r>
+      <w:r>
+        <w:rPr>
+          <w:lang w:val="fr_FR" w:bidi="fr_FR"/>
+        </w:rPr>
+      </w:r>
+    </w:p>
+    <w:p>
+      <w:pPr>
+        <w:pStyle w:val="Heading3"/>
+      </w:pPr>
+      <w:r>
+        <w:rPr>
+          <w:lang w:val="fr_FR" w:bidi="fr_FR"/>
+        </w:rPr>
+        <w:t>Difficultés de traduction potentielles dans ce chapitre</w:t>
+      </w:r>
+    </w:p>
+    <w:p>
+      <w:pPr>
+        <w:pStyle w:val="Heading4"/>
+      </w:pPr>
+      <w:r>
+        <w:rPr>
+          <w:lang w:val="fr_FR" w:bidi="fr_FR"/>
+        </w:rPr>
+        <w:t>« un homme puissant et riche » (2.1)</w:t>
+      </w:r>
+    </w:p>
+    <w:p>
+      <w:pPr/>
+      <w:r>
+        <w:rPr>
+          <w:lang w:val="fr_FR" w:bidi="fr_FR"/>
+        </w:rPr>
+      </w:r>
+      <w:r>
+        <w:rPr>
+          <w:lang w:val="fr_FR" w:bidi="fr_FR"/>
+        </w:rPr>
+        <w:t>Cette expression décrit Boaz de façon positive, mais sa formulation est très générale. Elle pourrait décrire un homme physiquement fort, puissant, riche, ou d'un caractère pieux, de valeur, ou même tout cela à la fois. D'après le contexte, nous savons que Boaz possède des terres, a des serviteurs qui le respectent, et vit d'une manière qui honore Dieu. Il semble donc que cette description fasse référence à sa richesse et à son caractère. Réfléchissez à la manière dont vous pouvez décrire une telle personne dans votre langue.</w:t>
+      </w:r>
+    </w:p>
+    <w:p>
+      <w:pPr>
+        <w:pStyle w:val="Heading4"/>
+      </w:pPr>
+      <w:r>
+        <w:rPr>
+          <w:lang w:val="fr_FR" w:bidi="fr_FR"/>
+        </w:rPr>
+        <w:t>« ne va pas glaner dans un autre champ » (2.8)</w:t>
+      </w:r>
+    </w:p>
+    <w:p>
+      <w:pPr/>
+      <w:r>
+        <w:rPr>
+          <w:lang w:val="fr_FR" w:bidi="fr_FR"/>
+        </w:rPr>
+      </w:r>
+      <w:r>
+        <w:rPr>
+          <w:lang w:val="fr_FR" w:bidi="fr_FR"/>
+        </w:rPr>
+        <w:t xml:space="preserve">Boaz dit cela parce qu'il ne peut pas garantir la sécurité de Ruth dans le champ de quelqu'un d'autre. Il est possible que tout le monde dans Bethléhem n'ait pas été aussi bienveillant et obéissant à la loi de Moïse que Boaz. </w:t>
+      </w:r>
+    </w:p>
+    <w:p>
+      <w:pPr/>
+      <w:r>
+        <w:rPr>
+          <w:lang w:val="fr_FR" w:bidi="fr_FR"/>
+        </w:rPr>
+      </w:r>
+      <w:r>
+        <w:rPr>
+          <w:lang w:val="fr_FR" w:bidi="fr_FR"/>
+        </w:rPr>
+        <w:t xml:space="preserve">Voir : </w:t>
+      </w:r>
+      <w:r>
+        <w:rPr>
+          <w:lang w:val="fr_FR" w:bidi="fr_FR"/>
+        </w:rPr>
+        <w:t>grâce</w:t>
+      </w:r>
+      <w:r>
+        <w:rPr>
+          <w:lang w:val="fr_FR" w:bidi="fr_FR"/>
+        </w:rPr>
+        <w:t xml:space="preserve"> et </w:t>
+      </w:r>
+      <w:r>
+        <w:rPr>
+          <w:lang w:val="fr_FR" w:bidi="fr_FR"/>
+        </w:rPr>
+        <w:t>loi de Moïse</w:t>
+      </w:r>
+    </w:p>
+    <w:p>
+      <w:pPr>
+        <w:pStyle w:val="Heading4"/>
+      </w:pPr>
+      <w:r>
+        <w:rPr>
+          <w:lang w:val="fr_FR" w:bidi="fr_FR"/>
+        </w:rPr>
+        <w:t>« parent qui a le droit de rachat » (2.20)</w:t>
+      </w:r>
+    </w:p>
+    <w:p>
+      <w:pPr/>
+      <w:r>
+        <w:rPr>
+          <w:lang w:val="fr_FR" w:bidi="fr_FR"/>
+        </w:rPr>
+      </w:r>
+      <w:r>
+        <w:rPr>
+          <w:lang w:val="fr_FR" w:bidi="fr_FR"/>
+        </w:rPr>
+        <w:t>Un « parent qui a le droit de rachat » sur une personne est un homme membre de la même famille que cette personne. Il est chargé de pourvoir aux besoins de tout membre proche du même clan qui est dans le besoin, de remplir les obligations du lévirat (mariage avec sa belle-sœur veuve si son parent n'a pas eu d'enfants avec elle) et de racheter les terres familiales qui ont été vendues à quelqu'un en dehors de la famille. Voir les notes d'introduction au livre pour plus d'informations.</w:t>
+      </w:r>
+      <w:r>
+        <w:rPr>
+          <w:lang w:val="fr_FR" w:bidi="fr_FR"/>
+        </w:rPr>
+      </w:r>
+      <w:r>
+        <w:rPr>
+          <w:lang w:val="fr_FR" w:bidi="fr_FR"/>
+        </w:rPr>
+      </w:r>
+    </w:p>
+    <w:p>
+      <w:pPr/>
+      <w:r>
+        <w:rPr>
+          <w:lang w:val="fr_FR" w:bidi="fr_FR"/>
+        </w:rPr>
+      </w:r>
+    </w:p>
+    <w:p>
+      <w:pPr>
+        <w:pStyle w:val="Heading2"/>
+      </w:pPr>
+      <w:r>
+        <w:rPr>
+          <w:lang w:val="fr_FR" w:bidi="fr_FR"/>
+        </w:rPr>
         <w:t>Ruth 2.1 (#1)</w:t>
       </w:r>
       <w:r>
@@ -16048,6 +16400,133 @@
         <w:rPr>
           <w:lang w:val="fr_FR" w:bidi="fr_FR"/>
         </w:rPr>
+        <w:t>Ruth : introduction au chapitre 3</w:t>
+      </w:r>
+      <w:r>
+        <w:rPr>
+          <w:lang w:val="fr_FR" w:bidi="fr_FR"/>
+        </w:rPr>
+      </w:r>
+    </w:p>
+    <w:p>
+      <w:pPr>
+        <w:pStyle w:val="Heading3"/>
+      </w:pPr>
+      <w:r>
+        <w:rPr>
+          <w:lang w:val="fr_FR" w:bidi="fr_FR"/>
+        </w:rPr>
+        <w:t>Concepts particuliers dans ce chapitre</w:t>
+      </w:r>
+    </w:p>
+    <w:p>
+      <w:pPr>
+        <w:pStyle w:val="Heading4"/>
+      </w:pPr>
+      <w:r>
+        <w:rPr>
+          <w:lang w:val="fr_FR" w:bidi="fr_FR"/>
+        </w:rPr>
+        <w:t>Intégrité de Boaz</w:t>
+      </w:r>
+    </w:p>
+    <w:p>
+      <w:pPr/>
+      <w:r>
+        <w:rPr>
+          <w:lang w:val="fr_FR" w:bidi="fr_FR"/>
+        </w:rPr>
+      </w:r>
+      <w:r>
+        <w:rPr>
+          <w:lang w:val="fr_FR" w:bidi="fr_FR"/>
+        </w:rPr>
+        <w:t>Dans ce chapitre, on voit que Boaz fait preuve d'une grande intégrité. En effet, il n'a pas de relations sexuelles avec Ruth avant leur mariage et il tient à préserver la bonne réputation de Ruth. Il pourvoit également généreusement pour Ruth et Naomi quand il donne à Ruth six mesures d'orge à ramener chez sa belle-mère. Dans ce chapitre, le caractère pieux de Boaz est mis en avant.</w:t>
+      </w:r>
+    </w:p>
+    <w:p>
+      <w:pPr>
+        <w:pStyle w:val="Heading3"/>
+      </w:pPr>
+      <w:r>
+        <w:rPr>
+          <w:lang w:val="fr_FR" w:bidi="fr_FR"/>
+        </w:rPr>
+        <w:t>Autres difficultés de traduction potentielles dans ce chapitre</w:t>
+      </w:r>
+    </w:p>
+    <w:p>
+      <w:pPr>
+        <w:pStyle w:val="Heading4"/>
+      </w:pPr>
+      <w:r>
+        <w:rPr>
+          <w:b/>
+          <w:lang w:val="fr_FR" w:bidi="fr_FR"/>
+        </w:rPr>
+        <w:t xml:space="preserve">« afin que tu fusses heureuse » </w:t>
+      </w:r>
+    </w:p>
+    <w:p>
+      <w:pPr/>
+      <w:r>
+        <w:rPr>
+          <w:lang w:val="fr_FR" w:bidi="fr_FR"/>
+        </w:rPr>
+      </w:r>
+      <w:r>
+        <w:rPr>
+          <w:lang w:val="fr_FR" w:bidi="fr_FR"/>
+        </w:rPr>
+        <w:t xml:space="preserve">Ou « afin que tu sois heureuse » ou « afin que tout aille bien pour toi ». Naomi souhaite que Ruth ait un foyer sûr, avec un bon mari qui prendra soin d'elle. Elle voit en Boaz le meilleur mari possible pour sa belle-fille. Elle pense aussi que Boaz, en tant que parent qui a le droit de rachat, a l'obligation d'épouser Ruth. C'est le cas, car même si Ruth est païenne de naissance, elle est entrée dans la famille de Naomi et dans la nation d'Israël. </w:t>
+      </w:r>
+    </w:p>
+    <w:p>
+      <w:pPr/>
+      <w:r>
+        <w:rPr>
+          <w:lang w:val="fr_FR" w:bidi="fr_FR"/>
+        </w:rPr>
+      </w:r>
+      <w:r>
+        <w:rPr>
+          <w:lang w:val="fr_FR" w:bidi="fr_FR"/>
+        </w:rPr>
+        <w:t xml:space="preserve">Voir : </w:t>
+      </w:r>
+      <w:r>
+        <w:rPr>
+          <w:lang w:val="fr_FR" w:bidi="fr_FR"/>
+        </w:rPr>
+        <w:t>Connaissances présupposées et informations implicites</w:t>
+      </w:r>
+      <w:r>
+        <w:rPr>
+          <w:lang w:val="fr_FR" w:bidi="fr_FR"/>
+        </w:rPr>
+      </w:r>
+      <w:r>
+        <w:rPr>
+          <w:lang w:val="fr_FR" w:bidi="fr_FR"/>
+        </w:rPr>
+      </w:r>
+    </w:p>
+    <w:p>
+      <w:pPr/>
+      <w:r>
+        <w:rPr>
+          <w:lang w:val="fr_FR" w:bidi="fr_FR"/>
+        </w:rPr>
+      </w:r>
+    </w:p>
+    <w:p>
+      <w:pPr>
+        <w:pStyle w:val="Heading2"/>
+      </w:pPr>
+      <w:r>
+        <w:rPr>
+          <w:lang w:val="fr_FR" w:bidi="fr_FR"/>
+        </w:rPr>
         <w:t>Ruth 3.1 (#1)</w:t>
       </w:r>
       <w:r>
@@ -22426,6 +22905,137 @@
         <w:rPr>
           <w:lang w:val="fr_FR" w:bidi="fr_FR"/>
         </w:rPr>
+        <w:t>Ruth : introduction au chapitre 4</w:t>
+      </w:r>
+      <w:r>
+        <w:rPr>
+          <w:lang w:val="fr_FR" w:bidi="fr_FR"/>
+        </w:rPr>
+      </w:r>
+    </w:p>
+    <w:p>
+      <w:pPr>
+        <w:pStyle w:val="Heading3"/>
+      </w:pPr>
+      <w:r>
+        <w:rPr>
+          <w:lang w:val="fr_FR" w:bidi="fr_FR"/>
+        </w:rPr>
+        <w:t>Concepts particuliers dans ce chapitre</w:t>
+      </w:r>
+    </w:p>
+    <w:p>
+      <w:pPr>
+        <w:pStyle w:val="Heading4"/>
+      </w:pPr>
+      <w:r>
+        <w:rPr>
+          <w:lang w:val="fr_FR" w:bidi="fr_FR"/>
+        </w:rPr>
+        <w:t>Le roi David</w:t>
+      </w:r>
+    </w:p>
+    <w:p>
+      <w:pPr/>
+      <w:r>
+        <w:rPr>
+          <w:lang w:val="fr_FR" w:bidi="fr_FR"/>
+        </w:rPr>
+      </w:r>
+      <w:r>
+        <w:rPr>
+          <w:lang w:val="fr_FR" w:bidi="fr_FR"/>
+        </w:rPr>
+        <w:t>Bien que moabite, Ruth devient l'ancêtre de David, le plus grand roi d'Israël. Il peut sembler surprenant qu'une étrangère fasse partie d'une lignée aussi importante, mais cela nous rappelle que Dieu aime tous les peuples. Ruth montre que sa foi en l'Éternel est grande, et le livre qui raconte son histoire montre que l'Éternel accueille tous ceux qui mettent leur confiance en lui.</w:t>
+      </w:r>
+    </w:p>
+    <w:p>
+      <w:pPr>
+        <w:pStyle w:val="Heading4"/>
+      </w:pPr>
+      <w:r>
+        <w:rPr>
+          <w:lang w:val="fr_FR" w:bidi="fr_FR"/>
+        </w:rPr>
+        <w:t>« tu l’acquerras en même temps de Ruth la Moabite »</w:t>
+      </w:r>
+    </w:p>
+    <w:p>
+      <w:pPr/>
+      <w:r>
+        <w:rPr>
+          <w:lang w:val="fr_FR" w:bidi="fr_FR"/>
+        </w:rPr>
+      </w:r>
+      <w:r>
+        <w:rPr>
+          <w:lang w:val="fr_FR" w:bidi="fr_FR"/>
+        </w:rPr>
+        <w:t>Avec le privilège d'utiliser les terres de la famille du défunt vient la responsabilité de prendre soin des veuves de la famille. Par conséquent, le parent qui souhaite utiliser la terre de Naomi doit également aider Ruth à avoir un fils pour que le nom du défunt ne disparaisse pas et que l'héritage de la famille soit préservé. Ce fils subviendrait également aux besoins de Ruth dans sa vieillesse.</w:t>
+      </w:r>
+    </w:p>
+    <w:p>
+      <w:pPr>
+        <w:pStyle w:val="Heading3"/>
+      </w:pPr>
+      <w:r>
+        <w:rPr>
+          <w:lang w:val="fr_FR" w:bidi="fr_FR"/>
+        </w:rPr>
+        <w:t>Autres difficultés de traduction potentielles dans ce chapitre</w:t>
+      </w:r>
+    </w:p>
+    <w:p>
+      <w:pPr>
+        <w:pStyle w:val="Heading4"/>
+      </w:pPr>
+      <w:r>
+        <w:rPr>
+          <w:lang w:val="fr_FR" w:bidi="fr_FR"/>
+        </w:rPr>
+        <w:t>« Autrefois en Israël »</w:t>
+      </w:r>
+    </w:p>
+    <w:p>
+      <w:pPr/>
+      <w:r>
+        <w:rPr>
+          <w:lang w:val="fr_FR" w:bidi="fr_FR"/>
+        </w:rPr>
+      </w:r>
+      <w:r>
+        <w:rPr>
+          <w:lang w:val="fr_FR" w:bidi="fr_FR"/>
+        </w:rPr>
+        <w:t>Le verset 7 du chapitre 4 est un commentaire de l'auteur du texte. Cela indique qu'un temps considérable s'est passé entre les événements qui se sont produits et le moment où ils ont été écrits. Pendant cette période de temps, les coutumes avaient changé. Réfléchissez à la manière de montrer qu'il s'agit là d'un commentaire à propos du récit plutôt que d'une partie du récit lui-même.</w:t>
+      </w:r>
+      <w:r>
+        <w:rPr>
+          <w:lang w:val="fr_FR" w:bidi="fr_FR"/>
+        </w:rPr>
+      </w:r>
+      <w:r>
+        <w:rPr>
+          <w:lang w:val="fr_FR" w:bidi="fr_FR"/>
+        </w:rPr>
+      </w:r>
+    </w:p>
+    <w:p>
+      <w:pPr/>
+      <w:r>
+        <w:rPr>
+          <w:lang w:val="fr_FR" w:bidi="fr_FR"/>
+        </w:rPr>
+      </w:r>
+    </w:p>
+    <w:p>
+      <w:pPr>
+        <w:pStyle w:val="Heading2"/>
+      </w:pPr>
+      <w:r>
+        <w:rPr>
+          <w:lang w:val="fr_FR" w:bidi="fr_FR"/>
+        </w:rPr>
         <w:t>Ruth 4.1 (#1)</w:t>
       </w:r>
       <w:r>
@@ -29999,616 +30609,6 @@
           <w:lang w:val="fr_FR" w:bidi="fr_FR"/>
         </w:rPr>
         <w:t>Connaissances présupposées et informations implicites</w:t>
-      </w:r>
-      <w:r>
-        <w:rPr>
-          <w:lang w:val="fr_FR" w:bidi="fr_FR"/>
-        </w:rPr>
-      </w:r>
-      <w:r>
-        <w:rPr>
-          <w:lang w:val="fr_FR" w:bidi="fr_FR"/>
-        </w:rPr>
-      </w:r>
-    </w:p>
-    <w:p>
-      <w:pPr/>
-      <w:r>
-        <w:rPr>
-          <w:lang w:val="fr_FR" w:bidi="fr_FR"/>
-        </w:rPr>
-      </w:r>
-    </w:p>
-    <w:p>
-      <w:pPr>
-        <w:pStyle w:val="Heading2"/>
-      </w:pPr>
-      <w:r>
-        <w:rPr>
-          <w:lang w:val="fr_FR" w:bidi="fr_FR"/>
-        </w:rPr>
-        <w:t>Ruth : introduction au chapitre 1</w:t>
-      </w:r>
-      <w:r>
-        <w:rPr>
-          <w:lang w:val="fr_FR" w:bidi="fr_FR"/>
-        </w:rPr>
-      </w:r>
-    </w:p>
-    <w:p>
-      <w:pPr>
-        <w:pStyle w:val="Heading3"/>
-      </w:pPr>
-      <w:r>
-        <w:rPr>
-          <w:lang w:val="fr_FR" w:bidi="fr_FR"/>
-        </w:rPr>
-        <w:t>Structure</w:t>
-      </w:r>
-    </w:p>
-    <w:p>
-      <w:pPr>
-        <w:pStyle w:val="Heading4"/>
-      </w:pPr>
-      <w:r>
-        <w:rPr>
-          <w:b/>
-          <w:lang w:val="fr_FR" w:bidi="fr_FR"/>
-        </w:rPr>
-        <w:t>Du temps des juges</w:t>
-      </w:r>
-    </w:p>
-    <w:p>
-      <w:pPr/>
-      <w:r>
-        <w:rPr>
-          <w:lang w:val="fr_FR" w:bidi="fr_FR"/>
-        </w:rPr>
-      </w:r>
-      <w:r>
-        <w:rPr>
-          <w:lang w:val="fr_FR" w:bidi="fr_FR"/>
-        </w:rPr>
-        <w:t>Les événements de ce livre se déroulent pendant la période où le peuple d'Israël était dirigé par des juges (voir livre des Juges). Pour comprendre le contexte historique du récit de Ruth, il est souhaitable que le traducteur revoie le livre des Juges.</w:t>
-      </w:r>
-    </w:p>
-    <w:p>
-      <w:pPr>
-        <w:pStyle w:val="Heading3"/>
-      </w:pPr>
-      <w:r>
-        <w:rPr>
-          <w:lang w:val="fr_FR" w:bidi="fr_FR"/>
-        </w:rPr>
-        <w:t>Concepts particuliers dans ce chapitre</w:t>
-      </w:r>
-    </w:p>
-    <w:p>
-      <w:pPr>
-        <w:pStyle w:val="Heading4"/>
-      </w:pPr>
-      <w:r>
-        <w:rPr>
-          <w:lang w:val="fr_FR" w:bidi="fr_FR"/>
-        </w:rPr>
-        <w:t>Femmes sans mari ni enfant</w:t>
-      </w:r>
-    </w:p>
-    <w:p>
-      <w:pPr/>
-      <w:r>
-        <w:rPr>
-          <w:lang w:val="fr_FR" w:bidi="fr_FR"/>
-        </w:rPr>
-      </w:r>
-      <w:r>
-        <w:rPr>
-          <w:lang w:val="fr_FR" w:bidi="fr_FR"/>
-        </w:rPr>
-        <w:t>Dans le Proche-Orient ancien, si une femme n'avait ni mari, ni fils, elle était considérée comme étant dans une situation désespérée. Elle n'aurait pas pu subvenir à ses propres besoins. C'est pourquoi Naomi dit à ses belles-filles de se remarier.</w:t>
-      </w:r>
-    </w:p>
-    <w:p>
-      <w:pPr>
-        <w:pStyle w:val="Heading4"/>
-      </w:pPr>
-      <w:r>
-        <w:rPr>
-          <w:lang w:val="fr_FR" w:bidi="fr_FR"/>
-        </w:rPr>
-        <w:t>Lévirat</w:t>
-      </w:r>
-    </w:p>
-    <w:p>
-      <w:pPr/>
-      <w:r>
-        <w:rPr>
-          <w:lang w:val="fr_FR" w:bidi="fr_FR"/>
-        </w:rPr>
-      </w:r>
-      <w:r>
-        <w:rPr>
-          <w:lang w:val="fr_FR" w:bidi="fr_FR"/>
-        </w:rPr>
-        <w:t>Selon la loi de Moïse, lorsqu'un homme marié mourrait sans avoir eu d'enfants, un de ses frères devait épouser sa veuve et lui donner une descendance. Le premier fils né de son union avec la veuve de son frère était considéré comme le fils du défunt (voir Dt 25.5–6).</w:t>
-      </w:r>
-    </w:p>
-    <w:p>
-      <w:pPr>
-        <w:pStyle w:val="Heading3"/>
-      </w:pPr>
-      <w:r>
-        <w:rPr>
-          <w:lang w:val="fr_FR" w:bidi="fr_FR"/>
-        </w:rPr>
-        <w:t>Autres difficultés de traduction potentielles dans ce chapitre</w:t>
-      </w:r>
-    </w:p>
-    <w:p>
-      <w:pPr>
-        <w:pStyle w:val="Heading4"/>
-      </w:pPr>
-      <w:r>
-        <w:rPr>
-          <w:lang w:val="fr_FR" w:bidi="fr_FR"/>
-        </w:rPr>
-        <w:t>Contraste</w:t>
-      </w:r>
-    </w:p>
-    <w:p>
-      <w:pPr/>
-      <w:r>
-        <w:rPr>
-          <w:lang w:val="fr_FR" w:bidi="fr_FR"/>
-        </w:rPr>
-      </w:r>
-      <w:r>
-        <w:rPr>
-          <w:lang w:val="fr_FR" w:bidi="fr_FR"/>
-        </w:rPr>
-        <w:t xml:space="preserve">Les actions de Ruth la Moabite offrent un contraste à celles de Naomi la Juive. Ruth fait preuve d'une grande foi en l'Éternel, le Dieu de Naomi, tandis que Naomi elle-même ne semble pas totalement lui faire confiance. </w:t>
-      </w:r>
-    </w:p>
-    <w:p>
-      <w:pPr/>
-      <w:r>
-        <w:rPr>
-          <w:lang w:val="fr_FR" w:bidi="fr_FR"/>
-        </w:rPr>
-      </w:r>
-      <w:r>
-        <w:rPr>
-          <w:lang w:val="fr_FR" w:bidi="fr_FR"/>
-        </w:rPr>
-        <w:t xml:space="preserve">Voir : </w:t>
-      </w:r>
-      <w:r>
-        <w:rPr>
-          <w:lang w:val="fr_FR" w:bidi="fr_FR"/>
-        </w:rPr>
-        <w:t>foi</w:t>
-      </w:r>
-      <w:r>
-        <w:rPr>
-          <w:lang w:val="fr_FR" w:bidi="fr_FR"/>
-        </w:rPr>
-        <w:t xml:space="preserve"> et </w:t>
-      </w:r>
-      <w:r>
-        <w:rPr>
-          <w:lang w:val="fr_FR" w:bidi="fr_FR"/>
-        </w:rPr>
-        <w:t>confiance</w:t>
-      </w:r>
-      <w:r>
-        <w:rPr>
-          <w:lang w:val="fr_FR" w:bidi="fr_FR"/>
-        </w:rPr>
-      </w:r>
-      <w:r>
-        <w:rPr>
-          <w:lang w:val="fr_FR" w:bidi="fr_FR"/>
-        </w:rPr>
-      </w:r>
-    </w:p>
-    <w:p>
-      <w:pPr/>
-      <w:r>
-        <w:rPr>
-          <w:lang w:val="fr_FR" w:bidi="fr_FR"/>
-        </w:rPr>
-      </w:r>
-    </w:p>
-    <w:p>
-      <w:pPr>
-        <w:pStyle w:val="Heading2"/>
-      </w:pPr>
-      <w:r>
-        <w:rPr>
-          <w:lang w:val="fr_FR" w:bidi="fr_FR"/>
-        </w:rPr>
-        <w:t>Ruth : introduction au chapitre 2</w:t>
-      </w:r>
-      <w:r>
-        <w:rPr>
-          <w:lang w:val="fr_FR" w:bidi="fr_FR"/>
-        </w:rPr>
-      </w:r>
-    </w:p>
-    <w:p>
-      <w:pPr>
-        <w:pStyle w:val="Heading3"/>
-      </w:pPr>
-      <w:r>
-        <w:rPr>
-          <w:lang w:val="fr_FR" w:bidi="fr_FR"/>
-        </w:rPr>
-        <w:t>Difficultés de traduction potentielles dans ce chapitre</w:t>
-      </w:r>
-    </w:p>
-    <w:p>
-      <w:pPr>
-        <w:pStyle w:val="Heading4"/>
-      </w:pPr>
-      <w:r>
-        <w:rPr>
-          <w:lang w:val="fr_FR" w:bidi="fr_FR"/>
-        </w:rPr>
-        <w:t>« un homme puissant et riche » (2.1)</w:t>
-      </w:r>
-    </w:p>
-    <w:p>
-      <w:pPr/>
-      <w:r>
-        <w:rPr>
-          <w:lang w:val="fr_FR" w:bidi="fr_FR"/>
-        </w:rPr>
-      </w:r>
-      <w:r>
-        <w:rPr>
-          <w:lang w:val="fr_FR" w:bidi="fr_FR"/>
-        </w:rPr>
-        <w:t>Cette expression décrit Boaz de façon positive, mais sa formulation est très générale. Elle pourrait décrire un homme physiquement fort, puissant, riche, ou d'un caractère pieux, de valeur, ou même tout cela à la fois. D'après le contexte, nous savons que Boaz possède des terres, a des serviteurs qui le respectent, et vit d'une manière qui honore Dieu. Il semble donc que cette description fasse référence à sa richesse et à son caractère. Réfléchissez à la manière dont vous pouvez décrire une telle personne dans votre langue.</w:t>
-      </w:r>
-    </w:p>
-    <w:p>
-      <w:pPr>
-        <w:pStyle w:val="Heading4"/>
-      </w:pPr>
-      <w:r>
-        <w:rPr>
-          <w:lang w:val="fr_FR" w:bidi="fr_FR"/>
-        </w:rPr>
-        <w:t>« ne va pas glaner dans un autre champ » (2.8)</w:t>
-      </w:r>
-    </w:p>
-    <w:p>
-      <w:pPr/>
-      <w:r>
-        <w:rPr>
-          <w:lang w:val="fr_FR" w:bidi="fr_FR"/>
-        </w:rPr>
-      </w:r>
-      <w:r>
-        <w:rPr>
-          <w:lang w:val="fr_FR" w:bidi="fr_FR"/>
-        </w:rPr>
-        <w:t xml:space="preserve">Boaz dit cela parce qu'il ne peut pas garantir la sécurité de Ruth dans le champ de quelqu'un d'autre. Il est possible que tout le monde dans Bethléhem n'ait pas été aussi bienveillant et obéissant à la loi de Moïse que Boaz. </w:t>
-      </w:r>
-    </w:p>
-    <w:p>
-      <w:pPr/>
-      <w:r>
-        <w:rPr>
-          <w:lang w:val="fr_FR" w:bidi="fr_FR"/>
-        </w:rPr>
-      </w:r>
-      <w:r>
-        <w:rPr>
-          <w:lang w:val="fr_FR" w:bidi="fr_FR"/>
-        </w:rPr>
-        <w:t xml:space="preserve">Voir : </w:t>
-      </w:r>
-      <w:r>
-        <w:rPr>
-          <w:lang w:val="fr_FR" w:bidi="fr_FR"/>
-        </w:rPr>
-        <w:t>grâce</w:t>
-      </w:r>
-      <w:r>
-        <w:rPr>
-          <w:lang w:val="fr_FR" w:bidi="fr_FR"/>
-        </w:rPr>
-        <w:t xml:space="preserve"> et </w:t>
-      </w:r>
-      <w:r>
-        <w:rPr>
-          <w:lang w:val="fr_FR" w:bidi="fr_FR"/>
-        </w:rPr>
-        <w:t>loi de Moïse</w:t>
-      </w:r>
-    </w:p>
-    <w:p>
-      <w:pPr>
-        <w:pStyle w:val="Heading4"/>
-      </w:pPr>
-      <w:r>
-        <w:rPr>
-          <w:lang w:val="fr_FR" w:bidi="fr_FR"/>
-        </w:rPr>
-        <w:t>« parent qui a le droit de rachat » (2.20)</w:t>
-      </w:r>
-    </w:p>
-    <w:p>
-      <w:pPr/>
-      <w:r>
-        <w:rPr>
-          <w:lang w:val="fr_FR" w:bidi="fr_FR"/>
-        </w:rPr>
-      </w:r>
-      <w:r>
-        <w:rPr>
-          <w:lang w:val="fr_FR" w:bidi="fr_FR"/>
-        </w:rPr>
-        <w:t>Un « parent qui a le droit de rachat » sur une personne est un homme membre de la même famille que cette personne. Il est chargé de pourvoir aux besoins de tout membre proche du même clan qui est dans le besoin, de remplir les obligations du lévirat (mariage avec sa belle-sœur veuve si son parent n'a pas eu d'enfants avec elle) et de racheter les terres familiales qui ont été vendues à quelqu'un en dehors de la famille. Voir les notes d'introduction au livre pour plus d'informations.</w:t>
-      </w:r>
-      <w:r>
-        <w:rPr>
-          <w:lang w:val="fr_FR" w:bidi="fr_FR"/>
-        </w:rPr>
-      </w:r>
-      <w:r>
-        <w:rPr>
-          <w:lang w:val="fr_FR" w:bidi="fr_FR"/>
-        </w:rPr>
-      </w:r>
-    </w:p>
-    <w:p>
-      <w:pPr/>
-      <w:r>
-        <w:rPr>
-          <w:lang w:val="fr_FR" w:bidi="fr_FR"/>
-        </w:rPr>
-      </w:r>
-    </w:p>
-    <w:p>
-      <w:pPr>
-        <w:pStyle w:val="Heading2"/>
-      </w:pPr>
-      <w:r>
-        <w:rPr>
-          <w:lang w:val="fr_FR" w:bidi="fr_FR"/>
-        </w:rPr>
-        <w:t>Ruth : introduction au chapitre 3</w:t>
-      </w:r>
-      <w:r>
-        <w:rPr>
-          <w:lang w:val="fr_FR" w:bidi="fr_FR"/>
-        </w:rPr>
-      </w:r>
-    </w:p>
-    <w:p>
-      <w:pPr>
-        <w:pStyle w:val="Heading3"/>
-      </w:pPr>
-      <w:r>
-        <w:rPr>
-          <w:lang w:val="fr_FR" w:bidi="fr_FR"/>
-        </w:rPr>
-        <w:t>Concepts particuliers dans ce chapitre</w:t>
-      </w:r>
-    </w:p>
-    <w:p>
-      <w:pPr>
-        <w:pStyle w:val="Heading4"/>
-      </w:pPr>
-      <w:r>
-        <w:rPr>
-          <w:lang w:val="fr_FR" w:bidi="fr_FR"/>
-        </w:rPr>
-        <w:t>Intégrité de Boaz</w:t>
-      </w:r>
-    </w:p>
-    <w:p>
-      <w:pPr/>
-      <w:r>
-        <w:rPr>
-          <w:lang w:val="fr_FR" w:bidi="fr_FR"/>
-        </w:rPr>
-      </w:r>
-      <w:r>
-        <w:rPr>
-          <w:lang w:val="fr_FR" w:bidi="fr_FR"/>
-        </w:rPr>
-        <w:t>Dans ce chapitre, on voit que Boaz fait preuve d'une grande intégrité. En effet, il n'a pas de relations sexuelles avec Ruth avant leur mariage et il tient à préserver la bonne réputation de Ruth. Il pourvoit également généreusement pour Ruth et Naomi quand il donne à Ruth six mesures d'orge à ramener chez sa belle-mère. Dans ce chapitre, le caractère pieux de Boaz est mis en avant.</w:t>
-      </w:r>
-    </w:p>
-    <w:p>
-      <w:pPr>
-        <w:pStyle w:val="Heading3"/>
-      </w:pPr>
-      <w:r>
-        <w:rPr>
-          <w:lang w:val="fr_FR" w:bidi="fr_FR"/>
-        </w:rPr>
-        <w:t>Autres difficultés de traduction potentielles dans ce chapitre</w:t>
-      </w:r>
-    </w:p>
-    <w:p>
-      <w:pPr>
-        <w:pStyle w:val="Heading4"/>
-      </w:pPr>
-      <w:r>
-        <w:rPr>
-          <w:b/>
-          <w:lang w:val="fr_FR" w:bidi="fr_FR"/>
-        </w:rPr>
-        <w:t xml:space="preserve">« afin que tu fusses heureuse » </w:t>
-      </w:r>
-    </w:p>
-    <w:p>
-      <w:pPr/>
-      <w:r>
-        <w:rPr>
-          <w:lang w:val="fr_FR" w:bidi="fr_FR"/>
-        </w:rPr>
-      </w:r>
-      <w:r>
-        <w:rPr>
-          <w:lang w:val="fr_FR" w:bidi="fr_FR"/>
-        </w:rPr>
-        <w:t xml:space="preserve">Ou « afin que tu sois heureuse » ou « afin que tout aille bien pour toi ». Naomi souhaite que Ruth ait un foyer sûr, avec un bon mari qui prendra soin d'elle. Elle voit en Boaz le meilleur mari possible pour sa belle-fille. Elle pense aussi que Boaz, en tant que parent qui a le droit de rachat, a l'obligation d'épouser Ruth. C'est le cas, car même si Ruth est païenne de naissance, elle est entrée dans la famille de Naomi et dans la nation d'Israël. </w:t>
-      </w:r>
-    </w:p>
-    <w:p>
-      <w:pPr/>
-      <w:r>
-        <w:rPr>
-          <w:lang w:val="fr_FR" w:bidi="fr_FR"/>
-        </w:rPr>
-      </w:r>
-      <w:r>
-        <w:rPr>
-          <w:lang w:val="fr_FR" w:bidi="fr_FR"/>
-        </w:rPr>
-        <w:t xml:space="preserve">Voir : </w:t>
-      </w:r>
-      <w:r>
-        <w:rPr>
-          <w:lang w:val="fr_FR" w:bidi="fr_FR"/>
-        </w:rPr>
-        <w:t>Connaissances présupposées et informations implicites</w:t>
-      </w:r>
-      <w:r>
-        <w:rPr>
-          <w:lang w:val="fr_FR" w:bidi="fr_FR"/>
-        </w:rPr>
-      </w:r>
-      <w:r>
-        <w:rPr>
-          <w:lang w:val="fr_FR" w:bidi="fr_FR"/>
-        </w:rPr>
-      </w:r>
-    </w:p>
-    <w:p>
-      <w:pPr/>
-      <w:r>
-        <w:rPr>
-          <w:lang w:val="fr_FR" w:bidi="fr_FR"/>
-        </w:rPr>
-      </w:r>
-    </w:p>
-    <w:p>
-      <w:pPr>
-        <w:pStyle w:val="Heading2"/>
-      </w:pPr>
-      <w:r>
-        <w:rPr>
-          <w:lang w:val="fr_FR" w:bidi="fr_FR"/>
-        </w:rPr>
-        <w:t>Ruth : introduction au chapitre 4</w:t>
-      </w:r>
-      <w:r>
-        <w:rPr>
-          <w:lang w:val="fr_FR" w:bidi="fr_FR"/>
-        </w:rPr>
-      </w:r>
-    </w:p>
-    <w:p>
-      <w:pPr>
-        <w:pStyle w:val="Heading3"/>
-      </w:pPr>
-      <w:r>
-        <w:rPr>
-          <w:lang w:val="fr_FR" w:bidi="fr_FR"/>
-        </w:rPr>
-        <w:t>Concepts particuliers dans ce chapitre</w:t>
-      </w:r>
-    </w:p>
-    <w:p>
-      <w:pPr>
-        <w:pStyle w:val="Heading4"/>
-      </w:pPr>
-      <w:r>
-        <w:rPr>
-          <w:lang w:val="fr_FR" w:bidi="fr_FR"/>
-        </w:rPr>
-        <w:t>Le roi David</w:t>
-      </w:r>
-    </w:p>
-    <w:p>
-      <w:pPr/>
-      <w:r>
-        <w:rPr>
-          <w:lang w:val="fr_FR" w:bidi="fr_FR"/>
-        </w:rPr>
-      </w:r>
-      <w:r>
-        <w:rPr>
-          <w:lang w:val="fr_FR" w:bidi="fr_FR"/>
-        </w:rPr>
-        <w:t>Bien que moabite, Ruth devient l'ancêtre de David, le plus grand roi d'Israël. Il peut sembler surprenant qu'une étrangère fasse partie d'une lignée aussi importante, mais cela nous rappelle que Dieu aime tous les peuples. Ruth montre que sa foi en l'Éternel est grande, et le livre qui raconte son histoire montre que l'Éternel accueille tous ceux qui mettent leur confiance en lui.</w:t>
-      </w:r>
-    </w:p>
-    <w:p>
-      <w:pPr>
-        <w:pStyle w:val="Heading4"/>
-      </w:pPr>
-      <w:r>
-        <w:rPr>
-          <w:lang w:val="fr_FR" w:bidi="fr_FR"/>
-        </w:rPr>
-        <w:t>« tu l’acquerras en même temps de Ruth la Moabite »</w:t>
-      </w:r>
-    </w:p>
-    <w:p>
-      <w:pPr/>
-      <w:r>
-        <w:rPr>
-          <w:lang w:val="fr_FR" w:bidi="fr_FR"/>
-        </w:rPr>
-      </w:r>
-      <w:r>
-        <w:rPr>
-          <w:lang w:val="fr_FR" w:bidi="fr_FR"/>
-        </w:rPr>
-        <w:t>Avec le privilège d'utiliser les terres de la famille du défunt vient la responsabilité de prendre soin des veuves de la famille. Par conséquent, le parent qui souhaite utiliser la terre de Naomi doit également aider Ruth à avoir un fils pour que le nom du défunt ne disparaisse pas et que l'héritage de la famille soit préservé. Ce fils subviendrait également aux besoins de Ruth dans sa vieillesse.</w:t>
-      </w:r>
-    </w:p>
-    <w:p>
-      <w:pPr>
-        <w:pStyle w:val="Heading3"/>
-      </w:pPr>
-      <w:r>
-        <w:rPr>
-          <w:lang w:val="fr_FR" w:bidi="fr_FR"/>
-        </w:rPr>
-        <w:t>Autres difficultés de traduction potentielles dans ce chapitre</w:t>
-      </w:r>
-    </w:p>
-    <w:p>
-      <w:pPr>
-        <w:pStyle w:val="Heading4"/>
-      </w:pPr>
-      <w:r>
-        <w:rPr>
-          <w:lang w:val="fr_FR" w:bidi="fr_FR"/>
-        </w:rPr>
-        <w:t>« Autrefois en Israël »</w:t>
-      </w:r>
-    </w:p>
-    <w:p>
-      <w:pPr/>
-      <w:r>
-        <w:rPr>
-          <w:lang w:val="fr_FR" w:bidi="fr_FR"/>
-        </w:rPr>
-      </w:r>
-      <w:r>
-        <w:rPr>
-          <w:lang w:val="fr_FR" w:bidi="fr_FR"/>
-        </w:rPr>
-        <w:t>Le verset 7 du chapitre 4 est un commentaire de l'auteur du texte. Cela indique qu'un temps considérable s'est passé entre les événements qui se sont produits et le moment où ils ont été écrits. Pendant cette période de temps, les coutumes avaient changé. Réfléchissez à la manière de montrer qu'il s'agit là d'un commentaire à propos du récit plutôt que d'une partie du récit lui-même.</w:t>
       </w:r>
       <w:r>
         <w:rPr>

--- a/fra/docx/08.content.docx
+++ b/fra/docx/08.content.docx
@@ -1044,6 +1044,20 @@
       </w:r>
       <w:r>
         <w:rPr>
+          <w:lang w:val="fr_FR" w:bidi="fr_FR"/>
+        </w:rPr>
+        <w:t>בִּ⁠ימֵי֙ שְׁפֹ֣ט הַ⁠שֹּׁפְטִ֔ים</w:t>
+      </w:r>
+    </w:p>
+    <w:p>
+      <w:pPr/>
+      <w:r>
+        <w:rPr>
+          <w:lang w:val="fr_FR" w:bidi="fr_FR"/>
+        </w:rPr>
+      </w:r>
+      <w:r>
+        <w:rPr>
           <w:b/>
           <w:lang w:val="fr_FR" w:bidi="fr_FR"/>
         </w:rPr>
@@ -1166,6 +1180,20 @@
       </w:r>
       <w:r>
         <w:rPr>
+          <w:lang w:val="fr_FR" w:bidi="fr_FR"/>
+        </w:rPr>
+        <w:t>בָּ⁠אָ֑רֶץ</w:t>
+      </w:r>
+    </w:p>
+    <w:p>
+      <w:pPr/>
+      <w:r>
+        <w:rPr>
+          <w:lang w:val="fr_FR" w:bidi="fr_FR"/>
+        </w:rPr>
+      </w:r>
+      <w:r>
+        <w:rPr>
           <w:b/>
           <w:lang w:val="fr_FR" w:bidi="fr_FR"/>
         </w:rPr>
@@ -1262,6 +1290,20 @@
       </w:r>
       <w:r>
         <w:rPr>
+          <w:lang w:val="fr_FR" w:bidi="fr_FR"/>
+        </w:rPr>
+        <w:t>אִ֜ישׁ</w:t>
+      </w:r>
+    </w:p>
+    <w:p>
+      <w:pPr/>
+      <w:r>
+        <w:rPr>
+          <w:lang w:val="fr_FR" w:bidi="fr_FR"/>
+        </w:rPr>
+      </w:r>
+      <w:r>
+        <w:rPr>
           <w:b/>
           <w:lang w:val="fr_FR" w:bidi="fr_FR"/>
         </w:rPr>
@@ -1340,6 +1382,20 @@
         <w:rPr>
           <w:lang w:val="fr_FR" w:bidi="fr_FR"/>
         </w:rPr>
+      </w:r>
+    </w:p>
+    <w:p>
+      <w:pPr/>
+      <w:r>
+        <w:rPr>
+          <w:lang w:val="fr_FR" w:bidi="fr_FR"/>
+        </w:rPr>
+      </w:r>
+      <w:r>
+        <w:rPr>
+          <w:lang w:val="fr_FR" w:bidi="fr_FR"/>
+        </w:rPr>
+        <w:t>אֶפְרָתִ֔ים</w:t>
       </w:r>
     </w:p>
     <w:p>
@@ -2043,6 +2099,20 @@
       </w:r>
       <w:r>
         <w:rPr>
+          <w:lang w:val="fr_FR" w:bidi="fr_FR"/>
+        </w:rPr>
+        <w:t>וַ⁠תָּ֤קָם הִיא֙ וְ⁠כַלֹּתֶ֔י⁠הָ וַ⁠תָּ֖שָׁב</w:t>
+      </w:r>
+    </w:p>
+    <w:p>
+      <w:pPr/>
+      <w:r>
+        <w:rPr>
+          <w:lang w:val="fr_FR" w:bidi="fr_FR"/>
+        </w:rPr>
+      </w:r>
+      <w:r>
+        <w:rPr>
           <w:b/>
           <w:lang w:val="fr_FR" w:bidi="fr_FR"/>
         </w:rPr>
@@ -2394,6 +2464,20 @@
       </w:r>
       <w:r>
         <w:rPr>
+          <w:lang w:val="fr_FR" w:bidi="fr_FR"/>
+        </w:rPr>
+        <w:t>פָקַ֤ד &amp; אֶת־עַמּ֔⁠וֹ</w:t>
+      </w:r>
+    </w:p>
+    <w:p>
+      <w:pPr/>
+      <w:r>
+        <w:rPr>
+          <w:lang w:val="fr_FR" w:bidi="fr_FR"/>
+        </w:rPr>
+      </w:r>
+      <w:r>
+        <w:rPr>
           <w:b/>
           <w:lang w:val="fr_FR" w:bidi="fr_FR"/>
         </w:rPr>
@@ -2490,6 +2574,20 @@
       </w:r>
       <w:r>
         <w:rPr>
+          <w:lang w:val="fr_FR" w:bidi="fr_FR"/>
+        </w:rPr>
+        <w:t>לָ⁠תֵ֥ת לָ⁠הֶ֖ם לָֽחֶם</w:t>
+      </w:r>
+    </w:p>
+    <w:p>
+      <w:pPr/>
+      <w:r>
+        <w:rPr>
+          <w:lang w:val="fr_FR" w:bidi="fr_FR"/>
+        </w:rPr>
+      </w:r>
+      <w:r>
+        <w:rPr>
           <w:b/>
           <w:lang w:val="fr_FR" w:bidi="fr_FR"/>
         </w:rPr>
@@ -3004,6 +3102,20 @@
       </w:r>
       <w:r>
         <w:rPr>
+          <w:lang w:val="fr_FR" w:bidi="fr_FR"/>
+        </w:rPr>
+        <w:t>עִם־הַ⁠מֵּתִ֖ים</w:t>
+      </w:r>
+    </w:p>
+    <w:p>
+      <w:pPr/>
+      <w:r>
+        <w:rPr>
+          <w:lang w:val="fr_FR" w:bidi="fr_FR"/>
+        </w:rPr>
+      </w:r>
+      <w:r>
+        <w:rPr>
           <w:b/>
           <w:lang w:val="fr_FR" w:bidi="fr_FR"/>
         </w:rPr>
@@ -3100,6 +3212,20 @@
       </w:r>
       <w:r>
         <w:rPr>
+          <w:lang w:val="fr_FR" w:bidi="fr_FR"/>
+        </w:rPr>
+        <w:t>חֶ֔סֶד</w:t>
+      </w:r>
+    </w:p>
+    <w:p>
+      <w:pPr/>
+      <w:r>
+        <w:rPr>
+          <w:lang w:val="fr_FR" w:bidi="fr_FR"/>
+        </w:rPr>
+      </w:r>
+      <w:r>
+        <w:rPr>
           <w:b/>
           <w:lang w:val="fr_FR" w:bidi="fr_FR"/>
         </w:rPr>
@@ -3279,6 +3405,20 @@
       </w:r>
       <w:r>
         <w:rPr>
+          <w:lang w:val="fr_FR" w:bidi="fr_FR"/>
+        </w:rPr>
+        <w:t>וּ⁠מְצֶ֣אןָ מְנוּחָ֔ה</w:t>
+      </w:r>
+    </w:p>
+    <w:p>
+      <w:pPr/>
+      <w:r>
+        <w:rPr>
+          <w:lang w:val="fr_FR" w:bidi="fr_FR"/>
+        </w:rPr>
+      </w:r>
+      <w:r>
+        <w:rPr>
           <w:b/>
           <w:lang w:val="fr_FR" w:bidi="fr_FR"/>
         </w:rPr>
@@ -3375,6 +3515,20 @@
       </w:r>
       <w:r>
         <w:rPr>
+          <w:lang w:val="fr_FR" w:bidi="fr_FR"/>
+        </w:rPr>
+        <w:t>בֵּ֣ית אִישָׁ֑⁠הּ</w:t>
+      </w:r>
+    </w:p>
+    <w:p>
+      <w:pPr/>
+      <w:r>
+        <w:rPr>
+          <w:lang w:val="fr_FR" w:bidi="fr_FR"/>
+        </w:rPr>
+      </w:r>
+      <w:r>
+        <w:rPr>
           <w:b/>
           <w:lang w:val="fr_FR" w:bidi="fr_FR"/>
         </w:rPr>
@@ -3554,6 +3708,20 @@
       </w:r>
       <w:r>
         <w:rPr>
+          <w:lang w:val="fr_FR" w:bidi="fr_FR"/>
+        </w:rPr>
+        <w:t>נָשׁ֖וּב</w:t>
+      </w:r>
+    </w:p>
+    <w:p>
+      <w:pPr/>
+      <w:r>
+        <w:rPr>
+          <w:lang w:val="fr_FR" w:bidi="fr_FR"/>
+        </w:rPr>
+      </w:r>
+      <w:r>
+        <w:rPr>
           <w:b/>
           <w:lang w:val="fr_FR" w:bidi="fr_FR"/>
         </w:rPr>
@@ -3663,6 +3831,20 @@
       </w:r>
       <w:r>
         <w:rPr>
+          <w:lang w:val="fr_FR" w:bidi="fr_FR"/>
+        </w:rPr>
+        <w:t>וַ⁠תֹּאמַ֖רְנָה</w:t>
+      </w:r>
+    </w:p>
+    <w:p>
+      <w:pPr/>
+      <w:r>
+        <w:rPr>
+          <w:lang w:val="fr_FR" w:bidi="fr_FR"/>
+        </w:rPr>
+      </w:r>
+      <w:r>
+        <w:rPr>
           <w:b/>
           <w:lang w:val="fr_FR" w:bidi="fr_FR"/>
         </w:rPr>
@@ -3759,6 +3941,20 @@
       </w:r>
       <w:r>
         <w:rPr>
+          <w:lang w:val="fr_FR" w:bidi="fr_FR"/>
+        </w:rPr>
+        <w:t>כִּי</w:t>
+      </w:r>
+    </w:p>
+    <w:p>
+      <w:pPr/>
+      <w:r>
+        <w:rPr>
+          <w:lang w:val="fr_FR" w:bidi="fr_FR"/>
+        </w:rPr>
+      </w:r>
+      <w:r>
+        <w:rPr>
           <w:b/>
           <w:lang w:val="fr_FR" w:bidi="fr_FR"/>
         </w:rPr>
@@ -3855,6 +4051,20 @@
       </w:r>
       <w:r>
         <w:rPr>
+          <w:lang w:val="fr_FR" w:bidi="fr_FR"/>
+        </w:rPr>
+        <w:t>וַ⁠תֹּ֤אמֶר נָעֳמִי֙</w:t>
+      </w:r>
+    </w:p>
+    <w:p>
+      <w:pPr/>
+      <w:r>
+        <w:rPr>
+          <w:lang w:val="fr_FR" w:bidi="fr_FR"/>
+        </w:rPr>
+      </w:r>
+      <w:r>
+        <w:rPr>
           <w:b/>
           <w:lang w:val="fr_FR" w:bidi="fr_FR"/>
         </w:rPr>
@@ -3938,6 +4148,20 @@
       </w:r>
       <w:r>
         <w:rPr>
+          <w:lang w:val="fr_FR" w:bidi="fr_FR"/>
+        </w:rPr>
+        <w:t>בְנֹתַ֔⁠י</w:t>
+      </w:r>
+    </w:p>
+    <w:p>
+      <w:pPr/>
+      <w:r>
+        <w:rPr>
+          <w:lang w:val="fr_FR" w:bidi="fr_FR"/>
+        </w:rPr>
+      </w:r>
+      <w:r>
+        <w:rPr>
           <w:b/>
           <w:lang w:val="fr_FR" w:bidi="fr_FR"/>
         </w:rPr>
@@ -4014,6 +4238,20 @@
       </w:r>
       <w:r>
         <w:rPr>
+          <w:lang w:val="fr_FR" w:bidi="fr_FR"/>
+        </w:rPr>
+        <w:t>לָ֥⁠מָּה תֵלַ֖כְנָה עִמִּ֑⁠י</w:t>
+      </w:r>
+    </w:p>
+    <w:p>
+      <w:pPr/>
+      <w:r>
+        <w:rPr>
+          <w:lang w:val="fr_FR" w:bidi="fr_FR"/>
+        </w:rPr>
+      </w:r>
+      <w:r>
+        <w:rPr>
           <w:b/>
           <w:lang w:val="fr_FR" w:bidi="fr_FR"/>
         </w:rPr>
@@ -4180,6 +4418,20 @@
       </w:r>
       <w:r>
         <w:rPr>
+          <w:lang w:val="fr_FR" w:bidi="fr_FR"/>
+        </w:rPr>
+        <w:t>זָקַ֖נְתִּי מִ⁠הְי֣וֹת לְ⁠אִ֑ישׁ</w:t>
+      </w:r>
+    </w:p>
+    <w:p>
+      <w:pPr/>
+      <w:r>
+        <w:rPr>
+          <w:lang w:val="fr_FR" w:bidi="fr_FR"/>
+        </w:rPr>
+      </w:r>
+      <w:r>
+        <w:rPr>
           <w:b/>
           <w:lang w:val="fr_FR" w:bidi="fr_FR"/>
         </w:rPr>
@@ -4749,6 +5001,20 @@
       </w:r>
       <w:r>
         <w:rPr>
+          <w:lang w:val="fr_FR" w:bidi="fr_FR"/>
+        </w:rPr>
+        <w:t>יָצְאָ֥ה בִ֖⁠י יַד־יְהוָֽה</w:t>
+      </w:r>
+    </w:p>
+    <w:p>
+      <w:pPr/>
+      <w:r>
+        <w:rPr>
+          <w:lang w:val="fr_FR" w:bidi="fr_FR"/>
+        </w:rPr>
+      </w:r>
+      <w:r>
+        <w:rPr>
           <w:b/>
           <w:lang w:val="fr_FR" w:bidi="fr_FR"/>
         </w:rPr>
@@ -4928,6 +5194,20 @@
       </w:r>
       <w:r>
         <w:rPr>
+          <w:lang w:val="fr_FR" w:bidi="fr_FR"/>
+        </w:rPr>
+        <w:t>וַ⁠תִּשֶּׂ֣נָה קוֹלָ֔⁠ן וַ⁠תִּבְכֶּ֖ינָה</w:t>
+      </w:r>
+    </w:p>
+    <w:p>
+      <w:pPr/>
+      <w:r>
+        <w:rPr>
+          <w:lang w:val="fr_FR" w:bidi="fr_FR"/>
+        </w:rPr>
+      </w:r>
+      <w:r>
+        <w:rPr>
           <w:b/>
           <w:lang w:val="fr_FR" w:bidi="fr_FR"/>
         </w:rPr>
@@ -5000,6 +5280,20 @@
         <w:rPr>
           <w:lang w:val="fr_FR" w:bidi="fr_FR"/>
         </w:rPr>
+      </w:r>
+    </w:p>
+    <w:p>
+      <w:pPr/>
+      <w:r>
+        <w:rPr>
+          <w:lang w:val="fr_FR" w:bidi="fr_FR"/>
+        </w:rPr>
+      </w:r>
+      <w:r>
+        <w:rPr>
+          <w:lang w:val="fr_FR" w:bidi="fr_FR"/>
+        </w:rPr>
+        <w:t>וְ⁠ר֖וּת דָּ֥בְקָה בָּֽ⁠הּ</w:t>
       </w:r>
     </w:p>
     <w:p>
@@ -5134,6 +5428,20 @@
       </w:r>
       <w:r>
         <w:rPr>
+          <w:lang w:val="fr_FR" w:bidi="fr_FR"/>
+        </w:rPr>
+        <w:t>הִנֵּה֙</w:t>
+      </w:r>
+    </w:p>
+    <w:p>
+      <w:pPr/>
+      <w:r>
+        <w:rPr>
+          <w:lang w:val="fr_FR" w:bidi="fr_FR"/>
+        </w:rPr>
+      </w:r>
+      <w:r>
+        <w:rPr>
           <w:b/>
           <w:lang w:val="fr_FR" w:bidi="fr_FR"/>
         </w:rPr>
@@ -5230,6 +5538,20 @@
       </w:r>
       <w:r>
         <w:rPr>
+          <w:lang w:val="fr_FR" w:bidi="fr_FR"/>
+        </w:rPr>
+        <w:t>יְבִמְתֵּ֔⁠ךְ</w:t>
+      </w:r>
+    </w:p>
+    <w:p>
+      <w:pPr/>
+      <w:r>
+        <w:rPr>
+          <w:lang w:val="fr_FR" w:bidi="fr_FR"/>
+        </w:rPr>
+      </w:r>
+      <w:r>
+        <w:rPr>
           <w:b/>
           <w:lang w:val="fr_FR" w:bidi="fr_FR"/>
         </w:rPr>
@@ -5326,6 +5648,20 @@
       </w:r>
       <w:r>
         <w:rPr>
+          <w:lang w:val="fr_FR" w:bidi="fr_FR"/>
+        </w:rPr>
+        <w:t>עַמָּ֖⁠הּ</w:t>
+      </w:r>
+    </w:p>
+    <w:p>
+      <w:pPr/>
+      <w:r>
+        <w:rPr>
+          <w:lang w:val="fr_FR" w:bidi="fr_FR"/>
+        </w:rPr>
+      </w:r>
+      <w:r>
+        <w:rPr>
           <w:b/>
           <w:lang w:val="fr_FR" w:bidi="fr_FR"/>
         </w:rPr>
@@ -5422,6 +5758,20 @@
       </w:r>
       <w:r>
         <w:rPr>
+          <w:lang w:val="fr_FR" w:bidi="fr_FR"/>
+        </w:rPr>
+        <w:t>אֱלֹהֶ֑י⁠הָ</w:t>
+      </w:r>
+    </w:p>
+    <w:p>
+      <w:pPr/>
+      <w:r>
+        <w:rPr>
+          <w:lang w:val="fr_FR" w:bidi="fr_FR"/>
+        </w:rPr>
+      </w:r>
+      <w:r>
+        <w:rPr>
           <w:b/>
           <w:lang w:val="fr_FR" w:bidi="fr_FR"/>
         </w:rPr>
@@ -5518,6 +5868,20 @@
       </w:r>
       <w:r>
         <w:rPr>
+          <w:lang w:val="fr_FR" w:bidi="fr_FR"/>
+        </w:rPr>
+        <w:t>אֱלֹהֶ֑י⁠הָ</w:t>
+      </w:r>
+    </w:p>
+    <w:p>
+      <w:pPr/>
+      <w:r>
+        <w:rPr>
+          <w:lang w:val="fr_FR" w:bidi="fr_FR"/>
+        </w:rPr>
+      </w:r>
+      <w:r>
+        <w:rPr>
           <w:b/>
           <w:lang w:val="fr_FR" w:bidi="fr_FR"/>
         </w:rPr>
@@ -5691,6 +6055,20 @@
       </w:r>
       <w:r>
         <w:rPr>
+          <w:lang w:val="fr_FR" w:bidi="fr_FR"/>
+        </w:rPr>
+        <w:t>לְ⁠עָזְבֵ֖⁠ךְ לָ⁠שׁ֣וּב מֵ⁠אַחֲרָ֑יִ⁠ךְ</w:t>
+      </w:r>
+    </w:p>
+    <w:p>
+      <w:pPr/>
+      <w:r>
+        <w:rPr>
+          <w:lang w:val="fr_FR" w:bidi="fr_FR"/>
+        </w:rPr>
+      </w:r>
+      <w:r>
+        <w:rPr>
           <w:b/>
           <w:lang w:val="fr_FR" w:bidi="fr_FR"/>
         </w:rPr>
@@ -5897,6 +6275,20 @@
       </w:r>
       <w:r>
         <w:rPr>
+          <w:lang w:val="fr_FR" w:bidi="fr_FR"/>
+        </w:rPr>
+        <w:t>כֹּה֩ יַעֲשֶׂ֨ה יְהוָ֥ה לִ⁠י֙ וְ⁠כֹ֣ה יֹסִ֔יף</w:t>
+      </w:r>
+    </w:p>
+    <w:p>
+      <w:pPr/>
+      <w:r>
+        <w:rPr>
+          <w:lang w:val="fr_FR" w:bidi="fr_FR"/>
+        </w:rPr>
+      </w:r>
+      <w:r>
+        <w:rPr>
           <w:b/>
           <w:lang w:val="fr_FR" w:bidi="fr_FR"/>
         </w:rPr>
@@ -5983,6 +6375,20 @@
         <w:rPr>
           <w:lang w:val="fr_FR" w:bidi="fr_FR"/>
         </w:rPr>
+      </w:r>
+    </w:p>
+    <w:p>
+      <w:pPr/>
+      <w:r>
+        <w:rPr>
+          <w:lang w:val="fr_FR" w:bidi="fr_FR"/>
+        </w:rPr>
+      </w:r>
+      <w:r>
+        <w:rPr>
+          <w:lang w:val="fr_FR" w:bidi="fr_FR"/>
+        </w:rPr>
+        <w:t>כִּ֣י הַ⁠מָּ֔וֶת יַפְרִ֖יד בֵּינִ֥⁠י וּ⁠בֵינֵֽ⁠ךְ</w:t>
       </w:r>
     </w:p>
     <w:p>
@@ -6131,6 +6537,20 @@
       </w:r>
       <w:r>
         <w:rPr>
+          <w:lang w:val="fr_FR" w:bidi="fr_FR"/>
+        </w:rPr>
+        <w:t>יַפְרִ֖יד בֵּינִ֥⁠י וּ⁠בֵינֵֽ⁠ךְ</w:t>
+      </w:r>
+    </w:p>
+    <w:p>
+      <w:pPr/>
+      <w:r>
+        <w:rPr>
+          <w:lang w:val="fr_FR" w:bidi="fr_FR"/>
+        </w:rPr>
+      </w:r>
+      <w:r>
+        <w:rPr>
           <w:b/>
           <w:lang w:val="fr_FR" w:bidi="fr_FR"/>
         </w:rPr>
@@ -6325,6 +6745,20 @@
       </w:r>
       <w:r>
         <w:rPr>
+          <w:lang w:val="fr_FR" w:bidi="fr_FR"/>
+        </w:rPr>
+        <w:t>וַ⁠תֶּחְדַּ֖ל לְ⁠דַבֵּ֥ר אֵלֶֽי⁠הָ</w:t>
+      </w:r>
+    </w:p>
+    <w:p>
+      <w:pPr/>
+      <w:r>
+        <w:rPr>
+          <w:lang w:val="fr_FR" w:bidi="fr_FR"/>
+        </w:rPr>
+      </w:r>
+      <w:r>
+        <w:rPr>
           <w:b/>
           <w:lang w:val="fr_FR" w:bidi="fr_FR"/>
         </w:rPr>
@@ -6462,6 +6896,20 @@
       </w:r>
       <w:r>
         <w:rPr>
+          <w:lang w:val="fr_FR" w:bidi="fr_FR"/>
+        </w:rPr>
+        <w:t>וַ⁠יְהִ֗י</w:t>
+      </w:r>
+    </w:p>
+    <w:p>
+      <w:pPr/>
+      <w:r>
+        <w:rPr>
+          <w:lang w:val="fr_FR" w:bidi="fr_FR"/>
+        </w:rPr>
+      </w:r>
+      <w:r>
+        <w:rPr>
           <w:b/>
           <w:lang w:val="fr_FR" w:bidi="fr_FR"/>
         </w:rPr>
@@ -6558,6 +7006,20 @@
       </w:r>
       <w:r>
         <w:rPr>
+          <w:lang w:val="fr_FR" w:bidi="fr_FR"/>
+        </w:rPr>
+        <w:t>כְּ⁠בֹאָ֨⁠נָה֙ בֵּ֣ית לֶ֔חֶם</w:t>
+      </w:r>
+    </w:p>
+    <w:p>
+      <w:pPr/>
+      <w:r>
+        <w:rPr>
+          <w:lang w:val="fr_FR" w:bidi="fr_FR"/>
+        </w:rPr>
+      </w:r>
+      <w:r>
+        <w:rPr>
           <w:b/>
           <w:lang w:val="fr_FR" w:bidi="fr_FR"/>
         </w:rPr>
@@ -6653,6 +7115,20 @@
       </w:r>
       <w:r>
         <w:rPr>
+          <w:lang w:val="fr_FR" w:bidi="fr_FR"/>
+        </w:rPr>
+        <w:t>כָּל־הָ⁠עִיר֙</w:t>
+      </w:r>
+    </w:p>
+    <w:p>
+      <w:pPr/>
+      <w:r>
+        <w:rPr>
+          <w:lang w:val="fr_FR" w:bidi="fr_FR"/>
+        </w:rPr>
+      </w:r>
+      <w:r>
+        <w:rPr>
           <w:b/>
           <w:lang w:val="fr_FR" w:bidi="fr_FR"/>
         </w:rPr>
@@ -6761,6 +7237,20 @@
       </w:r>
       <w:r>
         <w:rPr>
+          <w:lang w:val="fr_FR" w:bidi="fr_FR"/>
+        </w:rPr>
+        <w:t>כָּל־הָ⁠עִיר֙</w:t>
+      </w:r>
+    </w:p>
+    <w:p>
+      <w:pPr/>
+      <w:r>
+        <w:rPr>
+          <w:lang w:val="fr_FR" w:bidi="fr_FR"/>
+        </w:rPr>
+      </w:r>
+      <w:r>
+        <w:rPr>
           <w:b/>
           <w:lang w:val="fr_FR" w:bidi="fr_FR"/>
         </w:rPr>
@@ -6857,6 +7347,20 @@
       </w:r>
       <w:r>
         <w:rPr>
+          <w:lang w:val="fr_FR" w:bidi="fr_FR"/>
+        </w:rPr>
+        <w:t>הֲ⁠זֹ֥את נָעֳמִֽי</w:t>
+      </w:r>
+    </w:p>
+    <w:p>
+      <w:pPr/>
+      <w:r>
+        <w:rPr>
+          <w:lang w:val="fr_FR" w:bidi="fr_FR"/>
+        </w:rPr>
+      </w:r>
+      <w:r>
+        <w:rPr>
           <w:b/>
           <w:lang w:val="fr_FR" w:bidi="fr_FR"/>
         </w:rPr>
@@ -6940,6 +7444,20 @@
       </w:r>
       <w:r>
         <w:rPr>
+          <w:lang w:val="fr_FR" w:bidi="fr_FR"/>
+        </w:rPr>
+        <w:t>אַל־תִּקְרֶ֥אנָה לִ֖⁠י נָעֳמִ֑י</w:t>
+      </w:r>
+    </w:p>
+    <w:p>
+      <w:pPr/>
+      <w:r>
+        <w:rPr>
+          <w:lang w:val="fr_FR" w:bidi="fr_FR"/>
+        </w:rPr>
+      </w:r>
+      <w:r>
+        <w:rPr>
           <w:b/>
           <w:lang w:val="fr_FR" w:bidi="fr_FR"/>
         </w:rPr>
@@ -7036,6 +7554,20 @@
       </w:r>
       <w:r>
         <w:rPr>
+          <w:lang w:val="fr_FR" w:bidi="fr_FR"/>
+        </w:rPr>
+        <w:t>מָרָ֔א</w:t>
+      </w:r>
+    </w:p>
+    <w:p>
+      <w:pPr/>
+      <w:r>
+        <w:rPr>
+          <w:lang w:val="fr_FR" w:bidi="fr_FR"/>
+        </w:rPr>
+      </w:r>
+      <w:r>
+        <w:rPr>
           <w:b/>
           <w:lang w:val="fr_FR" w:bidi="fr_FR"/>
         </w:rPr>
@@ -7255,6 +7787,20 @@
       </w:r>
       <w:r>
         <w:rPr>
+          <w:lang w:val="fr_FR" w:bidi="fr_FR"/>
+        </w:rPr>
+        <w:t>לָ֣⁠מָּה תִקְרֶ֤אנָה לִ⁠י֙ נָעֳמִ֔י</w:t>
+      </w:r>
+    </w:p>
+    <w:p>
+      <w:pPr/>
+      <w:r>
+        <w:rPr>
+          <w:lang w:val="fr_FR" w:bidi="fr_FR"/>
+        </w:rPr>
+      </w:r>
+      <w:r>
+        <w:rPr>
           <w:b/>
           <w:lang w:val="fr_FR" w:bidi="fr_FR"/>
         </w:rPr>
@@ -7486,6 +8032,20 @@
       </w:r>
       <w:r>
         <w:rPr>
+          <w:lang w:val="fr_FR" w:bidi="fr_FR"/>
+        </w:rPr>
+        <w:t>עָ֣נָה בִ֔⁠י</w:t>
+      </w:r>
+    </w:p>
+    <w:p>
+      <w:pPr/>
+      <w:r>
+        <w:rPr>
+          <w:lang w:val="fr_FR" w:bidi="fr_FR"/>
+        </w:rPr>
+      </w:r>
+      <w:r>
+        <w:rPr>
           <w:b/>
           <w:lang w:val="fr_FR" w:bidi="fr_FR"/>
         </w:rPr>
@@ -8318,6 +8878,20 @@
       </w:r>
       <w:r>
         <w:rPr>
+          <w:lang w:val="fr_FR" w:bidi="fr_FR"/>
+        </w:rPr>
+        <w:t>אִ֚ישׁ גִּבּ֣וֹר חַ֔יִל</w:t>
+      </w:r>
+    </w:p>
+    <w:p>
+      <w:pPr/>
+      <w:r>
+        <w:rPr>
+          <w:lang w:val="fr_FR" w:bidi="fr_FR"/>
+        </w:rPr>
+      </w:r>
+      <w:r>
+        <w:rPr>
           <w:b/>
           <w:lang w:val="fr_FR" w:bidi="fr_FR"/>
         </w:rPr>
@@ -8426,6 +9000,20 @@
       </w:r>
       <w:r>
         <w:rPr>
+          <w:lang w:val="fr_FR" w:bidi="fr_FR"/>
+        </w:rPr>
+        <w:t>מִ⁠מִּשְׁפַּ֖חַת אֱלִימֶ֑לֶךְ</w:t>
+      </w:r>
+    </w:p>
+    <w:p>
+      <w:pPr/>
+      <w:r>
+        <w:rPr>
+          <w:lang w:val="fr_FR" w:bidi="fr_FR"/>
+        </w:rPr>
+      </w:r>
+      <w:r>
+        <w:rPr>
           <w:b/>
           <w:lang w:val="fr_FR" w:bidi="fr_FR"/>
         </w:rPr>
@@ -8522,6 +9110,20 @@
       </w:r>
       <w:r>
         <w:rPr>
+          <w:lang w:val="fr_FR" w:bidi="fr_FR"/>
+        </w:rPr>
+        <w:t>ר֨וּת הַ⁠מּוֹאֲבִיָּ֜ה</w:t>
+      </w:r>
+    </w:p>
+    <w:p>
+      <w:pPr/>
+      <w:r>
+        <w:rPr>
+          <w:lang w:val="fr_FR" w:bidi="fr_FR"/>
+        </w:rPr>
+      </w:r>
+      <w:r>
+        <w:rPr>
           <w:b/>
           <w:lang w:val="fr_FR" w:bidi="fr_FR"/>
         </w:rPr>
@@ -8668,6 +9270,20 @@
       </w:r>
       <w:r>
         <w:rPr>
+          <w:lang w:val="fr_FR" w:bidi="fr_FR"/>
+        </w:rPr>
+        <w:t>אֲשֶׁ֥ר אֶמְצָא־חֵ֖ן בְּ⁠עֵינָ֑י⁠ו</w:t>
+      </w:r>
+    </w:p>
+    <w:p>
+      <w:pPr/>
+      <w:r>
+        <w:rPr>
+          <w:lang w:val="fr_FR" w:bidi="fr_FR"/>
+        </w:rPr>
+      </w:r>
+      <w:r>
+        <w:rPr>
           <w:b/>
           <w:lang w:val="fr_FR" w:bidi="fr_FR"/>
         </w:rPr>
@@ -8764,6 +9380,20 @@
       </w:r>
       <w:r>
         <w:rPr>
+          <w:lang w:val="fr_FR" w:bidi="fr_FR"/>
+        </w:rPr>
+        <w:t>בִתִּֽ⁠י</w:t>
+      </w:r>
+    </w:p>
+    <w:p>
+      <w:pPr/>
+      <w:r>
+        <w:rPr>
+          <w:lang w:val="fr_FR" w:bidi="fr_FR"/>
+        </w:rPr>
+      </w:r>
+      <w:r>
+        <w:rPr>
           <w:b/>
           <w:lang w:val="fr_FR" w:bidi="fr_FR"/>
         </w:rPr>
@@ -8847,6 +9477,20 @@
       </w:r>
       <w:r>
         <w:rPr>
+          <w:lang w:val="fr_FR" w:bidi="fr_FR"/>
+        </w:rPr>
+        <w:t>וַ⁠יִּ֣קֶר מִקְרֶ֔⁠הָ</w:t>
+      </w:r>
+    </w:p>
+    <w:p>
+      <w:pPr/>
+      <w:r>
+        <w:rPr>
+          <w:lang w:val="fr_FR" w:bidi="fr_FR"/>
+        </w:rPr>
+      </w:r>
+      <w:r>
+        <w:rPr>
           <w:b/>
           <w:lang w:val="fr_FR" w:bidi="fr_FR"/>
         </w:rPr>
@@ -8958,6 +9602,20 @@
         <w:rPr>
           <w:lang w:val="fr_FR" w:bidi="fr_FR"/>
         </w:rPr>
+      </w:r>
+    </w:p>
+    <w:p>
+      <w:pPr/>
+      <w:r>
+        <w:rPr>
+          <w:lang w:val="fr_FR" w:bidi="fr_FR"/>
+        </w:rPr>
+      </w:r>
+      <w:r>
+        <w:rPr>
+          <w:lang w:val="fr_FR" w:bidi="fr_FR"/>
+        </w:rPr>
+        <w:t>מִ⁠מִּשְׁפַּ֥חַת אֱלִימֶֽלֶךְ</w:t>
       </w:r>
     </w:p>
     <w:p>
@@ -9159,6 +9817,20 @@
       </w:r>
       <w:r>
         <w:rPr>
+          <w:lang w:val="fr_FR" w:bidi="fr_FR"/>
+        </w:rPr>
+        <w:t>וְ⁠הִנֵּה</w:t>
+      </w:r>
+    </w:p>
+    <w:p>
+      <w:pPr/>
+      <w:r>
+        <w:rPr>
+          <w:lang w:val="fr_FR" w:bidi="fr_FR"/>
+        </w:rPr>
+      </w:r>
+      <w:r>
+        <w:rPr>
           <w:b/>
           <w:lang w:val="fr_FR" w:bidi="fr_FR"/>
         </w:rPr>
@@ -9255,6 +9927,20 @@
       </w:r>
       <w:r>
         <w:rPr>
+          <w:lang w:val="fr_FR" w:bidi="fr_FR"/>
+        </w:rPr>
+        <w:t>בָּ֚א מִ⁠בֵּ֣ית לֶ֔חֶם</w:t>
+      </w:r>
+    </w:p>
+    <w:p>
+      <w:pPr/>
+      <w:r>
+        <w:rPr>
+          <w:lang w:val="fr_FR" w:bidi="fr_FR"/>
+        </w:rPr>
+      </w:r>
+      <w:r>
+        <w:rPr>
           <w:b/>
           <w:lang w:val="fr_FR" w:bidi="fr_FR"/>
         </w:rPr>
@@ -9338,6 +10024,20 @@
       </w:r>
       <w:r>
         <w:rPr>
+          <w:lang w:val="fr_FR" w:bidi="fr_FR"/>
+        </w:rPr>
+        <w:t>יְהוָ֣ה עִמָּ⁠כֶ֑ם</w:t>
+      </w:r>
+    </w:p>
+    <w:p>
+      <w:pPr/>
+      <w:r>
+        <w:rPr>
+          <w:lang w:val="fr_FR" w:bidi="fr_FR"/>
+        </w:rPr>
+      </w:r>
+      <w:r>
+        <w:rPr>
           <w:b/>
           <w:lang w:val="fr_FR" w:bidi="fr_FR"/>
         </w:rPr>
@@ -9421,6 +10121,20 @@
       </w:r>
       <w:r>
         <w:rPr>
+          <w:lang w:val="fr_FR" w:bidi="fr_FR"/>
+        </w:rPr>
+        <w:t>יְבָרֶכְ⁠ךָ֥ יְהוָֽה</w:t>
+      </w:r>
+    </w:p>
+    <w:p>
+      <w:pPr/>
+      <w:r>
+        <w:rPr>
+          <w:lang w:val="fr_FR" w:bidi="fr_FR"/>
+        </w:rPr>
+      </w:r>
+      <w:r>
+        <w:rPr>
           <w:b/>
           <w:lang w:val="fr_FR" w:bidi="fr_FR"/>
         </w:rPr>
@@ -9504,6 +10218,20 @@
       </w:r>
       <w:r>
         <w:rPr>
+          <w:lang w:val="fr_FR" w:bidi="fr_FR"/>
+        </w:rPr>
+        <w:t>הַ⁠נִּצָּ֖ב עַל</w:t>
+      </w:r>
+    </w:p>
+    <w:p>
+      <w:pPr/>
+      <w:r>
+        <w:rPr>
+          <w:lang w:val="fr_FR" w:bidi="fr_FR"/>
+        </w:rPr>
+      </w:r>
+      <w:r>
+        <w:rPr>
           <w:b/>
           <w:lang w:val="fr_FR" w:bidi="fr_FR"/>
         </w:rPr>
@@ -9683,6 +10411,20 @@
       </w:r>
       <w:r>
         <w:rPr>
+          <w:lang w:val="fr_FR" w:bidi="fr_FR"/>
+        </w:rPr>
+        <w:t>וַ⁠יַּ֗עַן &amp; וַ⁠יֹּאמַ֑ר</w:t>
+      </w:r>
+    </w:p>
+    <w:p>
+      <w:pPr/>
+      <w:r>
+        <w:rPr>
+          <w:lang w:val="fr_FR" w:bidi="fr_FR"/>
+        </w:rPr>
+      </w:r>
+      <w:r>
+        <w:rPr>
           <w:b/>
           <w:lang w:val="fr_FR" w:bidi="fr_FR"/>
         </w:rPr>
@@ -9876,6 +10618,20 @@
       </w:r>
       <w:r>
         <w:rPr>
+          <w:lang w:val="fr_FR" w:bidi="fr_FR"/>
+        </w:rPr>
+        <w:t>אֲלַקֳטָה־נָּא֙ וְ⁠אָסַפְתִּ֣י</w:t>
+      </w:r>
+    </w:p>
+    <w:p>
+      <w:pPr/>
+      <w:r>
+        <w:rPr>
+          <w:lang w:val="fr_FR" w:bidi="fr_FR"/>
+        </w:rPr>
+      </w:r>
+      <w:r>
+        <w:rPr>
           <w:b/>
           <w:lang w:val="fr_FR" w:bidi="fr_FR"/>
         </w:rPr>
@@ -10083,6 +10839,20 @@
       </w:r>
       <w:r>
         <w:rPr>
+          <w:lang w:val="fr_FR" w:bidi="fr_FR"/>
+        </w:rPr>
+        <w:t>הֲ⁠ל֧וֹא שָׁמַ֣עַתְּ בִּתִּ֗⁠י</w:t>
+      </w:r>
+    </w:p>
+    <w:p>
+      <w:pPr/>
+      <w:r>
+        <w:rPr>
+          <w:lang w:val="fr_FR" w:bidi="fr_FR"/>
+        </w:rPr>
+      </w:r>
+      <w:r>
+        <w:rPr>
           <w:b/>
           <w:lang w:val="fr_FR" w:bidi="fr_FR"/>
         </w:rPr>
@@ -10180,6 +10950,20 @@
       </w:r>
       <w:r>
         <w:rPr>
+          <w:lang w:val="fr_FR" w:bidi="fr_FR"/>
+        </w:rPr>
+        <w:t>בִּתִּ֗⁠י</w:t>
+      </w:r>
+    </w:p>
+    <w:p>
+      <w:pPr/>
+      <w:r>
+        <w:rPr>
+          <w:lang w:val="fr_FR" w:bidi="fr_FR"/>
+        </w:rPr>
+      </w:r>
+      <w:r>
+        <w:rPr>
           <w:b/>
           <w:lang w:val="fr_FR" w:bidi="fr_FR"/>
         </w:rPr>
@@ -10276,6 +11060,20 @@
       </w:r>
       <w:r>
         <w:rPr>
+          <w:lang w:val="fr_FR" w:bidi="fr_FR"/>
+        </w:rPr>
+        <w:t>עֵינַ֜יִ⁠ךְ בַּ⁠שָּׂדֶ֤ה</w:t>
+      </w:r>
+    </w:p>
+    <w:p>
+      <w:pPr/>
+      <w:r>
+        <w:rPr>
+          <w:lang w:val="fr_FR" w:bidi="fr_FR"/>
+        </w:rPr>
+      </w:r>
+      <w:r>
+        <w:rPr>
           <w:b/>
           <w:lang w:val="fr_FR" w:bidi="fr_FR"/>
         </w:rPr>
@@ -10386,6 +11184,20 @@
       </w:r>
       <w:r>
         <w:rPr>
+          <w:lang w:val="fr_FR" w:bidi="fr_FR"/>
+        </w:rPr>
+        <w:t>אַחֲרֵי⁠הֶ֔ן</w:t>
+      </w:r>
+    </w:p>
+    <w:p>
+      <w:pPr/>
+      <w:r>
+        <w:rPr>
+          <w:lang w:val="fr_FR" w:bidi="fr_FR"/>
+        </w:rPr>
+      </w:r>
+      <w:r>
+        <w:rPr>
           <w:b/>
           <w:lang w:val="fr_FR" w:bidi="fr_FR"/>
         </w:rPr>
@@ -10482,6 +11294,20 @@
       </w:r>
       <w:r>
         <w:rPr>
+          <w:lang w:val="fr_FR" w:bidi="fr_FR"/>
+        </w:rPr>
+        <w:t>הֲ⁠ל֥וֹא צִוִּ֛יתִי אֶת־הַ⁠נְּעָרִ֖ים לְ⁠בִלְתִּ֣י נָגְעֵ֑⁠ךְ</w:t>
+      </w:r>
+    </w:p>
+    <w:p>
+      <w:pPr/>
+      <w:r>
+        <w:rPr>
+          <w:lang w:val="fr_FR" w:bidi="fr_FR"/>
+        </w:rPr>
+      </w:r>
+      <w:r>
+        <w:rPr>
           <w:b/>
           <w:lang w:val="fr_FR" w:bidi="fr_FR"/>
         </w:rPr>
@@ -10579,6 +11405,20 @@
       </w:r>
       <w:r>
         <w:rPr>
+          <w:lang w:val="fr_FR" w:bidi="fr_FR"/>
+        </w:rPr>
+        <w:t>אֶת־הַ⁠נְּעָרִ֖ים</w:t>
+      </w:r>
+    </w:p>
+    <w:p>
+      <w:pPr/>
+      <w:r>
+        <w:rPr>
+          <w:lang w:val="fr_FR" w:bidi="fr_FR"/>
+        </w:rPr>
+      </w:r>
+      <w:r>
+        <w:rPr>
           <w:b/>
           <w:lang w:val="fr_FR" w:bidi="fr_FR"/>
         </w:rPr>
@@ -10651,6 +11491,20 @@
         <w:rPr>
           <w:lang w:val="fr_FR" w:bidi="fr_FR"/>
         </w:rPr>
+      </w:r>
+    </w:p>
+    <w:p>
+      <w:pPr/>
+      <w:r>
+        <w:rPr>
+          <w:lang w:val="fr_FR" w:bidi="fr_FR"/>
+        </w:rPr>
+      </w:r>
+      <w:r>
+        <w:rPr>
+          <w:lang w:val="fr_FR" w:bidi="fr_FR"/>
+        </w:rPr>
+        <w:t>לְ⁠בִלְתִּ֣י נָגְעֵ֑⁠ךְ</w:t>
       </w:r>
     </w:p>
     <w:p>
@@ -11025,6 +11879,20 @@
       </w:r>
       <w:r>
         <w:rPr>
+          <w:lang w:val="fr_FR" w:bidi="fr_FR"/>
+        </w:rPr>
+        <w:t>וַ⁠תִּפֹּל֙ עַל־פָּנֶ֔י⁠הָ וַ⁠תִּשְׁתַּ֖חוּ אָ֑רְצָ⁠ה</w:t>
+      </w:r>
+    </w:p>
+    <w:p>
+      <w:pPr/>
+      <w:r>
+        <w:rPr>
+          <w:lang w:val="fr_FR" w:bidi="fr_FR"/>
+        </w:rPr>
+      </w:r>
+      <w:r>
+        <w:rPr>
           <w:b/>
           <w:lang w:val="fr_FR" w:bidi="fr_FR"/>
         </w:rPr>
@@ -11355,6 +12223,20 @@
       </w:r>
       <w:r>
         <w:rPr>
+          <w:lang w:val="fr_FR" w:bidi="fr_FR"/>
+        </w:rPr>
+        <w:t>מָצָ֨אתִי חֵ֤ן בְּ⁠עֵינֶ֨י⁠ךָ֙</w:t>
+      </w:r>
+    </w:p>
+    <w:p>
+      <w:pPr/>
+      <w:r>
+        <w:rPr>
+          <w:lang w:val="fr_FR" w:bidi="fr_FR"/>
+        </w:rPr>
+      </w:r>
+      <w:r>
+        <w:rPr>
           <w:b/>
           <w:lang w:val="fr_FR" w:bidi="fr_FR"/>
         </w:rPr>
@@ -11451,6 +12333,20 @@
       </w:r>
       <w:r>
         <w:rPr>
+          <w:lang w:val="fr_FR" w:bidi="fr_FR"/>
+        </w:rPr>
+        <w:t>וַ⁠יַּ֤עַן בֹּ֨עַז֙ וַ⁠יֹּ֣אמֶר</w:t>
+      </w:r>
+    </w:p>
+    <w:p>
+      <w:pPr/>
+      <w:r>
+        <w:rPr>
+          <w:lang w:val="fr_FR" w:bidi="fr_FR"/>
+        </w:rPr>
+      </w:r>
+      <w:r>
+        <w:rPr>
           <w:b/>
           <w:lang w:val="fr_FR" w:bidi="fr_FR"/>
         </w:rPr>
@@ -11547,6 +12443,20 @@
       </w:r>
       <w:r>
         <w:rPr>
+          <w:lang w:val="fr_FR" w:bidi="fr_FR"/>
+        </w:rPr>
+        <w:t>הֻגֵּ֨ד הֻגַּ֜ד</w:t>
+      </w:r>
+    </w:p>
+    <w:p>
+      <w:pPr/>
+      <w:r>
+        <w:rPr>
+          <w:lang w:val="fr_FR" w:bidi="fr_FR"/>
+        </w:rPr>
+      </w:r>
+      <w:r>
+        <w:rPr>
           <w:b/>
           <w:lang w:val="fr_FR" w:bidi="fr_FR"/>
         </w:rPr>
@@ -11657,6 +12567,20 @@
       </w:r>
       <w:r>
         <w:rPr>
+          <w:lang w:val="fr_FR" w:bidi="fr_FR"/>
+        </w:rPr>
+        <w:t>הֻגֵּ֨ד הֻגַּ֜ד לִ֗⁠י</w:t>
+      </w:r>
+    </w:p>
+    <w:p>
+      <w:pPr/>
+      <w:r>
+        <w:rPr>
+          <w:lang w:val="fr_FR" w:bidi="fr_FR"/>
+        </w:rPr>
+      </w:r>
+      <w:r>
+        <w:rPr>
           <w:b/>
           <w:lang w:val="fr_FR" w:bidi="fr_FR"/>
         </w:rPr>
@@ -11778,6 +12702,20 @@
       </w:r>
       <w:r>
         <w:rPr>
+          <w:lang w:val="fr_FR" w:bidi="fr_FR"/>
+        </w:rPr>
+        <w:t>וַ⁠תֵּ֣לְכִ֔י אֶל־עַ֕ם</w:t>
+      </w:r>
+    </w:p>
+    <w:p>
+      <w:pPr/>
+      <w:r>
+        <w:rPr>
+          <w:lang w:val="fr_FR" w:bidi="fr_FR"/>
+        </w:rPr>
+      </w:r>
+      <w:r>
+        <w:rPr>
           <w:b/>
           <w:lang w:val="fr_FR" w:bidi="fr_FR"/>
         </w:rPr>
@@ -11861,6 +12799,20 @@
       </w:r>
       <w:r>
         <w:rPr>
+          <w:lang w:val="fr_FR" w:bidi="fr_FR"/>
+        </w:rPr>
+        <w:t>תְּמ֥וֹל שִׁלְשֽׁוֹם</w:t>
+      </w:r>
+    </w:p>
+    <w:p>
+      <w:pPr/>
+      <w:r>
+        <w:rPr>
+          <w:lang w:val="fr_FR" w:bidi="fr_FR"/>
+        </w:rPr>
+      </w:r>
+      <w:r>
+        <w:rPr>
           <w:b/>
           <w:lang w:val="fr_FR" w:bidi="fr_FR"/>
         </w:rPr>
@@ -11983,6 +12935,20 @@
       </w:r>
       <w:r>
         <w:rPr>
+          <w:lang w:val="fr_FR" w:bidi="fr_FR"/>
+        </w:rPr>
+        <w:t>פָּעֳלֵ֑⁠ךְ</w:t>
+      </w:r>
+    </w:p>
+    <w:p>
+      <w:pPr/>
+      <w:r>
+        <w:rPr>
+          <w:lang w:val="fr_FR" w:bidi="fr_FR"/>
+        </w:rPr>
+      </w:r>
+      <w:r>
+        <w:rPr>
           <w:b/>
           <w:lang w:val="fr_FR" w:bidi="fr_FR"/>
         </w:rPr>
@@ -12066,6 +13032,20 @@
       </w:r>
       <w:r>
         <w:rPr>
+          <w:lang w:val="fr_FR" w:bidi="fr_FR"/>
+        </w:rPr>
+        <w:t>וּ⁠תְהִ֨י מַשְׂכֻּרְתֵּ֜⁠ךְ שְׁלֵמָ֗ה מֵ⁠עִ֤ם יְהוָה֙</w:t>
+      </w:r>
+    </w:p>
+    <w:p>
+      <w:pPr/>
+      <w:r>
+        <w:rPr>
+          <w:lang w:val="fr_FR" w:bidi="fr_FR"/>
+        </w:rPr>
+      </w:r>
+      <w:r>
+        <w:rPr>
           <w:b/>
           <w:lang w:val="fr_FR" w:bidi="fr_FR"/>
         </w:rPr>
@@ -12163,6 +13143,20 @@
       </w:r>
       <w:r>
         <w:rPr>
+          <w:lang w:val="fr_FR" w:bidi="fr_FR"/>
+        </w:rPr>
+        <w:t>אֲשֶׁר־בָּ֖את לַ⁠חֲס֥וֹת תַּֽחַת־כְּנָפָֽי⁠ו</w:t>
+      </w:r>
+    </w:p>
+    <w:p>
+      <w:pPr/>
+      <w:r>
+        <w:rPr>
+          <w:lang w:val="fr_FR" w:bidi="fr_FR"/>
+        </w:rPr>
+      </w:r>
+      <w:r>
+        <w:rPr>
           <w:b/>
           <w:lang w:val="fr_FR" w:bidi="fr_FR"/>
         </w:rPr>
@@ -12287,6 +13281,20 @@
       </w:r>
       <w:r>
         <w:rPr>
+          <w:lang w:val="fr_FR" w:bidi="fr_FR"/>
+        </w:rPr>
+        <w:t>אֶמְצָא־חֵ֨ן בְּ⁠עֵינֶ֤י⁠ךָ</w:t>
+      </w:r>
+    </w:p>
+    <w:p>
+      <w:pPr/>
+      <w:r>
+        <w:rPr>
+          <w:lang w:val="fr_FR" w:bidi="fr_FR"/>
+        </w:rPr>
+      </w:r>
+      <w:r>
+        <w:rPr>
           <w:b/>
           <w:lang w:val="fr_FR" w:bidi="fr_FR"/>
         </w:rPr>
@@ -12397,6 +13405,20 @@
       </w:r>
       <w:r>
         <w:rPr>
+          <w:lang w:val="fr_FR" w:bidi="fr_FR"/>
+        </w:rPr>
+        <w:t>אֲדֹנִ⁠י֙</w:t>
+      </w:r>
+    </w:p>
+    <w:p>
+      <w:pPr/>
+      <w:r>
+        <w:rPr>
+          <w:lang w:val="fr_FR" w:bidi="fr_FR"/>
+        </w:rPr>
+      </w:r>
+      <w:r>
+        <w:rPr>
           <w:b/>
           <w:lang w:val="fr_FR" w:bidi="fr_FR"/>
         </w:rPr>
@@ -12589,6 +13611,20 @@
       </w:r>
       <w:r>
         <w:rPr>
+          <w:lang w:val="fr_FR" w:bidi="fr_FR"/>
+        </w:rPr>
+        <w:t>עַל־לֵ֣ב</w:t>
+      </w:r>
+    </w:p>
+    <w:p>
+      <w:pPr/>
+      <w:r>
+        <w:rPr>
+          <w:lang w:val="fr_FR" w:bidi="fr_FR"/>
+        </w:rPr>
+      </w:r>
+      <w:r>
+        <w:rPr>
           <w:b/>
           <w:lang w:val="fr_FR" w:bidi="fr_FR"/>
         </w:rPr>
@@ -12685,6 +13721,20 @@
       </w:r>
       <w:r>
         <w:rPr>
+          <w:lang w:val="fr_FR" w:bidi="fr_FR"/>
+        </w:rPr>
+        <w:t>שִׁפְחָתֶ֑⁠ךָ</w:t>
+      </w:r>
+    </w:p>
+    <w:p>
+      <w:pPr/>
+      <w:r>
+        <w:rPr>
+          <w:lang w:val="fr_FR" w:bidi="fr_FR"/>
+        </w:rPr>
+      </w:r>
+      <w:r>
+        <w:rPr>
           <w:b/>
           <w:lang w:val="fr_FR" w:bidi="fr_FR"/>
         </w:rPr>
@@ -12768,6 +13818,20 @@
       </w:r>
       <w:r>
         <w:rPr>
+          <w:lang w:val="fr_FR" w:bidi="fr_FR"/>
+        </w:rPr>
+        <w:t>וְ⁠אָנֹכִי֙ לֹ֣א אֶֽהְיֶ֔ה כְּ⁠אַחַ֖ת שִׁפְחֹתֶֽי⁠ךָ</w:t>
+      </w:r>
+    </w:p>
+    <w:p>
+      <w:pPr/>
+      <w:r>
+        <w:rPr>
+          <w:lang w:val="fr_FR" w:bidi="fr_FR"/>
+        </w:rPr>
+      </w:r>
+      <w:r>
+        <w:rPr>
           <w:b/>
           <w:lang w:val="fr_FR" w:bidi="fr_FR"/>
         </w:rPr>
@@ -13097,6 +14161,20 @@
         <w:rPr>
           <w:lang w:val="fr_FR" w:bidi="fr_FR"/>
         </w:rPr>
+      </w:r>
+    </w:p>
+    <w:p>
+      <w:pPr/>
+      <w:r>
+        <w:rPr>
+          <w:lang w:val="fr_FR" w:bidi="fr_FR"/>
+        </w:rPr>
+      </w:r>
+      <w:r>
+        <w:rPr>
+          <w:lang w:val="fr_FR" w:bidi="fr_FR"/>
+        </w:rPr>
+        <w:t>וְ⁠טָבַ֥לְתְּ פִּתֵּ֖⁠ךְ בַּ⁠חֹ֑מֶץ</w:t>
       </w:r>
     </w:p>
     <w:p>
@@ -13265,6 +14343,20 @@
       </w:r>
       <w:r>
         <w:rPr>
+          <w:lang w:val="fr_FR" w:bidi="fr_FR"/>
+        </w:rPr>
+        <w:t>וַ⁠יְצַו֩ בֹּ֨עַז אֶת־נְעָרָ֜י⁠ו</w:t>
+      </w:r>
+    </w:p>
+    <w:p>
+      <w:pPr/>
+      <w:r>
+        <w:rPr>
+          <w:lang w:val="fr_FR" w:bidi="fr_FR"/>
+        </w:rPr>
+      </w:r>
+      <w:r>
+        <w:rPr>
           <w:b/>
           <w:lang w:val="fr_FR" w:bidi="fr_FR"/>
         </w:rPr>
@@ -13362,6 +14454,20 @@
       </w:r>
       <w:r>
         <w:rPr>
+          <w:lang w:val="fr_FR" w:bidi="fr_FR"/>
+        </w:rPr>
+        <w:t>גַּ֣ם בֵּ֧ין הָֽ⁠עֳמָרִ֛ים</w:t>
+      </w:r>
+    </w:p>
+    <w:p>
+      <w:pPr/>
+      <w:r>
+        <w:rPr>
+          <w:lang w:val="fr_FR" w:bidi="fr_FR"/>
+        </w:rPr>
+      </w:r>
+      <w:r>
+        <w:rPr>
           <w:b/>
           <w:lang w:val="fr_FR" w:bidi="fr_FR"/>
         </w:rPr>
@@ -13428,6 +14534,20 @@
         <w:rPr>
           <w:lang w:val="fr_FR" w:bidi="fr_FR"/>
         </w:rPr>
+      </w:r>
+    </w:p>
+    <w:p>
+      <w:pPr/>
+      <w:r>
+        <w:rPr>
+          <w:lang w:val="fr_FR" w:bidi="fr_FR"/>
+        </w:rPr>
+      </w:r>
+      <w:r>
+        <w:rPr>
+          <w:lang w:val="fr_FR" w:bidi="fr_FR"/>
+        </w:rPr>
+        <w:t>וְ⁠לֹ֥א תַכְלִימֽוּ⁠הָ</w:t>
       </w:r>
     </w:p>
     <w:p>
@@ -13630,6 +14750,20 @@
       </w:r>
       <w:r>
         <w:rPr>
+          <w:lang w:val="fr_FR" w:bidi="fr_FR"/>
+        </w:rPr>
+        <w:t>וְ⁠גַ֛ם</w:t>
+      </w:r>
+    </w:p>
+    <w:p>
+      <w:pPr/>
+      <w:r>
+        <w:rPr>
+          <w:lang w:val="fr_FR" w:bidi="fr_FR"/>
+        </w:rPr>
+      </w:r>
+      <w:r>
+        <w:rPr>
           <w:b/>
           <w:lang w:val="fr_FR" w:bidi="fr_FR"/>
         </w:rPr>
@@ -13770,6 +14904,20 @@
       </w:r>
       <w:r>
         <w:rPr>
+          <w:lang w:val="fr_FR" w:bidi="fr_FR"/>
+        </w:rPr>
+        <w:t>וַ⁠תַּחְבֹּט֙</w:t>
+      </w:r>
+    </w:p>
+    <w:p>
+      <w:pPr/>
+      <w:r>
+        <w:rPr>
+          <w:lang w:val="fr_FR" w:bidi="fr_FR"/>
+        </w:rPr>
+      </w:r>
+      <w:r>
+        <w:rPr>
           <w:b/>
           <w:lang w:val="fr_FR" w:bidi="fr_FR"/>
         </w:rPr>
@@ -13833,6 +14981,20 @@
       </w:r>
       <w:r>
         <w:rPr>
+          <w:lang w:val="fr_FR" w:bidi="fr_FR"/>
+        </w:rPr>
+        <w:t>כְּ⁠אֵיפָ֥ה</w:t>
+      </w:r>
+    </w:p>
+    <w:p>
+      <w:pPr/>
+      <w:r>
+        <w:rPr>
+          <w:lang w:val="fr_FR" w:bidi="fr_FR"/>
+        </w:rPr>
+      </w:r>
+      <w:r>
+        <w:rPr>
           <w:b/>
           <w:lang w:val="fr_FR" w:bidi="fr_FR"/>
         </w:rPr>
@@ -14025,6 +15187,20 @@
       </w:r>
       <w:r>
         <w:rPr>
+          <w:lang w:val="fr_FR" w:bidi="fr_FR"/>
+        </w:rPr>
+        <w:t>אֵיפֹ֨ה לִקַּ֤טְתְּ הַ⁠יּוֹם֙ וְ⁠אָ֣נָה עָשִׂ֔ית</w:t>
+      </w:r>
+    </w:p>
+    <w:p>
+      <w:pPr/>
+      <w:r>
+        <w:rPr>
+          <w:lang w:val="fr_FR" w:bidi="fr_FR"/>
+        </w:rPr>
+      </w:r>
+      <w:r>
+        <w:rPr>
           <w:b/>
           <w:lang w:val="fr_FR" w:bidi="fr_FR"/>
         </w:rPr>
@@ -14341,6 +15517,20 @@
       </w:r>
       <w:r>
         <w:rPr>
+          <w:lang w:val="fr_FR" w:bidi="fr_FR"/>
+        </w:rPr>
+        <w:t>מַכִּירֵ֖⁠ךְ</w:t>
+      </w:r>
+    </w:p>
+    <w:p>
+      <w:pPr/>
+      <w:r>
+        <w:rPr>
+          <w:lang w:val="fr_FR" w:bidi="fr_FR"/>
+        </w:rPr>
+      </w:r>
+      <w:r>
+        <w:rPr>
           <w:b/>
           <w:lang w:val="fr_FR" w:bidi="fr_FR"/>
         </w:rPr>
@@ -14600,6 +15790,20 @@
       </w:r>
       <w:r>
         <w:rPr>
+          <w:lang w:val="fr_FR" w:bidi="fr_FR"/>
+        </w:rPr>
+        <w:t>בָּר֥וּךְ הוּא֙ לַ⁠יהוָ֔ה</w:t>
+      </w:r>
+    </w:p>
+    <w:p>
+      <w:pPr/>
+      <w:r>
+        <w:rPr>
+          <w:lang w:val="fr_FR" w:bidi="fr_FR"/>
+        </w:rPr>
+      </w:r>
+      <w:r>
+        <w:rPr>
           <w:b/>
           <w:lang w:val="fr_FR" w:bidi="fr_FR"/>
         </w:rPr>
@@ -14697,6 +15901,20 @@
       </w:r>
       <w:r>
         <w:rPr>
+          <w:lang w:val="fr_FR" w:bidi="fr_FR"/>
+        </w:rPr>
+        <w:t>בָּר֥וּךְ הוּא֙ לַ⁠יהוָ֔ה</w:t>
+      </w:r>
+    </w:p>
+    <w:p>
+      <w:pPr/>
+      <w:r>
+        <w:rPr>
+          <w:lang w:val="fr_FR" w:bidi="fr_FR"/>
+        </w:rPr>
+      </w:r>
+      <w:r>
+        <w:rPr>
           <w:b/>
           <w:lang w:val="fr_FR" w:bidi="fr_FR"/>
         </w:rPr>
@@ -14815,6 +16033,20 @@
       </w:r>
       <w:r>
         <w:rPr>
+          <w:lang w:val="fr_FR" w:bidi="fr_FR"/>
+        </w:rPr>
+        <w:t>אֲשֶׁר֙ לֹא־עָזַ֣ב</w:t>
+      </w:r>
+    </w:p>
+    <w:p>
+      <w:pPr/>
+      <w:r>
+        <w:rPr>
+          <w:lang w:val="fr_FR" w:bidi="fr_FR"/>
+        </w:rPr>
+      </w:r>
+      <w:r>
+        <w:rPr>
           <w:b/>
           <w:lang w:val="fr_FR" w:bidi="fr_FR"/>
         </w:rPr>
@@ -14978,6 +16210,20 @@
       </w:r>
       <w:r>
         <w:rPr>
+          <w:lang w:val="fr_FR" w:bidi="fr_FR"/>
+        </w:rPr>
+        <w:t>אֲשֶׁר֙ לֹא־עָזַ֣ב</w:t>
+      </w:r>
+    </w:p>
+    <w:p>
+      <w:pPr/>
+      <w:r>
+        <w:rPr>
+          <w:lang w:val="fr_FR" w:bidi="fr_FR"/>
+        </w:rPr>
+      </w:r>
+      <w:r>
+        <w:rPr>
           <w:b/>
           <w:lang w:val="fr_FR" w:bidi="fr_FR"/>
         </w:rPr>
@@ -15126,6 +16372,20 @@
       </w:r>
       <w:r>
         <w:rPr>
+          <w:lang w:val="fr_FR" w:bidi="fr_FR"/>
+        </w:rPr>
+        <w:t>אֶת־הַ⁠חַיִּ֖ים</w:t>
+      </w:r>
+    </w:p>
+    <w:p>
+      <w:pPr/>
+      <w:r>
+        <w:rPr>
+          <w:lang w:val="fr_FR" w:bidi="fr_FR"/>
+        </w:rPr>
+      </w:r>
+      <w:r>
+        <w:rPr>
           <w:b/>
           <w:lang w:val="fr_FR" w:bidi="fr_FR"/>
         </w:rPr>
@@ -15222,6 +16482,20 @@
       </w:r>
       <w:r>
         <w:rPr>
+          <w:lang w:val="fr_FR" w:bidi="fr_FR"/>
+        </w:rPr>
+        <w:t>וְ⁠אֶת־הַ⁠מֵּתִ֑ים</w:t>
+      </w:r>
+    </w:p>
+    <w:p>
+      <w:pPr/>
+      <w:r>
+        <w:rPr>
+          <w:lang w:val="fr_FR" w:bidi="fr_FR"/>
+        </w:rPr>
+      </w:r>
+      <w:r>
+        <w:rPr>
           <w:b/>
           <w:lang w:val="fr_FR" w:bidi="fr_FR"/>
         </w:rPr>
@@ -15318,6 +16592,20 @@
       </w:r>
       <w:r>
         <w:rPr>
+          <w:lang w:val="fr_FR" w:bidi="fr_FR"/>
+        </w:rPr>
+        <w:t>קָר֥וֹב לָ֨⁠נוּ֙ הָ⁠אִ֔ישׁ מִֽ⁠גֹּאֲלֵ֖⁠נוּ הֽוּא</w:t>
+      </w:r>
+    </w:p>
+    <w:p>
+      <w:pPr/>
+      <w:r>
+        <w:rPr>
+          <w:lang w:val="fr_FR" w:bidi="fr_FR"/>
+        </w:rPr>
+      </w:r>
+      <w:r>
+        <w:rPr>
           <w:b/>
           <w:lang w:val="fr_FR" w:bidi="fr_FR"/>
         </w:rPr>
@@ -15404,6 +16692,20 @@
         <w:rPr>
           <w:lang w:val="fr_FR" w:bidi="fr_FR"/>
         </w:rPr>
+      </w:r>
+    </w:p>
+    <w:p>
+      <w:pPr/>
+      <w:r>
+        <w:rPr>
+          <w:lang w:val="fr_FR" w:bidi="fr_FR"/>
+        </w:rPr>
+      </w:r>
+      <w:r>
+        <w:rPr>
+          <w:lang w:val="fr_FR" w:bidi="fr_FR"/>
+        </w:rPr>
+        <w:t>מִֽ⁠גֹּאֲלֵ֖⁠נוּ</w:t>
       </w:r>
     </w:p>
     <w:p>
@@ -15586,6 +16888,20 @@
       </w:r>
       <w:r>
         <w:rPr>
+          <w:lang w:val="fr_FR" w:bidi="fr_FR"/>
+        </w:rPr>
+        <w:t>גַּ֣ם ׀ כִּי־אָמַ֣ר אֵלַ֗⁠י</w:t>
+      </w:r>
+    </w:p>
+    <w:p>
+      <w:pPr/>
+      <w:r>
+        <w:rPr>
+          <w:lang w:val="fr_FR" w:bidi="fr_FR"/>
+        </w:rPr>
+      </w:r>
+      <w:r>
+        <w:rPr>
           <w:b/>
           <w:lang w:val="fr_FR" w:bidi="fr_FR"/>
         </w:rPr>
@@ -16198,6 +17514,20 @@
       </w:r>
       <w:r>
         <w:rPr>
+          <w:lang w:val="fr_FR" w:bidi="fr_FR"/>
+        </w:rPr>
+        <w:t>וַ⁠תִּדְבַּ֞ק</w:t>
+      </w:r>
+    </w:p>
+    <w:p>
+      <w:pPr/>
+      <w:r>
+        <w:rPr>
+          <w:lang w:val="fr_FR" w:bidi="fr_FR"/>
+        </w:rPr>
+      </w:r>
+      <w:r>
+        <w:rPr>
           <w:b/>
           <w:lang w:val="fr_FR" w:bidi="fr_FR"/>
         </w:rPr>
@@ -16544,6 +17874,20 @@
       </w:r>
       <w:r>
         <w:rPr>
+          <w:lang w:val="fr_FR" w:bidi="fr_FR"/>
+        </w:rPr>
+        <w:t>וַ⁠תֹּ֥אמֶר לָ֖⁠הּ נָעֳמִ֣י חֲמוֹתָ֑⁠הּ</w:t>
+      </w:r>
+    </w:p>
+    <w:p>
+      <w:pPr/>
+      <w:r>
+        <w:rPr>
+          <w:lang w:val="fr_FR" w:bidi="fr_FR"/>
+        </w:rPr>
+      </w:r>
+      <w:r>
+        <w:rPr>
           <w:b/>
           <w:lang w:val="fr_FR" w:bidi="fr_FR"/>
         </w:rPr>
@@ -16627,6 +17971,20 @@
       </w:r>
       <w:r>
         <w:rPr>
+          <w:lang w:val="fr_FR" w:bidi="fr_FR"/>
+        </w:rPr>
+        <w:t>חֲמוֹתָ֑⁠הּ</w:t>
+      </w:r>
+    </w:p>
+    <w:p>
+      <w:pPr/>
+      <w:r>
+        <w:rPr>
+          <w:lang w:val="fr_FR" w:bidi="fr_FR"/>
+        </w:rPr>
+      </w:r>
+      <w:r>
+        <w:rPr>
           <w:b/>
           <w:lang w:val="fr_FR" w:bidi="fr_FR"/>
         </w:rPr>
@@ -16710,6 +18068,20 @@
       </w:r>
       <w:r>
         <w:rPr>
+          <w:lang w:val="fr_FR" w:bidi="fr_FR"/>
+        </w:rPr>
+        <w:t>נָעֳמִ֣י חֲמוֹתָ֑⁠הּ</w:t>
+      </w:r>
+    </w:p>
+    <w:p>
+      <w:pPr/>
+      <w:r>
+        <w:rPr>
+          <w:lang w:val="fr_FR" w:bidi="fr_FR"/>
+        </w:rPr>
+      </w:r>
+      <w:r>
+        <w:rPr>
           <w:b/>
           <w:lang w:val="fr_FR" w:bidi="fr_FR"/>
         </w:rPr>
@@ -16922,6 +18294,20 @@
       </w:r>
       <w:r>
         <w:rPr>
+          <w:lang w:val="fr_FR" w:bidi="fr_FR"/>
+        </w:rPr>
+        <w:t>בִּתִּ֞⁠י</w:t>
+      </w:r>
+    </w:p>
+    <w:p>
+      <w:pPr/>
+      <w:r>
+        <w:rPr>
+          <w:lang w:val="fr_FR" w:bidi="fr_FR"/>
+        </w:rPr>
+      </w:r>
+      <w:r>
+        <w:rPr>
           <w:b/>
           <w:lang w:val="fr_FR" w:bidi="fr_FR"/>
         </w:rPr>
@@ -17018,6 +18404,20 @@
       </w:r>
       <w:r>
         <w:rPr>
+          <w:lang w:val="fr_FR" w:bidi="fr_FR"/>
+        </w:rPr>
+        <w:t>הֲ⁠לֹ֧א אֲבַקֶּשׁ־לָ֛⁠ךְ מָנ֖וֹחַ אֲשֶׁ֥ר יִֽיטַב־לָֽ⁠ךְ</w:t>
+      </w:r>
+    </w:p>
+    <w:p>
+      <w:pPr/>
+      <w:r>
+        <w:rPr>
+          <w:lang w:val="fr_FR" w:bidi="fr_FR"/>
+        </w:rPr>
+      </w:r>
+      <w:r>
+        <w:rPr>
           <w:b/>
           <w:lang w:val="fr_FR" w:bidi="fr_FR"/>
         </w:rPr>
@@ -17115,6 +18515,20 @@
       </w:r>
       <w:r>
         <w:rPr>
+          <w:lang w:val="fr_FR" w:bidi="fr_FR"/>
+        </w:rPr>
+        <w:t>מָנ֖וֹחַ</w:t>
+      </w:r>
+    </w:p>
+    <w:p>
+      <w:pPr/>
+      <w:r>
+        <w:rPr>
+          <w:lang w:val="fr_FR" w:bidi="fr_FR"/>
+        </w:rPr>
+      </w:r>
+      <w:r>
+        <w:rPr>
           <w:b/>
           <w:lang w:val="fr_FR" w:bidi="fr_FR"/>
         </w:rPr>
@@ -17214,6 +18628,20 @@
         <w:rPr>
           <w:lang w:val="fr_FR" w:bidi="fr_FR"/>
         </w:rPr>
+      </w:r>
+    </w:p>
+    <w:p>
+      <w:pPr/>
+      <w:r>
+        <w:rPr>
+          <w:lang w:val="fr_FR" w:bidi="fr_FR"/>
+        </w:rPr>
+      </w:r>
+      <w:r>
+        <w:rPr>
+          <w:lang w:val="fr_FR" w:bidi="fr_FR"/>
+        </w:rPr>
+        <w:t>וְ⁠עַתָּ֗ה</w:t>
       </w:r>
     </w:p>
     <w:p>
@@ -17556,6 +18984,20 @@
       </w:r>
       <w:r>
         <w:rPr>
+          <w:lang w:val="fr_FR" w:bidi="fr_FR"/>
+        </w:rPr>
+        <w:t>הִנֵּה</w:t>
+      </w:r>
+    </w:p>
+    <w:p>
+      <w:pPr/>
+      <w:r>
+        <w:rPr>
+          <w:lang w:val="fr_FR" w:bidi="fr_FR"/>
+        </w:rPr>
+      </w:r>
+      <w:r>
+        <w:rPr>
           <w:b/>
           <w:lang w:val="fr_FR" w:bidi="fr_FR"/>
         </w:rPr>
@@ -17715,6 +19157,20 @@
       </w:r>
       <w:r>
         <w:rPr>
+          <w:lang w:val="fr_FR" w:bidi="fr_FR"/>
+        </w:rPr>
+        <w:t>וְיָרַ֣דְתְּ הַ⁠גֹּ֑רֶן</w:t>
+      </w:r>
+    </w:p>
+    <w:p>
+      <w:pPr/>
+      <w:r>
+        <w:rPr>
+          <w:lang w:val="fr_FR" w:bidi="fr_FR"/>
+        </w:rPr>
+      </w:r>
+      <w:r>
+        <w:rPr>
           <w:b/>
           <w:lang w:val="fr_FR" w:bidi="fr_FR"/>
         </w:rPr>
@@ -17811,6 +19267,20 @@
       </w:r>
       <w:r>
         <w:rPr>
+          <w:lang w:val="fr_FR" w:bidi="fr_FR"/>
+        </w:rPr>
+        <w:t>לֶ⁠אֱכֹ֥ל וְ⁠לִ⁠שְׁתּֽוֹת</w:t>
+      </w:r>
+    </w:p>
+    <w:p>
+      <w:pPr/>
+      <w:r>
+        <w:rPr>
+          <w:lang w:val="fr_FR" w:bidi="fr_FR"/>
+        </w:rPr>
+      </w:r>
+      <w:r>
+        <w:rPr>
           <w:b/>
           <w:lang w:val="fr_FR" w:bidi="fr_FR"/>
         </w:rPr>
@@ -17874,6 +19344,20 @@
       </w:r>
       <w:r>
         <w:rPr>
+          <w:lang w:val="fr_FR" w:bidi="fr_FR"/>
+        </w:rPr>
+        <w:t>וִ⁠יהִ֣י</w:t>
+      </w:r>
+    </w:p>
+    <w:p>
+      <w:pPr/>
+      <w:r>
+        <w:rPr>
+          <w:lang w:val="fr_FR" w:bidi="fr_FR"/>
+        </w:rPr>
+      </w:r>
+      <w:r>
+        <w:rPr>
           <w:b/>
           <w:lang w:val="fr_FR" w:bidi="fr_FR"/>
         </w:rPr>
@@ -17970,6 +19454,20 @@
       </w:r>
       <w:r>
         <w:rPr>
+          <w:lang w:val="fr_FR" w:bidi="fr_FR"/>
+        </w:rPr>
+        <w:t>וְ⁠גִלִּ֥ית מַרְגְּלֹתָ֖י⁠ו</w:t>
+      </w:r>
+    </w:p>
+    <w:p>
+      <w:pPr/>
+      <w:r>
+        <w:rPr>
+          <w:lang w:val="fr_FR" w:bidi="fr_FR"/>
+        </w:rPr>
+      </w:r>
+      <w:r>
+        <w:rPr>
           <w:b/>
           <w:lang w:val="fr_FR" w:bidi="fr_FR"/>
         </w:rPr>
@@ -18080,6 +19578,20 @@
       </w:r>
       <w:r>
         <w:rPr>
+          <w:lang w:val="fr_FR" w:bidi="fr_FR"/>
+        </w:rPr>
+        <w:t>מַרְגְּלֹתָ֖י⁠ו</w:t>
+      </w:r>
+    </w:p>
+    <w:p>
+      <w:pPr/>
+      <w:r>
+        <w:rPr>
+          <w:lang w:val="fr_FR" w:bidi="fr_FR"/>
+        </w:rPr>
+      </w:r>
+      <w:r>
+        <w:rPr>
           <w:b/>
           <w:lang w:val="fr_FR" w:bidi="fr_FR"/>
         </w:rPr>
@@ -18242,6 +19754,20 @@
         <w:rPr>
           <w:lang w:val="fr_FR" w:bidi="fr_FR"/>
         </w:rPr>
+      </w:r>
+    </w:p>
+    <w:p>
+      <w:pPr/>
+      <w:r>
+        <w:rPr>
+          <w:lang w:val="fr_FR" w:bidi="fr_FR"/>
+        </w:rPr>
+      </w:r>
+      <w:r>
+        <w:rPr>
+          <w:lang w:val="fr_FR" w:bidi="fr_FR"/>
+        </w:rPr>
+        <w:t>וְ⁠הוּא֙ יַגִּ֣יד</w:t>
       </w:r>
     </w:p>
     <w:p>
@@ -18566,6 +20092,20 @@
       </w:r>
       <w:r>
         <w:rPr>
+          <w:lang w:val="fr_FR" w:bidi="fr_FR"/>
+        </w:rPr>
+        <w:t>וַ⁠יִּיטַ֣ב לִבּ֔⁠וֹ</w:t>
+      </w:r>
+    </w:p>
+    <w:p>
+      <w:pPr/>
+      <w:r>
+        <w:rPr>
+          <w:lang w:val="fr_FR" w:bidi="fr_FR"/>
+        </w:rPr>
+      </w:r>
+      <w:r>
+        <w:rPr>
           <w:b/>
           <w:lang w:val="fr_FR" w:bidi="fr_FR"/>
         </w:rPr>
@@ -18936,6 +20476,20 @@
       </w:r>
       <w:r>
         <w:rPr>
+          <w:lang w:val="fr_FR" w:bidi="fr_FR"/>
+        </w:rPr>
+        <w:t>וַ⁠יֶּחֱרַ֥ד הָ⁠אִ֖ישׁ</w:t>
+      </w:r>
+    </w:p>
+    <w:p>
+      <w:pPr/>
+      <w:r>
+        <w:rPr>
+          <w:lang w:val="fr_FR" w:bidi="fr_FR"/>
+        </w:rPr>
+      </w:r>
+      <w:r>
+        <w:rPr>
           <w:b/>
           <w:lang w:val="fr_FR" w:bidi="fr_FR"/>
         </w:rPr>
@@ -19019,6 +20573,20 @@
       </w:r>
       <w:r>
         <w:rPr>
+          <w:lang w:val="fr_FR" w:bidi="fr_FR"/>
+        </w:rPr>
+        <w:t>וְ⁠הִנֵּ֣ה</w:t>
+      </w:r>
+    </w:p>
+    <w:p>
+      <w:pPr/>
+      <w:r>
+        <w:rPr>
+          <w:lang w:val="fr_FR" w:bidi="fr_FR"/>
+        </w:rPr>
+      </w:r>
+      <w:r>
+        <w:rPr>
           <w:b/>
           <w:lang w:val="fr_FR" w:bidi="fr_FR"/>
         </w:rPr>
@@ -19104,6 +20672,20 @@
         <w:rPr>
           <w:lang w:val="fr_FR" w:bidi="fr_FR"/>
         </w:rPr>
+      </w:r>
+    </w:p>
+    <w:p>
+      <w:pPr/>
+      <w:r>
+        <w:rPr>
+          <w:lang w:val="fr_FR" w:bidi="fr_FR"/>
+        </w:rPr>
+      </w:r>
+      <w:r>
+        <w:rPr>
+          <w:lang w:val="fr_FR" w:bidi="fr_FR"/>
+        </w:rPr>
+        <w:t>אֲמָתֶ֔⁠ךָ &amp; אֲמָ֣תְ⁠ךָ֔</w:t>
       </w:r>
     </w:p>
     <w:p>
@@ -19505,6 +21087,20 @@
       </w:r>
       <w:r>
         <w:rPr>
+          <w:lang w:val="fr_FR" w:bidi="fr_FR"/>
+        </w:rPr>
+        <w:t>בִּתִּ֔⁠י</w:t>
+      </w:r>
+    </w:p>
+    <w:p>
+      <w:pPr/>
+      <w:r>
+        <w:rPr>
+          <w:lang w:val="fr_FR" w:bidi="fr_FR"/>
+        </w:rPr>
+      </w:r>
+      <w:r>
+        <w:rPr>
           <w:b/>
           <w:lang w:val="fr_FR" w:bidi="fr_FR"/>
         </w:rPr>
@@ -19716,6 +21312,20 @@
       </w:r>
       <w:r>
         <w:rPr>
+          <w:lang w:val="fr_FR" w:bidi="fr_FR"/>
+        </w:rPr>
+        <w:t>הָ⁠רִאשׁ֑וֹן</w:t>
+      </w:r>
+    </w:p>
+    <w:p>
+      <w:pPr/>
+      <w:r>
+        <w:rPr>
+          <w:lang w:val="fr_FR" w:bidi="fr_FR"/>
+        </w:rPr>
+      </w:r>
+      <w:r>
+        <w:rPr>
           <w:b/>
           <w:lang w:val="fr_FR" w:bidi="fr_FR"/>
         </w:rPr>
@@ -19799,6 +21409,20 @@
       </w:r>
       <w:r>
         <w:rPr>
+          <w:lang w:val="fr_FR" w:bidi="fr_FR"/>
+        </w:rPr>
+        <w:t>לְ⁠בִלְתִּי־לֶ֗כֶת אַחֲרֵי֙</w:t>
+      </w:r>
+    </w:p>
+    <w:p>
+      <w:pPr/>
+      <w:r>
+        <w:rPr>
+          <w:lang w:val="fr_FR" w:bidi="fr_FR"/>
+        </w:rPr>
+      </w:r>
+      <w:r>
+        <w:rPr>
           <w:b/>
           <w:lang w:val="fr_FR" w:bidi="fr_FR"/>
         </w:rPr>
@@ -19884,6 +21508,20 @@
         <w:rPr>
           <w:lang w:val="fr_FR" w:bidi="fr_FR"/>
         </w:rPr>
+      </w:r>
+    </w:p>
+    <w:p>
+      <w:pPr/>
+      <w:r>
+        <w:rPr>
+          <w:lang w:val="fr_FR" w:bidi="fr_FR"/>
+        </w:rPr>
+      </w:r>
+      <w:r>
+        <w:rPr>
+          <w:lang w:val="fr_FR" w:bidi="fr_FR"/>
+        </w:rPr>
+        <w:t>וְ⁠עַתָּ֗ה</w:t>
       </w:r>
     </w:p>
     <w:p>
@@ -20003,6 +21641,20 @@
       </w:r>
       <w:r>
         <w:rPr>
+          <w:lang w:val="fr_FR" w:bidi="fr_FR"/>
+        </w:rPr>
+        <w:t>בִּתִּ⁠י֙</w:t>
+      </w:r>
+    </w:p>
+    <w:p>
+      <w:pPr/>
+      <w:r>
+        <w:rPr>
+          <w:lang w:val="fr_FR" w:bidi="fr_FR"/>
+        </w:rPr>
+      </w:r>
+      <w:r>
+        <w:rPr>
           <w:b/>
           <w:lang w:val="fr_FR" w:bidi="fr_FR"/>
         </w:rPr>
@@ -20122,6 +21774,20 @@
       </w:r>
       <w:r>
         <w:rPr>
+          <w:lang w:val="fr_FR" w:bidi="fr_FR"/>
+        </w:rPr>
+        <w:t>כָּל־שַׁ֣עַר עַמִּ֔⁠י</w:t>
+      </w:r>
+    </w:p>
+    <w:p>
+      <w:pPr/>
+      <w:r>
+        <w:rPr>
+          <w:lang w:val="fr_FR" w:bidi="fr_FR"/>
+        </w:rPr>
+      </w:r>
+      <w:r>
+        <w:rPr>
           <w:b/>
           <w:lang w:val="fr_FR" w:bidi="fr_FR"/>
         </w:rPr>
@@ -20290,6 +21956,20 @@
         <w:rPr>
           <w:lang w:val="fr_FR" w:bidi="fr_FR"/>
         </w:rPr>
+      </w:r>
+    </w:p>
+    <w:p>
+      <w:pPr/>
+      <w:r>
+        <w:rPr>
+          <w:lang w:val="fr_FR" w:bidi="fr_FR"/>
+        </w:rPr>
+      </w:r>
+      <w:r>
+        <w:rPr>
+          <w:lang w:val="fr_FR" w:bidi="fr_FR"/>
+        </w:rPr>
+        <w:t>וְ⁠עַתָּה֙</w:t>
       </w:r>
     </w:p>
     <w:p>
@@ -20420,6 +22100,20 @@
       </w:r>
       <w:r>
         <w:rPr>
+          <w:lang w:val="fr_FR" w:bidi="fr_FR"/>
+        </w:rPr>
+        <w:t>וְ⁠גַ֛ם</w:t>
+      </w:r>
+    </w:p>
+    <w:p>
+      <w:pPr/>
+      <w:r>
+        <w:rPr>
+          <w:lang w:val="fr_FR" w:bidi="fr_FR"/>
+        </w:rPr>
+      </w:r>
+      <w:r>
+        <w:rPr>
           <w:b/>
           <w:lang w:val="fr_FR" w:bidi="fr_FR"/>
         </w:rPr>
@@ -20692,6 +22386,20 @@
       </w:r>
       <w:r>
         <w:rPr>
+          <w:lang w:val="fr_FR" w:bidi="fr_FR"/>
+        </w:rPr>
+        <w:t>אִם־יִגְאָלֵ֥⁠ךְ</w:t>
+      </w:r>
+    </w:p>
+    <w:p>
+      <w:pPr/>
+      <w:r>
+        <w:rPr>
+          <w:lang w:val="fr_FR" w:bidi="fr_FR"/>
+        </w:rPr>
+      </w:r>
+      <w:r>
+        <w:rPr>
           <w:b/>
           <w:lang w:val="fr_FR" w:bidi="fr_FR"/>
         </w:rPr>
@@ -20788,6 +22496,20 @@
       </w:r>
       <w:r>
         <w:rPr>
+          <w:lang w:val="fr_FR" w:bidi="fr_FR"/>
+        </w:rPr>
+        <w:t>וּ⁠גְאַלְתִּ֥י⁠ךְ אָנֹ֖כִי</w:t>
+      </w:r>
+    </w:p>
+    <w:p>
+      <w:pPr/>
+      <w:r>
+        <w:rPr>
+          <w:lang w:val="fr_FR" w:bidi="fr_FR"/>
+        </w:rPr>
+      </w:r>
+      <w:r>
+        <w:rPr>
           <w:b/>
           <w:lang w:val="fr_FR" w:bidi="fr_FR"/>
         </w:rPr>
@@ -20853,6 +22575,20 @@
         <w:rPr>
           <w:lang w:val="fr_FR" w:bidi="fr_FR"/>
         </w:rPr>
+      </w:r>
+    </w:p>
+    <w:p>
+      <w:pPr/>
+      <w:r>
+        <w:rPr>
+          <w:lang w:val="fr_FR" w:bidi="fr_FR"/>
+        </w:rPr>
+      </w:r>
+      <w:r>
+        <w:rPr>
+          <w:lang w:val="fr_FR" w:bidi="fr_FR"/>
+        </w:rPr>
+        <w:t>חַי־יְהוָ֑ה</w:t>
       </w:r>
     </w:p>
     <w:p>
@@ -21055,6 +22791,20 @@
       </w:r>
       <w:r>
         <w:rPr>
+          <w:lang w:val="fr_FR" w:bidi="fr_FR"/>
+        </w:rPr>
+        <w:t>וַ⁠תִּשְׁכַּ֤ב מַרְגְּלוֹתָיו֙</w:t>
+      </w:r>
+    </w:p>
+    <w:p>
+      <w:pPr/>
+      <w:r>
+        <w:rPr>
+          <w:lang w:val="fr_FR" w:bidi="fr_FR"/>
+        </w:rPr>
+      </w:r>
+      <w:r>
+        <w:rPr>
           <w:b/>
           <w:lang w:val="fr_FR" w:bidi="fr_FR"/>
         </w:rPr>
@@ -21152,6 +22902,20 @@
       </w:r>
       <w:r>
         <w:rPr>
+          <w:lang w:val="fr_FR" w:bidi="fr_FR"/>
+        </w:rPr>
+        <w:t>בְּטֶ֛רֶם יַכִּ֥יר אִ֖ישׁ אֶת־רֵעֵ֑⁠הוּ</w:t>
+      </w:r>
+    </w:p>
+    <w:p>
+      <w:pPr/>
+      <w:r>
+        <w:rPr>
+          <w:lang w:val="fr_FR" w:bidi="fr_FR"/>
+        </w:rPr>
+      </w:r>
+      <w:r>
+        <w:rPr>
           <w:b/>
           <w:lang w:val="fr_FR" w:bidi="fr_FR"/>
         </w:rPr>
@@ -21263,6 +23027,20 @@
       </w:r>
       <w:r>
         <w:rPr>
+          <w:lang w:val="fr_FR" w:bidi="fr_FR"/>
+        </w:rPr>
+        <w:t>וַ⁠יֹּ֨אמֶר֙</w:t>
+      </w:r>
+    </w:p>
+    <w:p>
+      <w:pPr/>
+      <w:r>
+        <w:rPr>
+          <w:lang w:val="fr_FR" w:bidi="fr_FR"/>
+        </w:rPr>
+      </w:r>
+      <w:r>
+        <w:rPr>
           <w:b/>
           <w:lang w:val="fr_FR" w:bidi="fr_FR"/>
         </w:rPr>
@@ -21346,6 +23124,20 @@
       </w:r>
       <w:r>
         <w:rPr>
+          <w:lang w:val="fr_FR" w:bidi="fr_FR"/>
+        </w:rPr>
+        <w:t>אַל־יִוָּדַ֔ע</w:t>
+      </w:r>
+    </w:p>
+    <w:p>
+      <w:pPr/>
+      <w:r>
+        <w:rPr>
+          <w:lang w:val="fr_FR" w:bidi="fr_FR"/>
+        </w:rPr>
+      </w:r>
+      <w:r>
+        <w:rPr>
           <w:b/>
           <w:lang w:val="fr_FR" w:bidi="fr_FR"/>
         </w:rPr>
@@ -21429,6 +23221,20 @@
       </w:r>
       <w:r>
         <w:rPr>
+          <w:lang w:val="fr_FR" w:bidi="fr_FR"/>
+        </w:rPr>
+        <w:t>הַ⁠מִּטְפַּ֧חַת</w:t>
+      </w:r>
+    </w:p>
+    <w:p>
+      <w:pPr/>
+      <w:r>
+        <w:rPr>
+          <w:lang w:val="fr_FR" w:bidi="fr_FR"/>
+        </w:rPr>
+      </w:r>
+      <w:r>
+        <w:rPr>
           <w:b/>
           <w:lang w:val="fr_FR" w:bidi="fr_FR"/>
         </w:rPr>
@@ -21525,6 +23331,20 @@
       </w:r>
       <w:r>
         <w:rPr>
+          <w:lang w:val="fr_FR" w:bidi="fr_FR"/>
+        </w:rPr>
+        <w:t>שֵׁשׁ־שְׂעֹרִים֙</w:t>
+      </w:r>
+    </w:p>
+    <w:p>
+      <w:pPr/>
+      <w:r>
+        <w:rPr>
+          <w:lang w:val="fr_FR" w:bidi="fr_FR"/>
+        </w:rPr>
+      </w:r>
+      <w:r>
+        <w:rPr>
           <w:b/>
           <w:lang w:val="fr_FR" w:bidi="fr_FR"/>
         </w:rPr>
@@ -21635,6 +23455,20 @@
       </w:r>
       <w:r>
         <w:rPr>
+          <w:lang w:val="fr_FR" w:bidi="fr_FR"/>
+        </w:rPr>
+        <w:t>וַ⁠יָּ֣שֶׁת עָלֶ֔י⁠הָ</w:t>
+      </w:r>
+    </w:p>
+    <w:p>
+      <w:pPr/>
+      <w:r>
+        <w:rPr>
+          <w:lang w:val="fr_FR" w:bidi="fr_FR"/>
+        </w:rPr>
+      </w:r>
+      <w:r>
+        <w:rPr>
           <w:b/>
           <w:lang w:val="fr_FR" w:bidi="fr_FR"/>
         </w:rPr>
@@ -21759,6 +23593,20 @@
       </w:r>
       <w:r>
         <w:rPr>
+          <w:lang w:val="fr_FR" w:bidi="fr_FR"/>
+        </w:rPr>
+        <w:t>וַ⁠יָּבֹ֖א הָ⁠עִֽיר</w:t>
+      </w:r>
+    </w:p>
+    <w:p>
+      <w:pPr/>
+      <w:r>
+        <w:rPr>
+          <w:lang w:val="fr_FR" w:bidi="fr_FR"/>
+        </w:rPr>
+      </w:r>
+      <w:r>
+        <w:rPr>
           <w:b/>
           <w:lang w:val="fr_FR" w:bidi="fr_FR"/>
         </w:rPr>
@@ -21842,6 +23690,20 @@
       </w:r>
       <w:r>
         <w:rPr>
+          <w:lang w:val="fr_FR" w:bidi="fr_FR"/>
+        </w:rPr>
+        <w:t>מִי־אַ֣תְּ</w:t>
+      </w:r>
+    </w:p>
+    <w:p>
+      <w:pPr/>
+      <w:r>
+        <w:rPr>
+          <w:lang w:val="fr_FR" w:bidi="fr_FR"/>
+        </w:rPr>
+      </w:r>
+      <w:r>
+        <w:rPr>
           <w:b/>
           <w:lang w:val="fr_FR" w:bidi="fr_FR"/>
         </w:rPr>
@@ -21925,6 +23787,20 @@
       </w:r>
       <w:r>
         <w:rPr>
+          <w:lang w:val="fr_FR" w:bidi="fr_FR"/>
+        </w:rPr>
+        <w:t>בִּתִּ֑⁠י</w:t>
+      </w:r>
+    </w:p>
+    <w:p>
+      <w:pPr/>
+      <w:r>
+        <w:rPr>
+          <w:lang w:val="fr_FR" w:bidi="fr_FR"/>
+        </w:rPr>
+      </w:r>
+      <w:r>
+        <w:rPr>
           <w:b/>
           <w:lang w:val="fr_FR" w:bidi="fr_FR"/>
         </w:rPr>
@@ -22010,6 +23886,20 @@
         <w:rPr>
           <w:lang w:val="fr_FR" w:bidi="fr_FR"/>
         </w:rPr>
+      </w:r>
+    </w:p>
+    <w:p>
+      <w:pPr/>
+      <w:r>
+        <w:rPr>
+          <w:lang w:val="fr_FR" w:bidi="fr_FR"/>
+        </w:rPr>
+      </w:r>
+      <w:r>
+        <w:rPr>
+          <w:lang w:val="fr_FR" w:bidi="fr_FR"/>
+        </w:rPr>
+        <w:t>אֵ֛ת כָּל־אֲשֶׁ֥ר עָֽשָׂה־לָ֖⁠הּ הָ⁠אִֽישׁ</w:t>
       </w:r>
     </w:p>
     <w:p>
@@ -22315,6 +24205,20 @@
       </w:r>
       <w:r>
         <w:rPr>
+          <w:lang w:val="fr_FR" w:bidi="fr_FR"/>
+        </w:rPr>
+        <w:t>אַל־תָּב֥וֹאִי רֵיקָ֖ם</w:t>
+      </w:r>
+    </w:p>
+    <w:p>
+      <w:pPr/>
+      <w:r>
+        <w:rPr>
+          <w:lang w:val="fr_FR" w:bidi="fr_FR"/>
+        </w:rPr>
+      </w:r>
+      <w:r>
+        <w:rPr>
           <w:b/>
           <w:lang w:val="fr_FR" w:bidi="fr_FR"/>
         </w:rPr>
@@ -22412,6 +24316,20 @@
       </w:r>
       <w:r>
         <w:rPr>
+          <w:lang w:val="fr_FR" w:bidi="fr_FR"/>
+        </w:rPr>
+        <w:t>שְׁבִ֣י</w:t>
+      </w:r>
+    </w:p>
+    <w:p>
+      <w:pPr/>
+      <w:r>
+        <w:rPr>
+          <w:lang w:val="fr_FR" w:bidi="fr_FR"/>
+        </w:rPr>
+      </w:r>
+      <w:r>
+        <w:rPr>
           <w:b/>
           <w:lang w:val="fr_FR" w:bidi="fr_FR"/>
         </w:rPr>
@@ -22592,6 +24510,20 @@
       </w:r>
       <w:r>
         <w:rPr>
+          <w:lang w:val="fr_FR" w:bidi="fr_FR"/>
+        </w:rPr>
+        <w:t>אֵ֖יךְ יִפֹּ֣ל דָּבָ֑ר</w:t>
+      </w:r>
+    </w:p>
+    <w:p>
+      <w:pPr/>
+      <w:r>
+        <w:rPr>
+          <w:lang w:val="fr_FR" w:bidi="fr_FR"/>
+        </w:rPr>
+      </w:r>
+      <w:r>
+        <w:rPr>
           <w:b/>
           <w:lang w:val="fr_FR" w:bidi="fr_FR"/>
         </w:rPr>
@@ -22689,6 +24621,20 @@
       </w:r>
       <w:r>
         <w:rPr>
+          <w:lang w:val="fr_FR" w:bidi="fr_FR"/>
+        </w:rPr>
+        <w:t>לֹ֤א יִשְׁקֹט֙ הָ⁠אִ֔ישׁ כִּֽי־אִם</w:t>
+      </w:r>
+    </w:p>
+    <w:p>
+      <w:pPr/>
+      <w:r>
+        <w:rPr>
+          <w:lang w:val="fr_FR" w:bidi="fr_FR"/>
+        </w:rPr>
+      </w:r>
+      <w:r>
+        <w:rPr>
           <w:b/>
           <w:lang w:val="fr_FR" w:bidi="fr_FR"/>
         </w:rPr>
@@ -22812,6 +24758,20 @@
       </w:r>
       <w:r>
         <w:rPr>
+          <w:lang w:val="fr_FR" w:bidi="fr_FR"/>
+        </w:rPr>
+        <w:t>כִּֽי־אִם־כִּלָּ֥ה הַ⁠דָּבָ֖ר</w:t>
+      </w:r>
+    </w:p>
+    <w:p>
+      <w:pPr/>
+      <w:r>
+        <w:rPr>
+          <w:lang w:val="fr_FR" w:bidi="fr_FR"/>
+        </w:rPr>
+      </w:r>
+      <w:r>
+        <w:rPr>
           <w:b/>
           <w:lang w:val="fr_FR" w:bidi="fr_FR"/>
         </w:rPr>
@@ -23053,6 +25013,20 @@
       </w:r>
       <w:r>
         <w:rPr>
+          <w:lang w:val="fr_FR" w:bidi="fr_FR"/>
+        </w:rPr>
+        <w:t>וּ⁠בֹ֨עַז עָלָ֣ה הַ⁠שַּׁעַר֮</w:t>
+      </w:r>
+    </w:p>
+    <w:p>
+      <w:pPr/>
+      <w:r>
+        <w:rPr>
+          <w:lang w:val="fr_FR" w:bidi="fr_FR"/>
+        </w:rPr>
+      </w:r>
+      <w:r>
+        <w:rPr>
           <w:b/>
           <w:lang w:val="fr_FR" w:bidi="fr_FR"/>
         </w:rPr>
@@ -23150,6 +25124,20 @@
       </w:r>
       <w:r>
         <w:rPr>
+          <w:lang w:val="fr_FR" w:bidi="fr_FR"/>
+        </w:rPr>
+        <w:t>הַ⁠שַּׁעַר֮</w:t>
+      </w:r>
+    </w:p>
+    <w:p>
+      <w:pPr/>
+      <w:r>
+        <w:rPr>
+          <w:lang w:val="fr_FR" w:bidi="fr_FR"/>
+        </w:rPr>
+      </w:r>
+      <w:r>
+        <w:rPr>
           <w:b/>
           <w:lang w:val="fr_FR" w:bidi="fr_FR"/>
         </w:rPr>
@@ -23246,6 +25234,20 @@
       </w:r>
       <w:r>
         <w:rPr>
+          <w:lang w:val="fr_FR" w:bidi="fr_FR"/>
+        </w:rPr>
+        <w:t>וְ⁠הִנֵּ֨ה</w:t>
+      </w:r>
+    </w:p>
+    <w:p>
+      <w:pPr/>
+      <w:r>
+        <w:rPr>
+          <w:lang w:val="fr_FR" w:bidi="fr_FR"/>
+        </w:rPr>
+      </w:r>
+      <w:r>
+        <w:rPr>
           <w:b/>
           <w:lang w:val="fr_FR" w:bidi="fr_FR"/>
         </w:rPr>
@@ -23331,6 +25333,20 @@
         <w:rPr>
           <w:lang w:val="fr_FR" w:bidi="fr_FR"/>
         </w:rPr>
+      </w:r>
+    </w:p>
+    <w:p>
+      <w:pPr/>
+      <w:r>
+        <w:rPr>
+          <w:lang w:val="fr_FR" w:bidi="fr_FR"/>
+        </w:rPr>
+      </w:r>
+      <w:r>
+        <w:rPr>
+          <w:lang w:val="fr_FR" w:bidi="fr_FR"/>
+        </w:rPr>
+        <w:t>הַ⁠גֹּאֵ֤ל</w:t>
       </w:r>
     </w:p>
     <w:p>
@@ -23443,6 +25459,20 @@
       </w:r>
       <w:r>
         <w:rPr>
+          <w:lang w:val="fr_FR" w:bidi="fr_FR"/>
+        </w:rPr>
+        <w:t>וַ⁠יֹּ֛אמֶר ס֥וּרָ⁠ה שְׁבָ⁠ה־פֹּ֖ה פְּלֹנִ֣י אַלְמֹנִ֑י</w:t>
+      </w:r>
+    </w:p>
+    <w:p>
+      <w:pPr/>
+      <w:r>
+        <w:rPr>
+          <w:lang w:val="fr_FR" w:bidi="fr_FR"/>
+        </w:rPr>
+      </w:r>
+      <w:r>
+        <w:rPr>
           <w:b/>
           <w:lang w:val="fr_FR" w:bidi="fr_FR"/>
         </w:rPr>
@@ -23567,6 +25597,20 @@
       </w:r>
       <w:r>
         <w:rPr>
+          <w:lang w:val="fr_FR" w:bidi="fr_FR"/>
+        </w:rPr>
+        <w:t>פְּלֹנִ֣י אַלְמֹנִ֑י</w:t>
+      </w:r>
+    </w:p>
+    <w:p>
+      <w:pPr/>
+      <w:r>
+        <w:rPr>
+          <w:lang w:val="fr_FR" w:bidi="fr_FR"/>
+        </w:rPr>
+      </w:r>
+      <w:r>
+        <w:rPr>
           <w:b/>
           <w:lang w:val="fr_FR" w:bidi="fr_FR"/>
         </w:rPr>
@@ -23729,6 +25773,20 @@
         <w:rPr>
           <w:lang w:val="fr_FR" w:bidi="fr_FR"/>
         </w:rPr>
+      </w:r>
+    </w:p>
+    <w:p>
+      <w:pPr/>
+      <w:r>
+        <w:rPr>
+          <w:lang w:val="fr_FR" w:bidi="fr_FR"/>
+        </w:rPr>
+      </w:r>
+      <w:r>
+        <w:rPr>
+          <w:lang w:val="fr_FR" w:bidi="fr_FR"/>
+        </w:rPr>
+        <w:t>לְ⁠אָחִ֖י⁠נוּ</w:t>
       </w:r>
     </w:p>
     <w:p>
@@ -23930,6 +25988,20 @@
       </w:r>
       <w:r>
         <w:rPr>
+          <w:lang w:val="fr_FR" w:bidi="fr_FR"/>
+        </w:rPr>
+        <w:t>אָמַ֜רְתִּי</w:t>
+      </w:r>
+    </w:p>
+    <w:p>
+      <w:pPr/>
+      <w:r>
+        <w:rPr>
+          <w:lang w:val="fr_FR" w:bidi="fr_FR"/>
+        </w:rPr>
+      </w:r>
+      <w:r>
+        <w:rPr>
           <w:b/>
           <w:lang w:val="fr_FR" w:bidi="fr_FR"/>
         </w:rPr>
@@ -24027,6 +26099,20 @@
       </w:r>
       <w:r>
         <w:rPr>
+          <w:lang w:val="fr_FR" w:bidi="fr_FR"/>
+        </w:rPr>
+        <w:t>אֶגְלֶ֧ה אָזְנְ⁠ךָ֣</w:t>
+      </w:r>
+    </w:p>
+    <w:p>
+      <w:pPr/>
+      <w:r>
+        <w:rPr>
+          <w:lang w:val="fr_FR" w:bidi="fr_FR"/>
+        </w:rPr>
+      </w:r>
+      <w:r>
+        <w:rPr>
           <w:b/>
           <w:lang w:val="fr_FR" w:bidi="fr_FR"/>
         </w:rPr>
@@ -24221,6 +26307,20 @@
       </w:r>
       <w:r>
         <w:rPr>
+          <w:lang w:val="fr_FR" w:bidi="fr_FR"/>
+        </w:rPr>
+        <w:t>אִם־תִּגְאַל֙</w:t>
+      </w:r>
+    </w:p>
+    <w:p>
+      <w:pPr/>
+      <w:r>
+        <w:rPr>
+          <w:lang w:val="fr_FR" w:bidi="fr_FR"/>
+        </w:rPr>
+      </w:r>
+      <w:r>
+        <w:rPr>
           <w:b/>
           <w:lang w:val="fr_FR" w:bidi="fr_FR"/>
         </w:rPr>
@@ -24415,6 +26515,20 @@
       </w:r>
       <w:r>
         <w:rPr>
+          <w:lang w:val="fr_FR" w:bidi="fr_FR"/>
+        </w:rPr>
+        <w:t>אָנֹכִ֥י אֶגְאָֽל</w:t>
+      </w:r>
+    </w:p>
+    <w:p>
+      <w:pPr/>
+      <w:r>
+        <w:rPr>
+          <w:lang w:val="fr_FR" w:bidi="fr_FR"/>
+        </w:rPr>
+      </w:r>
+      <w:r>
+        <w:rPr>
           <w:b/>
           <w:lang w:val="fr_FR" w:bidi="fr_FR"/>
         </w:rPr>
@@ -24492,6 +26606,20 @@
       </w:r>
       <w:r>
         <w:rPr>
+          <w:lang w:val="fr_FR" w:bidi="fr_FR"/>
+        </w:rPr>
+        <w:t>בְּ⁠יוֹם</w:t>
+      </w:r>
+    </w:p>
+    <w:p>
+      <w:pPr/>
+      <w:r>
+        <w:rPr>
+          <w:lang w:val="fr_FR" w:bidi="fr_FR"/>
+        </w:rPr>
+      </w:r>
+      <w:r>
+        <w:rPr>
           <w:b/>
           <w:lang w:val="fr_FR" w:bidi="fr_FR"/>
         </w:rPr>
@@ -24588,6 +26716,20 @@
       </w:r>
       <w:r>
         <w:rPr>
+          <w:lang w:val="fr_FR" w:bidi="fr_FR"/>
+        </w:rPr>
+        <w:t>מִ⁠יַּ֣ד נָעֳמִ֑י</w:t>
+      </w:r>
+    </w:p>
+    <w:p>
+      <w:pPr/>
+      <w:r>
+        <w:rPr>
+          <w:lang w:val="fr_FR" w:bidi="fr_FR"/>
+        </w:rPr>
+      </w:r>
+      <w:r>
+        <w:rPr>
           <w:b/>
           <w:lang w:val="fr_FR" w:bidi="fr_FR"/>
         </w:rPr>
@@ -24684,6 +26826,20 @@
       </w:r>
       <w:r>
         <w:rPr>
+          <w:lang w:val="fr_FR" w:bidi="fr_FR"/>
+        </w:rPr>
+        <w:t>וּ֠⁠מֵ⁠אֵת ר֣וּת &amp; קָנִ֔יתָה</w:t>
+      </w:r>
+    </w:p>
+    <w:p>
+      <w:pPr/>
+      <w:r>
+        <w:rPr>
+          <w:lang w:val="fr_FR" w:bidi="fr_FR"/>
+        </w:rPr>
+      </w:r>
+      <w:r>
+        <w:rPr>
           <w:b/>
           <w:lang w:val="fr_FR" w:bidi="fr_FR"/>
         </w:rPr>
@@ -24844,6 +27000,20 @@
       </w:r>
       <w:r>
         <w:rPr>
+          <w:lang w:val="fr_FR" w:bidi="fr_FR"/>
+        </w:rPr>
+        <w:t>לְ⁠הָקִ֥ים שֵׁם־הַ⁠מֵּ֖ת עַל־נַחֲלָתֽ⁠וֹ</w:t>
+      </w:r>
+    </w:p>
+    <w:p>
+      <w:pPr/>
+      <w:r>
+        <w:rPr>
+          <w:lang w:val="fr_FR" w:bidi="fr_FR"/>
+        </w:rPr>
+      </w:r>
+      <w:r>
+        <w:rPr>
           <w:b/>
           <w:lang w:val="fr_FR" w:bidi="fr_FR"/>
         </w:rPr>
@@ -24940,6 +27110,20 @@
       </w:r>
       <w:r>
         <w:rPr>
+          <w:lang w:val="fr_FR" w:bidi="fr_FR"/>
+        </w:rPr>
+        <w:t>הַ⁠מֵּת֙ &amp; הַ⁠מֵּ֖ת</w:t>
+      </w:r>
+    </w:p>
+    <w:p>
+      <w:pPr/>
+      <w:r>
+        <w:rPr>
+          <w:lang w:val="fr_FR" w:bidi="fr_FR"/>
+        </w:rPr>
+      </w:r>
+      <w:r>
+        <w:rPr>
           <w:b/>
           <w:lang w:val="fr_FR" w:bidi="fr_FR"/>
         </w:rPr>
@@ -25036,6 +27220,20 @@
       </w:r>
       <w:r>
         <w:rPr>
+          <w:lang w:val="fr_FR" w:bidi="fr_FR"/>
+        </w:rPr>
+        <w:t>אַשְׁחִ֖ית אֶת־נַחֲלָתִ֑⁠י</w:t>
+      </w:r>
+    </w:p>
+    <w:p>
+      <w:pPr/>
+      <w:r>
+        <w:rPr>
+          <w:lang w:val="fr_FR" w:bidi="fr_FR"/>
+        </w:rPr>
+      </w:r>
+      <w:r>
+        <w:rPr>
           <w:b/>
           <w:lang w:val="fr_FR" w:bidi="fr_FR"/>
         </w:rPr>
@@ -25256,6 +27454,20 @@
       </w:r>
       <w:r>
         <w:rPr>
+          <w:lang w:val="fr_FR" w:bidi="fr_FR"/>
+        </w:rPr>
+        <w:t>וְ⁠זֹאת֩</w:t>
+      </w:r>
+    </w:p>
+    <w:p>
+      <w:pPr/>
+      <w:r>
+        <w:rPr>
+          <w:lang w:val="fr_FR" w:bidi="fr_FR"/>
+        </w:rPr>
+      </w:r>
+      <w:r>
+        <w:rPr>
           <w:b/>
           <w:lang w:val="fr_FR" w:bidi="fr_FR"/>
         </w:rPr>
@@ -25339,6 +27551,20 @@
       </w:r>
       <w:r>
         <w:rPr>
+          <w:lang w:val="fr_FR" w:bidi="fr_FR"/>
+        </w:rPr>
+        <w:t>וְ⁠זֹאת֩</w:t>
+      </w:r>
+    </w:p>
+    <w:p>
+      <w:pPr/>
+      <w:r>
+        <w:rPr>
+          <w:lang w:val="fr_FR" w:bidi="fr_FR"/>
+        </w:rPr>
+      </w:r>
+      <w:r>
+        <w:rPr>
           <w:b/>
           <w:lang w:val="fr_FR" w:bidi="fr_FR"/>
         </w:rPr>
@@ -25422,6 +27648,20 @@
       </w:r>
       <w:r>
         <w:rPr>
+          <w:lang w:val="fr_FR" w:bidi="fr_FR"/>
+        </w:rPr>
+        <w:t>לְ⁠פָנִ֨ים</w:t>
+      </w:r>
+    </w:p>
+    <w:p>
+      <w:pPr/>
+      <w:r>
+        <w:rPr>
+          <w:lang w:val="fr_FR" w:bidi="fr_FR"/>
+        </w:rPr>
+      </w:r>
+      <w:r>
+        <w:rPr>
           <w:b/>
           <w:lang w:val="fr_FR" w:bidi="fr_FR"/>
         </w:rPr>
@@ -25505,6 +27745,20 @@
       </w:r>
       <w:r>
         <w:rPr>
+          <w:lang w:val="fr_FR" w:bidi="fr_FR"/>
+        </w:rPr>
+        <w:t>לְ⁠רֵעֵ֑⁠הוּ</w:t>
+      </w:r>
+    </w:p>
+    <w:p>
+      <w:pPr/>
+      <w:r>
+        <w:rPr>
+          <w:lang w:val="fr_FR" w:bidi="fr_FR"/>
+        </w:rPr>
+      </w:r>
+      <w:r>
+        <w:rPr>
           <w:b/>
           <w:lang w:val="fr_FR" w:bidi="fr_FR"/>
         </w:rPr>
@@ -25840,6 +28094,20 @@
         <w:rPr>
           <w:lang w:val="fr_FR" w:bidi="fr_FR"/>
         </w:rPr>
+      </w:r>
+    </w:p>
+    <w:p>
+      <w:pPr/>
+      <w:r>
+        <w:rPr>
+          <w:lang w:val="fr_FR" w:bidi="fr_FR"/>
+        </w:rPr>
+      </w:r>
+      <w:r>
+        <w:rPr>
+          <w:lang w:val="fr_FR" w:bidi="fr_FR"/>
+        </w:rPr>
+        <w:t>וַ⁠יִּשְׁלֹ֖ף נַעֲלֽ⁠וֹ</w:t>
       </w:r>
     </w:p>
     <w:p>
@@ -26028,6 +28296,20 @@
       </w:r>
       <w:r>
         <w:rPr>
+          <w:lang w:val="fr_FR" w:bidi="fr_FR"/>
+        </w:rPr>
+        <w:t>לַ⁠זְּקֵנִ֜ים וְ⁠כָל־הָ⁠עָ֗ם</w:t>
+      </w:r>
+    </w:p>
+    <w:p>
+      <w:pPr/>
+      <w:r>
+        <w:rPr>
+          <w:lang w:val="fr_FR" w:bidi="fr_FR"/>
+        </w:rPr>
+      </w:r>
+      <w:r>
+        <w:rPr>
           <w:b/>
           <w:lang w:val="fr_FR" w:bidi="fr_FR"/>
         </w:rPr>
@@ -26113,6 +28395,20 @@
         <w:rPr>
           <w:lang w:val="fr_FR" w:bidi="fr_FR"/>
         </w:rPr>
+      </w:r>
+    </w:p>
+    <w:p>
+      <w:pPr/>
+      <w:r>
+        <w:rPr>
+          <w:lang w:val="fr_FR" w:bidi="fr_FR"/>
+        </w:rPr>
+      </w:r>
+      <w:r>
+        <w:rPr>
+          <w:lang w:val="fr_FR" w:bidi="fr_FR"/>
+        </w:rPr>
+        <w:t>מִ⁠יַּ֖ד נָעֳמִֽי</w:t>
       </w:r>
     </w:p>
     <w:p>
@@ -26377,6 +28673,20 @@
       </w:r>
       <w:r>
         <w:rPr>
+          <w:lang w:val="fr_FR" w:bidi="fr_FR"/>
+        </w:rPr>
+        <w:t>וְ⁠גַ֣ם</w:t>
+      </w:r>
+    </w:p>
+    <w:p>
+      <w:pPr/>
+      <w:r>
+        <w:rPr>
+          <w:lang w:val="fr_FR" w:bidi="fr_FR"/>
+        </w:rPr>
+      </w:r>
+      <w:r>
+        <w:rPr>
           <w:b/>
           <w:lang w:val="fr_FR" w:bidi="fr_FR"/>
         </w:rPr>
@@ -26541,6 +28851,20 @@
       </w:r>
       <w:r>
         <w:rPr>
+          <w:lang w:val="fr_FR" w:bidi="fr_FR"/>
+        </w:rPr>
+        <w:t>הַ⁠מֵּת֙ &amp; הַ⁠מֵּ֛ת</w:t>
+      </w:r>
+    </w:p>
+    <w:p>
+      <w:pPr/>
+      <w:r>
+        <w:rPr>
+          <w:lang w:val="fr_FR" w:bidi="fr_FR"/>
+        </w:rPr>
+      </w:r>
+      <w:r>
+        <w:rPr>
           <w:b/>
           <w:lang w:val="fr_FR" w:bidi="fr_FR"/>
         </w:rPr>
@@ -26874,6 +29198,20 @@
       </w:r>
       <w:r>
         <w:rPr>
+          <w:lang w:val="fr_FR" w:bidi="fr_FR"/>
+        </w:rPr>
+        <w:t>וּ⁠מִ⁠שַּׁ֣עַר מְקוֹמ֑⁠וֹ</w:t>
+      </w:r>
+    </w:p>
+    <w:p>
+      <w:pPr/>
+      <w:r>
+        <w:rPr>
+          <w:lang w:val="fr_FR" w:bidi="fr_FR"/>
+        </w:rPr>
+      </w:r>
+      <w:r>
+        <w:rPr>
           <w:b/>
           <w:lang w:val="fr_FR" w:bidi="fr_FR"/>
         </w:rPr>
@@ -27154,6 +29492,20 @@
       </w:r>
       <w:r>
         <w:rPr>
+          <w:lang w:val="fr_FR" w:bidi="fr_FR"/>
+        </w:rPr>
+        <w:t>הָ⁠עָ֧ם אֲשֶׁר־בַּ⁠שַּׁ֛עַר</w:t>
+      </w:r>
+    </w:p>
+    <w:p>
+      <w:pPr/>
+      <w:r>
+        <w:rPr>
+          <w:lang w:val="fr_FR" w:bidi="fr_FR"/>
+        </w:rPr>
+      </w:r>
+      <w:r>
+        <w:rPr>
           <w:b/>
           <w:lang w:val="fr_FR" w:bidi="fr_FR"/>
         </w:rPr>
@@ -27264,6 +29616,20 @@
       </w:r>
       <w:r>
         <w:rPr>
+          <w:lang w:val="fr_FR" w:bidi="fr_FR"/>
+        </w:rPr>
+        <w:t>הַ⁠בָּאָ֣ה אֶל־בֵּיתֶ֗⁠ךָ</w:t>
+      </w:r>
+    </w:p>
+    <w:p>
+      <w:pPr/>
+      <w:r>
+        <w:rPr>
+          <w:lang w:val="fr_FR" w:bidi="fr_FR"/>
+        </w:rPr>
+      </w:r>
+      <w:r>
+        <w:rPr>
           <w:b/>
           <w:lang w:val="fr_FR" w:bidi="fr_FR"/>
         </w:rPr>
@@ -27498,6 +29864,20 @@
       </w:r>
       <w:r>
         <w:rPr>
+          <w:lang w:val="fr_FR" w:bidi="fr_FR"/>
+        </w:rPr>
+        <w:t>כְּ⁠רָחֵ֤ל ׀ וּ⁠כְ⁠לֵאָה֙ אֲשֶׁ֨ר בָּנ֤וּ שְׁתֵּי⁠הֶם֙ אֶת־בֵּ֣ית יִשְׂרָאֵ֔ל</w:t>
+      </w:r>
+    </w:p>
+    <w:p>
+      <w:pPr/>
+      <w:r>
+        <w:rPr>
+          <w:lang w:val="fr_FR" w:bidi="fr_FR"/>
+        </w:rPr>
+      </w:r>
+      <w:r>
+        <w:rPr>
           <w:b/>
           <w:lang w:val="fr_FR" w:bidi="fr_FR"/>
         </w:rPr>
@@ -27642,6 +30022,20 @@
       </w:r>
       <w:r>
         <w:rPr>
+          <w:lang w:val="fr_FR" w:bidi="fr_FR"/>
+        </w:rPr>
+        <w:t>בָּנ֤וּ &amp; אֶת־בֵּ֣ית יִשְׂרָאֵ֔ל</w:t>
+      </w:r>
+    </w:p>
+    <w:p>
+      <w:pPr/>
+      <w:r>
+        <w:rPr>
+          <w:lang w:val="fr_FR" w:bidi="fr_FR"/>
+        </w:rPr>
+      </w:r>
+      <w:r>
+        <w:rPr>
           <w:b/>
           <w:lang w:val="fr_FR" w:bidi="fr_FR"/>
         </w:rPr>
@@ -27751,6 +30145,20 @@
       </w:r>
       <w:r>
         <w:rPr>
+          <w:lang w:val="fr_FR" w:bidi="fr_FR"/>
+        </w:rPr>
+        <w:t>וַ⁠עֲשֵׂה־חַ֣יִל בְּ⁠אֶפְרָ֔תָה וּ⁠קְרָא־שֵׁ֖ם בְּ⁠בֵ֥ית לָֽחֶם</w:t>
+      </w:r>
+    </w:p>
+    <w:p>
+      <w:pPr/>
+      <w:r>
+        <w:rPr>
+          <w:lang w:val="fr_FR" w:bidi="fr_FR"/>
+        </w:rPr>
+      </w:r>
+      <w:r>
+        <w:rPr>
           <w:b/>
           <w:lang w:val="fr_FR" w:bidi="fr_FR"/>
         </w:rPr>
@@ -27888,6 +30296,20 @@
       </w:r>
       <w:r>
         <w:rPr>
+          <w:lang w:val="fr_FR" w:bidi="fr_FR"/>
+        </w:rPr>
+        <w:t>וַ⁠עֲשֵׂה־חַ֣יִל בְּ⁠אֶפְרָ֔תָה וּ⁠קְרָא־שֵׁ֖ם בְּ⁠בֵ֥ית לָֽחֶם</w:t>
+      </w:r>
+    </w:p>
+    <w:p>
+      <w:pPr/>
+      <w:r>
+        <w:rPr>
+          <w:lang w:val="fr_FR" w:bidi="fr_FR"/>
+        </w:rPr>
+      </w:r>
+      <w:r>
+        <w:rPr>
           <w:b/>
           <w:lang w:val="fr_FR" w:bidi="fr_FR"/>
         </w:rPr>
@@ -27985,6 +30407,20 @@
       </w:r>
       <w:r>
         <w:rPr>
+          <w:lang w:val="fr_FR" w:bidi="fr_FR"/>
+        </w:rPr>
+        <w:t>וִ⁠יהִ֤י בֵֽיתְ⁠ךָ֙ כְּ⁠בֵ֣ית פֶּ֔רֶץ</w:t>
+      </w:r>
+    </w:p>
+    <w:p>
+      <w:pPr/>
+      <w:r>
+        <w:rPr>
+          <w:lang w:val="fr_FR" w:bidi="fr_FR"/>
+        </w:rPr>
+      </w:r>
+      <w:r>
+        <w:rPr>
           <w:b/>
           <w:lang w:val="fr_FR" w:bidi="fr_FR"/>
         </w:rPr>
@@ -28095,6 +30531,20 @@
       </w:r>
       <w:r>
         <w:rPr>
+          <w:lang w:val="fr_FR" w:bidi="fr_FR"/>
+        </w:rPr>
+        <w:t>מִן־הַ⁠זֶּ֗רַע אֲשֶׁ֨ר יִתֵּ֤ן יְהוָה֙ לְ⁠ךָ֔</w:t>
+      </w:r>
+    </w:p>
+    <w:p>
+      <w:pPr/>
+      <w:r>
+        <w:rPr>
+          <w:lang w:val="fr_FR" w:bidi="fr_FR"/>
+        </w:rPr>
+      </w:r>
+      <w:r>
+        <w:rPr>
           <w:b/>
           <w:lang w:val="fr_FR" w:bidi="fr_FR"/>
         </w:rPr>
@@ -28192,6 +30642,20 @@
       </w:r>
       <w:r>
         <w:rPr>
+          <w:lang w:val="fr_FR" w:bidi="fr_FR"/>
+        </w:rPr>
+        <w:t>וַ⁠יִּקַּ֨ח בֹּ֤עַז אֶת־רוּת֙ וַ⁠תְּהִי־ל֣⁠וֹ לְ⁠אִשָּׁ֔ה</w:t>
+      </w:r>
+    </w:p>
+    <w:p>
+      <w:pPr/>
+      <w:r>
+        <w:rPr>
+          <w:lang w:val="fr_FR" w:bidi="fr_FR"/>
+        </w:rPr>
+      </w:r>
+      <w:r>
+        <w:rPr>
           <w:b/>
           <w:lang w:val="fr_FR" w:bidi="fr_FR"/>
         </w:rPr>
@@ -28278,6 +30742,20 @@
         <w:rPr>
           <w:lang w:val="fr_FR" w:bidi="fr_FR"/>
         </w:rPr>
+      </w:r>
+    </w:p>
+    <w:p>
+      <w:pPr/>
+      <w:r>
+        <w:rPr>
+          <w:lang w:val="fr_FR" w:bidi="fr_FR"/>
+        </w:rPr>
+      </w:r>
+      <w:r>
+        <w:rPr>
+          <w:lang w:val="fr_FR" w:bidi="fr_FR"/>
+        </w:rPr>
+        <w:t>וַ⁠יִּקַּ֨ח בֹּ֤עַז אֶת־רוּת֙</w:t>
       </w:r>
     </w:p>
     <w:p>
@@ -28390,6 +30868,20 @@
       </w:r>
       <w:r>
         <w:rPr>
+          <w:lang w:val="fr_FR" w:bidi="fr_FR"/>
+        </w:rPr>
+        <w:t>וַ⁠יָּבֹ֖א אֵלֶ֑י⁠הָ</w:t>
+      </w:r>
+    </w:p>
+    <w:p>
+      <w:pPr/>
+      <w:r>
+        <w:rPr>
+          <w:lang w:val="fr_FR" w:bidi="fr_FR"/>
+        </w:rPr>
+      </w:r>
+      <w:r>
+        <w:rPr>
           <w:b/>
           <w:lang w:val="fr_FR" w:bidi="fr_FR"/>
         </w:rPr>
@@ -28475,6 +30967,20 @@
         <w:rPr>
           <w:lang w:val="fr_FR" w:bidi="fr_FR"/>
         </w:rPr>
+      </w:r>
+    </w:p>
+    <w:p>
+      <w:pPr/>
+      <w:r>
+        <w:rPr>
+          <w:lang w:val="fr_FR" w:bidi="fr_FR"/>
+        </w:rPr>
+      </w:r>
+      <w:r>
+        <w:rPr>
+          <w:lang w:val="fr_FR" w:bidi="fr_FR"/>
+        </w:rPr>
+        <w:t>הַ⁠נָּשִׁים֙</w:t>
       </w:r>
     </w:p>
     <w:p>
@@ -28600,6 +31106,20 @@
       </w:r>
       <w:r>
         <w:rPr>
+          <w:lang w:val="fr_FR" w:bidi="fr_FR"/>
+        </w:rPr>
+        <w:t>בָּר֣וּךְ יְהוָ֔ה</w:t>
+      </w:r>
+    </w:p>
+    <w:p>
+      <w:pPr/>
+      <w:r>
+        <w:rPr>
+          <w:lang w:val="fr_FR" w:bidi="fr_FR"/>
+        </w:rPr>
+      </w:r>
+      <w:r>
+        <w:rPr>
           <w:b/>
           <w:lang w:val="fr_FR" w:bidi="fr_FR"/>
         </w:rPr>
@@ -28806,6 +31326,20 @@
       </w:r>
       <w:r>
         <w:rPr>
+          <w:lang w:val="fr_FR" w:bidi="fr_FR"/>
+        </w:rPr>
+        <w:t>וְ⁠יִקָּרֵ֥א שְׁמ֖⁠וֹ</w:t>
+      </w:r>
+    </w:p>
+    <w:p>
+      <w:pPr/>
+      <w:r>
+        <w:rPr>
+          <w:lang w:val="fr_FR" w:bidi="fr_FR"/>
+        </w:rPr>
+      </w:r>
+      <w:r>
+        <w:rPr>
           <w:b/>
           <w:lang w:val="fr_FR" w:bidi="fr_FR"/>
         </w:rPr>
@@ -28903,6 +31437,20 @@
       </w:r>
       <w:r>
         <w:rPr>
+          <w:lang w:val="fr_FR" w:bidi="fr_FR"/>
+        </w:rPr>
+        <w:t>וְ⁠יִקָּרֵ֥א שְׁמ֖⁠וֹ בְּ⁠יִשְׂרָאֵֽל</w:t>
+      </w:r>
+    </w:p>
+    <w:p>
+      <w:pPr/>
+      <w:r>
+        <w:rPr>
+          <w:lang w:val="fr_FR" w:bidi="fr_FR"/>
+        </w:rPr>
+      </w:r>
+      <w:r>
+        <w:rPr>
           <w:b/>
           <w:lang w:val="fr_FR" w:bidi="fr_FR"/>
         </w:rPr>
@@ -29013,6 +31561,20 @@
       </w:r>
       <w:r>
         <w:rPr>
+          <w:lang w:val="fr_FR" w:bidi="fr_FR"/>
+        </w:rPr>
+        <w:t>לְ⁠מֵשִׁ֣יב נֶ֔פֶשׁ</w:t>
+      </w:r>
+    </w:p>
+    <w:p>
+      <w:pPr/>
+      <w:r>
+        <w:rPr>
+          <w:lang w:val="fr_FR" w:bidi="fr_FR"/>
+        </w:rPr>
+      </w:r>
+      <w:r>
+        <w:rPr>
           <w:b/>
           <w:lang w:val="fr_FR" w:bidi="fr_FR"/>
         </w:rPr>
@@ -29096,6 +31658,20 @@
       </w:r>
       <w:r>
         <w:rPr>
+          <w:lang w:val="fr_FR" w:bidi="fr_FR"/>
+        </w:rPr>
+        <w:t>וּ⁠לְ⁠כַלְכֵּ֖ל אֶת־שֵׂיבָתֵ֑⁠ךְ</w:t>
+      </w:r>
+    </w:p>
+    <w:p>
+      <w:pPr/>
+      <w:r>
+        <w:rPr>
+          <w:lang w:val="fr_FR" w:bidi="fr_FR"/>
+        </w:rPr>
+      </w:r>
+      <w:r>
+        <w:rPr>
           <w:b/>
           <w:lang w:val="fr_FR" w:bidi="fr_FR"/>
         </w:rPr>
@@ -29205,6 +31781,20 @@
       </w:r>
       <w:r>
         <w:rPr>
+          <w:lang w:val="fr_FR" w:bidi="fr_FR"/>
+        </w:rPr>
+        <w:t>כִּ֣י</w:t>
+      </w:r>
+    </w:p>
+    <w:p>
+      <w:pPr/>
+      <w:r>
+        <w:rPr>
+          <w:lang w:val="fr_FR" w:bidi="fr_FR"/>
+        </w:rPr>
+      </w:r>
+      <w:r>
+        <w:rPr>
           <w:b/>
           <w:lang w:val="fr_FR" w:bidi="fr_FR"/>
         </w:rPr>
@@ -29314,6 +31904,20 @@
       </w:r>
       <w:r>
         <w:rPr>
+          <w:lang w:val="fr_FR" w:bidi="fr_FR"/>
+        </w:rPr>
+        <w:t>ט֣וֹבָה לָ֔⁠ךְ מִ⁠שִּׁבְעָ֖ה בָּנִֽים</w:t>
+      </w:r>
+    </w:p>
+    <w:p>
+      <w:pPr/>
+      <w:r>
+        <w:rPr>
+          <w:lang w:val="fr_FR" w:bidi="fr_FR"/>
+        </w:rPr>
+      </w:r>
+      <w:r>
+        <w:rPr>
           <w:b/>
           <w:lang w:val="fr_FR" w:bidi="fr_FR"/>
         </w:rPr>
@@ -29424,6 +32028,20 @@
       </w:r>
       <w:r>
         <w:rPr>
+          <w:lang w:val="fr_FR" w:bidi="fr_FR"/>
+        </w:rPr>
+        <w:t>וַ⁠תִּקַּ֨ח נָעֳמִ֤י אֶת־הַ⁠יֶּ֨לֶד֙</w:t>
+      </w:r>
+    </w:p>
+    <w:p>
+      <w:pPr/>
+      <w:r>
+        <w:rPr>
+          <w:lang w:val="fr_FR" w:bidi="fr_FR"/>
+        </w:rPr>
+      </w:r>
+      <w:r>
+        <w:rPr>
           <w:b/>
           <w:lang w:val="fr_FR" w:bidi="fr_FR"/>
         </w:rPr>
@@ -29695,6 +32313,20 @@
       </w:r>
       <w:r>
         <w:rPr>
+          <w:lang w:val="fr_FR" w:bidi="fr_FR"/>
+        </w:rPr>
+        <w:t>יֻלַּד־בֵּ֖ן לְ⁠נָעֳמִ֑י</w:t>
+      </w:r>
+    </w:p>
+    <w:p>
+      <w:pPr/>
+      <w:r>
+        <w:rPr>
+          <w:lang w:val="fr_FR" w:bidi="fr_FR"/>
+        </w:rPr>
+      </w:r>
+      <w:r>
+        <w:rPr>
           <w:b/>
           <w:lang w:val="fr_FR" w:bidi="fr_FR"/>
         </w:rPr>
@@ -29791,6 +32423,20 @@
       </w:r>
       <w:r>
         <w:rPr>
+          <w:lang w:val="fr_FR" w:bidi="fr_FR"/>
+        </w:rPr>
+        <w:t>וַ⁠תִּקְרֶ֤אנָֽה שְׁמ⁠וֹ֙ עוֹבֵ֔ד</w:t>
+      </w:r>
+    </w:p>
+    <w:p>
+      <w:pPr/>
+      <w:r>
+        <w:rPr>
+          <w:lang w:val="fr_FR" w:bidi="fr_FR"/>
+        </w:rPr>
+      </w:r>
+      <w:r>
+        <w:rPr>
           <w:b/>
           <w:lang w:val="fr_FR" w:bidi="fr_FR"/>
         </w:rPr>
@@ -29881,6 +32527,20 @@
       </w:r>
       <w:r>
         <w:rPr>
+          <w:lang w:val="fr_FR" w:bidi="fr_FR"/>
+        </w:rPr>
+        <w:t>ה֥וּא אֲבִי־יִשַׁ֖י</w:t>
+      </w:r>
+    </w:p>
+    <w:p>
+      <w:pPr/>
+      <w:r>
+        <w:rPr>
+          <w:lang w:val="fr_FR" w:bidi="fr_FR"/>
+        </w:rPr>
+      </w:r>
+      <w:r>
+        <w:rPr>
           <w:b/>
           <w:lang w:val="fr_FR" w:bidi="fr_FR"/>
         </w:rPr>
@@ -29977,6 +32637,20 @@
       </w:r>
       <w:r>
         <w:rPr>
+          <w:lang w:val="fr_FR" w:bidi="fr_FR"/>
+        </w:rPr>
+        <w:t>אֲבִ֥י דָוִֽד</w:t>
+      </w:r>
+    </w:p>
+    <w:p>
+      <w:pPr/>
+      <w:r>
+        <w:rPr>
+          <w:lang w:val="fr_FR" w:bidi="fr_FR"/>
+        </w:rPr>
+      </w:r>
+      <w:r>
+        <w:rPr>
           <w:b/>
           <w:lang w:val="fr_FR" w:bidi="fr_FR"/>
         </w:rPr>
@@ -30049,6 +32723,20 @@
         <w:rPr>
           <w:lang w:val="fr_FR" w:bidi="fr_FR"/>
         </w:rPr>
+      </w:r>
+    </w:p>
+    <w:p>
+      <w:pPr/>
+      <w:r>
+        <w:rPr>
+          <w:lang w:val="fr_FR" w:bidi="fr_FR"/>
+        </w:rPr>
+      </w:r>
+      <w:r>
+        <w:rPr>
+          <w:lang w:val="fr_FR" w:bidi="fr_FR"/>
+        </w:rPr>
+        <w:t>תּוֹלְד֣וֹת פָּ֔רֶץ</w:t>
       </w:r>
     </w:p>
     <w:p>
@@ -30529,6 +33217,20 @@
         <w:rPr>
           <w:lang w:val="fr_FR" w:bidi="fr_FR"/>
         </w:rPr>
+      </w:r>
+    </w:p>
+    <w:p>
+      <w:pPr/>
+      <w:r>
+        <w:rPr>
+          <w:lang w:val="fr_FR" w:bidi="fr_FR"/>
+        </w:rPr>
+      </w:r>
+      <w:r>
+        <w:rPr>
+          <w:lang w:val="fr_FR" w:bidi="fr_FR"/>
+        </w:rPr>
+        <w:t>אֶת־דָּוִֽד</w:t>
       </w:r>
     </w:p>
     <w:p>

--- a/fra/docx/08.content.docx
+++ b/fra/docx/08.content.docx
@@ -1597,6 +1597,20 @@
       </w:r>
       <w:r>
         <w:rPr>
+          <w:lang w:val="fr_FR" w:bidi="fr_FR"/>
+        </w:rPr>
+        <w:t>וַ⁠תִּשָּׁאֵ֥ר הִ֖יא וּ⁠שְׁנֵ֥י בָנֶֽי⁠הָ</w:t>
+      </w:r>
+    </w:p>
+    <w:p>
+      <w:pPr/>
+      <w:r>
+        <w:rPr>
+          <w:lang w:val="fr_FR" w:bidi="fr_FR"/>
+        </w:rPr>
+      </w:r>
+      <w:r>
+        <w:rPr>
           <w:b/>
           <w:lang w:val="fr_FR" w:bidi="fr_FR"/>
         </w:rPr>
@@ -1680,6 +1694,20 @@
       </w:r>
       <w:r>
         <w:rPr>
+          <w:lang w:val="fr_FR" w:bidi="fr_FR"/>
+        </w:rPr>
+        <w:t>וַ⁠יִּשְׂא֣וּ לָ⁠הֶ֗ם נָשִׁים֙</w:t>
+      </w:r>
+    </w:p>
+    <w:p>
+      <w:pPr/>
+      <w:r>
+        <w:rPr>
+          <w:lang w:val="fr_FR" w:bidi="fr_FR"/>
+        </w:rPr>
+      </w:r>
+      <w:r>
+        <w:rPr>
           <w:b/>
           <w:lang w:val="fr_FR" w:bidi="fr_FR"/>
         </w:rPr>
@@ -1765,6 +1793,20 @@
         <w:rPr>
           <w:lang w:val="fr_FR" w:bidi="fr_FR"/>
         </w:rPr>
+      </w:r>
+    </w:p>
+    <w:p>
+      <w:pPr/>
+      <w:r>
+        <w:rPr>
+          <w:lang w:val="fr_FR" w:bidi="fr_FR"/>
+        </w:rPr>
+      </w:r>
+      <w:r>
+        <w:rPr>
+          <w:lang w:val="fr_FR" w:bidi="fr_FR"/>
+        </w:rPr>
+        <w:t>שֵׁ֤ם הָֽ⁠אַחַת֙ עָרְפָּ֔ה וְ⁠שֵׁ֥ם הַ⁠שֵּׁנִ֖ית ר֑וּת</w:t>
       </w:r>
     </w:p>
     <w:p>
@@ -1933,6 +1975,20 @@
       </w:r>
       <w:r>
         <w:rPr>
+          <w:lang w:val="fr_FR" w:bidi="fr_FR"/>
+        </w:rPr>
+        <w:t>וַ⁠תִּשָּׁאֵר֙ הָֽ⁠אִשָּׁ֔ה מִ⁠שְּׁנֵ֥י יְלָדֶ֖י⁠הָ וּ⁠מֵ⁠אִישָֽׁ⁠הּ</w:t>
+      </w:r>
+    </w:p>
+    <w:p>
+      <w:pPr/>
+      <w:r>
+        <w:rPr>
+          <w:lang w:val="fr_FR" w:bidi="fr_FR"/>
+        </w:rPr>
+      </w:r>
+      <w:r>
+        <w:rPr>
           <w:b/>
           <w:lang w:val="fr_FR" w:bidi="fr_FR"/>
         </w:rPr>
@@ -2016,6 +2072,20 @@
       </w:r>
       <w:r>
         <w:rPr>
+          <w:lang w:val="fr_FR" w:bidi="fr_FR"/>
+        </w:rPr>
+        <w:t>וַ⁠תָּ֤קָם הִיא֙ וְ⁠כַלֹּתֶ֔י⁠הָ וַ⁠תָּ֖שָׁב</w:t>
+      </w:r>
+    </w:p>
+    <w:p>
+      <w:pPr/>
+      <w:r>
+        <w:rPr>
+          <w:lang w:val="fr_FR" w:bidi="fr_FR"/>
+        </w:rPr>
+      </w:r>
+      <w:r>
+        <w:rPr>
           <w:b/>
           <w:lang w:val="fr_FR" w:bidi="fr_FR"/>
         </w:rPr>
@@ -2235,6 +2305,20 @@
       </w:r>
       <w:r>
         <w:rPr>
+          <w:lang w:val="fr_FR" w:bidi="fr_FR"/>
+        </w:rPr>
+        <w:t>וְ⁠כַלֹּתֶ֔י⁠הָ</w:t>
+      </w:r>
+    </w:p>
+    <w:p>
+      <w:pPr/>
+      <w:r>
+        <w:rPr>
+          <w:lang w:val="fr_FR" w:bidi="fr_FR"/>
+        </w:rPr>
+      </w:r>
+      <w:r>
+        <w:rPr>
           <w:b/>
           <w:lang w:val="fr_FR" w:bidi="fr_FR"/>
         </w:rPr>
@@ -2298,6 +2382,20 @@
       </w:r>
       <w:r>
         <w:rPr>
+          <w:lang w:val="fr_FR" w:bidi="fr_FR"/>
+        </w:rPr>
+        <w:t>כִּ֤י שָֽׁמְעָה֙ בִּ⁠שְׂדֵ֣ה מוֹאָ֔ב כִּֽי־פָקַ֤ד יְהוָה֙ אֶת־עַמּ֔⁠וֹ לָ⁠תֵ֥ת לָ⁠הֶ֖ם לָֽחֶם</w:t>
+      </w:r>
+    </w:p>
+    <w:p>
+      <w:pPr/>
+      <w:r>
+        <w:rPr>
+          <w:lang w:val="fr_FR" w:bidi="fr_FR"/>
+        </w:rPr>
+      </w:r>
+      <w:r>
+        <w:rPr>
           <w:b/>
           <w:lang w:val="fr_FR" w:bidi="fr_FR"/>
         </w:rPr>
@@ -2381,6 +2479,20 @@
       </w:r>
       <w:r>
         <w:rPr>
+          <w:lang w:val="fr_FR" w:bidi="fr_FR"/>
+        </w:rPr>
+        <w:t>שָֽׁמְעָה֙ בִּ⁠שְׂדֵ֣ה מוֹאָ֔ב</w:t>
+      </w:r>
+    </w:p>
+    <w:p>
+      <w:pPr/>
+      <w:r>
+        <w:rPr>
+          <w:lang w:val="fr_FR" w:bidi="fr_FR"/>
+        </w:rPr>
+      </w:r>
+      <w:r>
+        <w:rPr>
           <w:b/>
           <w:lang w:val="fr_FR" w:bidi="fr_FR"/>
         </w:rPr>
@@ -2684,6 +2796,20 @@
       </w:r>
       <w:r>
         <w:rPr>
+          <w:lang w:val="fr_FR" w:bidi="fr_FR"/>
+        </w:rPr>
+        <w:t>וַ⁠תֵּלַ֣כְנָה בַ⁠דֶּ֔רֶךְ</w:t>
+      </w:r>
+    </w:p>
+    <w:p>
+      <w:pPr/>
+      <w:r>
+        <w:rPr>
+          <w:lang w:val="fr_FR" w:bidi="fr_FR"/>
+        </w:rPr>
+      </w:r>
+      <w:r>
+        <w:rPr>
           <w:b/>
           <w:lang w:val="fr_FR" w:bidi="fr_FR"/>
         </w:rPr>
@@ -2747,6 +2873,20 @@
       </w:r>
       <w:r>
         <w:rPr>
+          <w:lang w:val="fr_FR" w:bidi="fr_FR"/>
+        </w:rPr>
+        <w:t>לִ⁠שְׁתֵּ֣י כַלֹּתֶ֔י⁠הָ</w:t>
+      </w:r>
+    </w:p>
+    <w:p>
+      <w:pPr/>
+      <w:r>
+        <w:rPr>
+          <w:lang w:val="fr_FR" w:bidi="fr_FR"/>
+        </w:rPr>
+      </w:r>
+      <w:r>
+        <w:rPr>
           <w:b/>
           <w:lang w:val="fr_FR" w:bidi="fr_FR"/>
         </w:rPr>
@@ -2810,6 +2950,20 @@
       </w:r>
       <w:r>
         <w:rPr>
+          <w:lang w:val="fr_FR" w:bidi="fr_FR"/>
+        </w:rPr>
+        <w:t>לֵ֣כְנָה שֹּׁ֔בְנָה אִשָּׁ֖ה</w:t>
+      </w:r>
+    </w:p>
+    <w:p>
+      <w:pPr/>
+      <w:r>
+        <w:rPr>
+          <w:lang w:val="fr_FR" w:bidi="fr_FR"/>
+        </w:rPr>
+      </w:r>
+      <w:r>
+        <w:rPr>
           <w:b/>
           <w:lang w:val="fr_FR" w:bidi="fr_FR"/>
         </w:rPr>
@@ -2893,6 +3047,20 @@
       </w:r>
       <w:r>
         <w:rPr>
+          <w:lang w:val="fr_FR" w:bidi="fr_FR"/>
+        </w:rPr>
+        <w:t>לֵ֣כְנָה שֹּׁ֔בְנָה אִשָּׁ֖ה לְ⁠בֵ֣ית אִמָּ֑⁠הּ</w:t>
+      </w:r>
+    </w:p>
+    <w:p>
+      <w:pPr/>
+      <w:r>
+        <w:rPr>
+          <w:lang w:val="fr_FR" w:bidi="fr_FR"/>
+        </w:rPr>
+      </w:r>
+      <w:r>
+        <w:rPr>
           <w:b/>
           <w:lang w:val="fr_FR" w:bidi="fr_FR"/>
         </w:rPr>
@@ -2956,6 +3124,20 @@
       </w:r>
       <w:r>
         <w:rPr>
+          <w:lang w:val="fr_FR" w:bidi="fr_FR"/>
+        </w:rPr>
+        <w:t>לְ⁠בֵ֣ית אִמָּ֑⁠הּ</w:t>
+      </w:r>
+    </w:p>
+    <w:p>
+      <w:pPr/>
+      <w:r>
+        <w:rPr>
+          <w:lang w:val="fr_FR" w:bidi="fr_FR"/>
+        </w:rPr>
+      </w:r>
+      <w:r>
+        <w:rPr>
           <w:b/>
           <w:lang w:val="fr_FR" w:bidi="fr_FR"/>
         </w:rPr>
@@ -3019,6 +3201,20 @@
       </w:r>
       <w:r>
         <w:rPr>
+          <w:lang w:val="fr_FR" w:bidi="fr_FR"/>
+        </w:rPr>
+        <w:t>יעשה יְהוָ֤ה עִמָּ⁠כֶם֙ חֶ֔סֶד כַּ⁠אֲשֶׁ֧ר עֲשִׂיתֶ֛ם עִם־הַ⁠מֵּתִ֖ים וְ⁠עִמָּדִֽ⁠י</w:t>
+      </w:r>
+    </w:p>
+    <w:p>
+      <w:pPr/>
+      <w:r>
+        <w:rPr>
+          <w:lang w:val="fr_FR" w:bidi="fr_FR"/>
+        </w:rPr>
+      </w:r>
+      <w:r>
+        <w:rPr>
           <w:b/>
           <w:lang w:val="fr_FR" w:bidi="fr_FR"/>
         </w:rPr>
@@ -3322,6 +3518,20 @@
       </w:r>
       <w:r>
         <w:rPr>
+          <w:lang w:val="fr_FR" w:bidi="fr_FR"/>
+        </w:rPr>
+        <w:t>יִתֵּ֤ן יְהוָה֙ לָ⁠כֶ֔ם וּ⁠מְצֶ֣אןָ</w:t>
+      </w:r>
+    </w:p>
+    <w:p>
+      <w:pPr/>
+      <w:r>
+        <w:rPr>
+          <w:lang w:val="fr_FR" w:bidi="fr_FR"/>
+        </w:rPr>
+      </w:r>
+      <w:r>
+        <w:rPr>
           <w:b/>
           <w:lang w:val="fr_FR" w:bidi="fr_FR"/>
         </w:rPr>
@@ -3625,6 +3835,20 @@
       </w:r>
       <w:r>
         <w:rPr>
+          <w:lang w:val="fr_FR" w:bidi="fr_FR"/>
+        </w:rPr>
+        <w:t>וַ⁠תִּשֶּׂ֥אנָה קוֹלָ֖⁠ן וַ⁠תִּבְכֶּֽינָה</w:t>
+      </w:r>
+    </w:p>
+    <w:p>
+      <w:pPr/>
+      <w:r>
+        <w:rPr>
+          <w:lang w:val="fr_FR" w:bidi="fr_FR"/>
+        </w:rPr>
+      </w:r>
+      <w:r>
+        <w:rPr>
           <w:b/>
           <w:lang w:val="fr_FR" w:bidi="fr_FR"/>
         </w:rPr>
@@ -4335,6 +4559,20 @@
       </w:r>
       <w:r>
         <w:rPr>
+          <w:lang w:val="fr_FR" w:bidi="fr_FR"/>
+        </w:rPr>
+        <w:t>הַֽ⁠עֽוֹד־לִ֤⁠י בָנִים֙ בְּֽ⁠מֵעַ֔⁠י וְ⁠הָי֥וּ לָ⁠כֶ֖ם לַ⁠אֲנָשִֽׁים</w:t>
+      </w:r>
+    </w:p>
+    <w:p>
+      <w:pPr/>
+      <w:r>
+        <w:rPr>
+          <w:lang w:val="fr_FR" w:bidi="fr_FR"/>
+        </w:rPr>
+      </w:r>
+      <w:r>
+        <w:rPr>
           <w:b/>
           <w:lang w:val="fr_FR" w:bidi="fr_FR"/>
         </w:rPr>
@@ -4515,6 +4753,20 @@
       </w:r>
       <w:r>
         <w:rPr>
+          <w:lang w:val="fr_FR" w:bidi="fr_FR"/>
+        </w:rPr>
+        <w:t>כִּ֤י אָמַ֨רְתִּי֙ יֶשׁ־לִ֣⁠י תִקְוָ֔ה גַּ֣ם הָיִ֤יתִי הַ⁠לַּ֨יְלָה֙ לְ⁠אִ֔ישׁ וְ⁠גַ֖ם יָלַ֥דְתִּי בָנִֽים</w:t>
+      </w:r>
+    </w:p>
+    <w:p>
+      <w:pPr/>
+      <w:r>
+        <w:rPr>
+          <w:lang w:val="fr_FR" w:bidi="fr_FR"/>
+        </w:rPr>
+      </w:r>
+      <w:r>
+        <w:rPr>
           <w:b/>
           <w:lang w:val="fr_FR" w:bidi="fr_FR"/>
         </w:rPr>
@@ -4612,6 +4864,20 @@
       </w:r>
       <w:r>
         <w:rPr>
+          <w:lang w:val="fr_FR" w:bidi="fr_FR"/>
+        </w:rPr>
+        <w:t>יָלַ֥דְתִּי בָנִֽים</w:t>
+      </w:r>
+    </w:p>
+    <w:p>
+      <w:pPr/>
+      <w:r>
+        <w:rPr>
+          <w:lang w:val="fr_FR" w:bidi="fr_FR"/>
+        </w:rPr>
+      </w:r>
+      <w:r>
+        <w:rPr>
           <w:b/>
           <w:lang w:val="fr_FR" w:bidi="fr_FR"/>
         </w:rPr>
@@ -4689,6 +4955,20 @@
       </w:r>
       <w:r>
         <w:rPr>
+          <w:lang w:val="fr_FR" w:bidi="fr_FR"/>
+        </w:rPr>
+        <w:t>הֲ⁠לָהֵ֣ן ׀ תְּשַׂבֵּ֗רְנָה עַ֚ד אֲשֶׁ֣ר יִגְדָּ֔לוּ הֲ⁠לָהֵן֙ תֵּֽעָגֵ֔נָה לְ⁠בִלְתִּ֖י הֱי֣וֹת לְ⁠אִ֑ישׁ</w:t>
+      </w:r>
+    </w:p>
+    <w:p>
+      <w:pPr/>
+      <w:r>
+        <w:rPr>
+          <w:lang w:val="fr_FR" w:bidi="fr_FR"/>
+        </w:rPr>
+      </w:r>
+      <w:r>
+        <w:rPr>
           <w:b/>
           <w:lang w:val="fr_FR" w:bidi="fr_FR"/>
         </w:rPr>
@@ -4800,6 +5080,20 @@
       </w:r>
       <w:r>
         <w:rPr>
+          <w:lang w:val="fr_FR" w:bidi="fr_FR"/>
+        </w:rPr>
+        <w:t>הֲ⁠לָהֵ֣ן ׀ תְּשַׂבֵּ֗רְנָה עַ֚ד אֲשֶׁ֣ר יִגְדָּ֔לוּ הֲ⁠לָהֵן֙ תֵּֽעָגֵ֔נָה לְ⁠בִלְתִּ֖י הֱי֣וֹת לְ⁠אִ֑ישׁ</w:t>
+      </w:r>
+    </w:p>
+    <w:p>
+      <w:pPr/>
+      <w:r>
+        <w:rPr>
+          <w:lang w:val="fr_FR" w:bidi="fr_FR"/>
+        </w:rPr>
+      </w:r>
+      <w:r>
+        <w:rPr>
           <w:b/>
           <w:lang w:val="fr_FR" w:bidi="fr_FR"/>
         </w:rPr>
@@ -4904,6 +5198,20 @@
       </w:r>
       <w:r>
         <w:rPr>
+          <w:lang w:val="fr_FR" w:bidi="fr_FR"/>
+        </w:rPr>
+        <w:t>מַר־לִ֤⁠י מְאֹד֙</w:t>
+      </w:r>
+    </w:p>
+    <w:p>
+      <w:pPr/>
+      <w:r>
+        <w:rPr>
+          <w:lang w:val="fr_FR" w:bidi="fr_FR"/>
+        </w:rPr>
+      </w:r>
+      <w:r>
+        <w:rPr>
           <w:b/>
           <w:lang w:val="fr_FR" w:bidi="fr_FR"/>
         </w:rPr>
@@ -5100,6 +5408,20 @@
         <w:rPr>
           <w:lang w:val="fr_FR" w:bidi="fr_FR"/>
         </w:rPr>
+      </w:r>
+    </w:p>
+    <w:p>
+      <w:pPr/>
+      <w:r>
+        <w:rPr>
+          <w:lang w:val="fr_FR" w:bidi="fr_FR"/>
+        </w:rPr>
+      </w:r>
+      <w:r>
+        <w:rPr>
+          <w:lang w:val="fr_FR" w:bidi="fr_FR"/>
+        </w:rPr>
+        <w:t>יָצְאָ֥ה בִ֖⁠י יַד־יְהוָֽה</w:t>
       </w:r>
     </w:p>
     <w:p>
@@ -6192,6 +6514,20 @@
       </w:r>
       <w:r>
         <w:rPr>
+          <w:lang w:val="fr_FR" w:bidi="fr_FR"/>
+        </w:rPr>
+        <w:t>עַמֵּ֣⁠ךְ עַמִּ֔⁠י וֵ⁠אלֹהַ֖יִ⁠ךְ אֱלֹהָֽ⁠י</w:t>
+      </w:r>
+    </w:p>
+    <w:p>
+      <w:pPr/>
+      <w:r>
+        <w:rPr>
+          <w:lang w:val="fr_FR" w:bidi="fr_FR"/>
+        </w:rPr>
+      </w:r>
+      <w:r>
+        <w:rPr>
           <w:b/>
           <w:lang w:val="fr_FR" w:bidi="fr_FR"/>
         </w:rPr>
@@ -6648,6 +6984,20 @@
       </w:r>
       <w:r>
         <w:rPr>
+          <w:lang w:val="fr_FR" w:bidi="fr_FR"/>
+        </w:rPr>
+        <w:t>וַ⁠תֶּחְדַּ֖ל לְ⁠דַבֵּ֥ר אֵלֶֽי⁠הָ</w:t>
+      </w:r>
+    </w:p>
+    <w:p>
+      <w:pPr/>
+      <w:r>
+        <w:rPr>
+          <w:lang w:val="fr_FR" w:bidi="fr_FR"/>
+        </w:rPr>
+      </w:r>
+      <w:r>
+        <w:rPr>
           <w:b/>
           <w:lang w:val="fr_FR" w:bidi="fr_FR"/>
         </w:rPr>
@@ -7664,6 +8014,20 @@
       </w:r>
       <w:r>
         <w:rPr>
+          <w:lang w:val="fr_FR" w:bidi="fr_FR"/>
+        </w:rPr>
+        <w:t>אֲנִי֙ מְלֵאָ֣ה הָלַ֔כְתִּי וְ⁠רֵיקָ֖ם הֱשִׁיבַ֣⁠נִי יְהוָ֑ה</w:t>
+      </w:r>
+    </w:p>
+    <w:p>
+      <w:pPr/>
+      <w:r>
+        <w:rPr>
+          <w:lang w:val="fr_FR" w:bidi="fr_FR"/>
+        </w:rPr>
+      </w:r>
+      <w:r>
+        <w:rPr>
           <w:b/>
           <w:lang w:val="fr_FR" w:bidi="fr_FR"/>
         </w:rPr>
@@ -7897,6 +8261,20 @@
       </w:r>
       <w:r>
         <w:rPr>
+          <w:lang w:val="fr_FR" w:bidi="fr_FR"/>
+        </w:rPr>
+        <w:t>וַֽ⁠יהוָה֙ עָ֣נָה בִ֔⁠י וְ⁠שַׁדַּ֖י הֵ֥רַֽע לִֽ⁠י</w:t>
+      </w:r>
+    </w:p>
+    <w:p>
+      <w:pPr/>
+      <w:r>
+        <w:rPr>
+          <w:lang w:val="fr_FR" w:bidi="fr_FR"/>
+        </w:rPr>
+      </w:r>
+      <w:r>
+        <w:rPr>
           <w:b/>
           <w:lang w:val="fr_FR" w:bidi="fr_FR"/>
         </w:rPr>
@@ -8156,6 +8534,20 @@
       </w:r>
       <w:r>
         <w:rPr>
+          <w:lang w:val="fr_FR" w:bidi="fr_FR"/>
+        </w:rPr>
+        <w:t>הֵ֥רַֽע לִֽ⁠י</w:t>
+      </w:r>
+    </w:p>
+    <w:p>
+      <w:pPr/>
+      <w:r>
+        <w:rPr>
+          <w:lang w:val="fr_FR" w:bidi="fr_FR"/>
+        </w:rPr>
+      </w:r>
+      <w:r>
+        <w:rPr>
           <w:b/>
           <w:lang w:val="fr_FR" w:bidi="fr_FR"/>
         </w:rPr>
@@ -8219,6 +8611,20 @@
       </w:r>
       <w:r>
         <w:rPr>
+          <w:lang w:val="fr_FR" w:bidi="fr_FR"/>
+        </w:rPr>
+        <w:t>וַ⁠תָּ֣שָׁב נָעֳמִ֗י וְ⁠ר֨וּת הַ⁠מּוֹאֲבִיָּ֤ה כַלָּתָ⁠הּ֙ עִמָּ֔⁠הּ הַ⁠שָּׁ֖בָה מִ⁠שְּׂדֵ֣י מוֹאָ֑ב</w:t>
+      </w:r>
+    </w:p>
+    <w:p>
+      <w:pPr/>
+      <w:r>
+        <w:rPr>
+          <w:lang w:val="fr_FR" w:bidi="fr_FR"/>
+        </w:rPr>
+      </w:r>
+      <w:r>
+        <w:rPr>
           <w:b/>
           <w:lang w:val="fr_FR" w:bidi="fr_FR"/>
         </w:rPr>
@@ -8322,6 +8728,20 @@
       </w:r>
       <w:r>
         <w:rPr>
+          <w:lang w:val="fr_FR" w:bidi="fr_FR"/>
+        </w:rPr>
+        <w:t>וְ⁠הֵ֗מָּה בָּ֚אוּ בֵּ֣ית לֶ֔חֶם בִּ⁠תְחִלַּ֖ת קְצִ֥יר שְׂעֹרִֽים</w:t>
+      </w:r>
+    </w:p>
+    <w:p>
+      <w:pPr/>
+      <w:r>
+        <w:rPr>
+          <w:lang w:val="fr_FR" w:bidi="fr_FR"/>
+        </w:rPr>
+      </w:r>
+      <w:r>
+        <w:rPr>
           <w:b/>
           <w:lang w:val="fr_FR" w:bidi="fr_FR"/>
         </w:rPr>
@@ -8425,6 +8845,20 @@
       </w:r>
       <w:r>
         <w:rPr>
+          <w:lang w:val="fr_FR" w:bidi="fr_FR"/>
+        </w:rPr>
+        <w:t>בִּ⁠תְחִלַּ֖ת קְצִ֥יר שְׂעֹרִֽים</w:t>
+      </w:r>
+    </w:p>
+    <w:p>
+      <w:pPr/>
+      <w:r>
+        <w:rPr>
+          <w:lang w:val="fr_FR" w:bidi="fr_FR"/>
+        </w:rPr>
+      </w:r>
+      <w:r>
+        <w:rPr>
           <w:b/>
           <w:lang w:val="fr_FR" w:bidi="fr_FR"/>
         </w:rPr>
@@ -8687,6 +9121,20 @@
       </w:r>
       <w:r>
         <w:rPr>
+          <w:lang w:val="fr_FR" w:bidi="fr_FR"/>
+        </w:rPr>
+        <w:t>וּֽ⁠לְ⁠נָעֳמִ֞י מוֹדַ֣ע לְ⁠אִישָׁ֗⁠הּ</w:t>
+      </w:r>
+    </w:p>
+    <w:p>
+      <w:pPr/>
+      <w:r>
+        <w:rPr>
+          <w:lang w:val="fr_FR" w:bidi="fr_FR"/>
+        </w:rPr>
+      </w:r>
+      <w:r>
+        <w:rPr>
           <w:b/>
           <w:lang w:val="fr_FR" w:bidi="fr_FR"/>
         </w:rPr>
@@ -8782,6 +9230,20 @@
       </w:r>
       <w:r>
         <w:rPr>
+          <w:lang w:val="fr_FR" w:bidi="fr_FR"/>
+        </w:rPr>
+        <w:t>וּֽ⁠לְ⁠נָעֳמִ֞י מוֹדַ֣ע לְ⁠אִישָׁ֗⁠הּ</w:t>
+      </w:r>
+    </w:p>
+    <w:p>
+      <w:pPr/>
+      <w:r>
+        <w:rPr>
+          <w:lang w:val="fr_FR" w:bidi="fr_FR"/>
+        </w:rPr>
+      </w:r>
+      <w:r>
+        <w:rPr>
           <w:b/>
           <w:lang w:val="fr_FR" w:bidi="fr_FR"/>
         </w:rPr>
@@ -9196,6 +9658,20 @@
         <w:rPr>
           <w:lang w:val="fr_FR" w:bidi="fr_FR"/>
         </w:rPr>
+      </w:r>
+    </w:p>
+    <w:p>
+      <w:pPr/>
+      <w:r>
+        <w:rPr>
+          <w:lang w:val="fr_FR" w:bidi="fr_FR"/>
+        </w:rPr>
+      </w:r>
+      <w:r>
+        <w:rPr>
+          <w:lang w:val="fr_FR" w:bidi="fr_FR"/>
+        </w:rPr>
+        <w:t>הַ⁠מּוֹאֲבִיָּ֜ה</w:t>
       </w:r>
     </w:p>
     <w:p>
@@ -10328,6 +10804,20 @@
       </w:r>
       <w:r>
         <w:rPr>
+          <w:lang w:val="fr_FR" w:bidi="fr_FR"/>
+        </w:rPr>
+        <w:t>לְ⁠מִ֖י הַ⁠נַּעֲרָ֥ה הַ⁠זֹּֽאת</w:t>
+      </w:r>
+    </w:p>
+    <w:p>
+      <w:pPr/>
+      <w:r>
+        <w:rPr>
+          <w:lang w:val="fr_FR" w:bidi="fr_FR"/>
+        </w:rPr>
+      </w:r>
+      <w:r>
+        <w:rPr>
           <w:b/>
           <w:lang w:val="fr_FR" w:bidi="fr_FR"/>
         </w:rPr>
@@ -10521,6 +11011,20 @@
       </w:r>
       <w:r>
         <w:rPr>
+          <w:lang w:val="fr_FR" w:bidi="fr_FR"/>
+        </w:rPr>
+        <w:t>וַ⁠תֹּ֗אמֶר אֲלַקֳטָה־נָּא֙ וְ⁠אָסַפְתִּ֣י בָֽ⁠עֳמָרִ֔ים אַחֲרֵ֖י הַ⁠קּוֹצְרִ֑ים</w:t>
+      </w:r>
+    </w:p>
+    <w:p>
+      <w:pPr/>
+      <w:r>
+        <w:rPr>
+          <w:lang w:val="fr_FR" w:bidi="fr_FR"/>
+        </w:rPr>
+      </w:r>
+      <w:r>
+        <w:rPr>
           <w:b/>
           <w:lang w:val="fr_FR" w:bidi="fr_FR"/>
         </w:rPr>
@@ -11588,6 +12092,20 @@
         <w:rPr>
           <w:lang w:val="fr_FR" w:bidi="fr_FR"/>
         </w:rPr>
+      </w:r>
+    </w:p>
+    <w:p>
+      <w:pPr/>
+      <w:r>
+        <w:rPr>
+          <w:lang w:val="fr_FR" w:bidi="fr_FR"/>
+        </w:rPr>
+      </w:r>
+      <w:r>
+        <w:rPr>
+          <w:lang w:val="fr_FR" w:bidi="fr_FR"/>
+        </w:rPr>
+        <w:t>מֵ⁠אֲשֶׁ֥ר יִשְׁאֲב֖וּ⁠ן הַ⁠נְּעָרִֽים</w:t>
       </w:r>
     </w:p>
     <w:p>
@@ -11756,6 +12274,20 @@
       </w:r>
       <w:r>
         <w:rPr>
+          <w:lang w:val="fr_FR" w:bidi="fr_FR"/>
+        </w:rPr>
+        <w:t>וַ⁠תִּפֹּל֙ עַל־פָּנֶ֔י⁠הָ וַ⁠תִּשְׁתַּ֖חוּ אָ֑רְצָ⁠ה</w:t>
+      </w:r>
+    </w:p>
+    <w:p>
+      <w:pPr/>
+      <w:r>
+        <w:rPr>
+          <w:lang w:val="fr_FR" w:bidi="fr_FR"/>
+        </w:rPr>
+      </w:r>
+      <w:r>
+        <w:rPr>
           <w:b/>
           <w:lang w:val="fr_FR" w:bidi="fr_FR"/>
         </w:rPr>
@@ -12016,6 +12548,20 @@
       </w:r>
       <w:r>
         <w:rPr>
+          <w:lang w:val="fr_FR" w:bidi="fr_FR"/>
+        </w:rPr>
+        <w:t>וַ⁠תִּפֹּל֙ עַל־פָּנֶ֔י⁠הָ וַ⁠תִּשְׁתַּ֖חוּ אָ֑רְצָ⁠ה</w:t>
+      </w:r>
+    </w:p>
+    <w:p>
+      <w:pPr/>
+      <w:r>
+        <w:rPr>
+          <w:lang w:val="fr_FR" w:bidi="fr_FR"/>
+        </w:rPr>
+      </w:r>
+      <w:r>
+        <w:rPr>
           <w:b/>
           <w:lang w:val="fr_FR" w:bidi="fr_FR"/>
         </w:rPr>
@@ -12126,6 +12672,20 @@
       </w:r>
       <w:r>
         <w:rPr>
+          <w:lang w:val="fr_FR" w:bidi="fr_FR"/>
+        </w:rPr>
+        <w:t>מַדּוּעַ֩ מָצָ֨אתִי חֵ֤ן בְּ⁠עֵינֶ֨י⁠ךָ֙ לְ⁠הַכִּירֵ֔⁠נִי וְ⁠אָּנֹכִ֖י נָכְרִיָּֽה</w:t>
+      </w:r>
+    </w:p>
+    <w:p>
+      <w:pPr/>
+      <w:r>
+        <w:rPr>
+          <w:lang w:val="fr_FR" w:bidi="fr_FR"/>
+        </w:rPr>
+      </w:r>
+      <w:r>
+        <w:rPr>
           <w:b/>
           <w:lang w:val="fr_FR" w:bidi="fr_FR"/>
         </w:rPr>
@@ -13528,6 +14088,20 @@
       </w:r>
       <w:r>
         <w:rPr>
+          <w:lang w:val="fr_FR" w:bidi="fr_FR"/>
+        </w:rPr>
+        <w:t>עַל־לֵ֣ב שִׁפְחָתֶ֑⁠ךָ</w:t>
+      </w:r>
+    </w:p>
+    <w:p>
+      <w:pPr/>
+      <w:r>
+        <w:rPr>
+          <w:lang w:val="fr_FR" w:bidi="fr_FR"/>
+        </w:rPr>
+      </w:r>
+      <w:r>
+        <w:rPr>
           <w:b/>
           <w:lang w:val="fr_FR" w:bidi="fr_FR"/>
         </w:rPr>
@@ -13929,6 +14503,20 @@
       </w:r>
       <w:r>
         <w:rPr>
+          <w:lang w:val="fr_FR" w:bidi="fr_FR"/>
+        </w:rPr>
+        <w:t>לְ⁠עֵ֣ת הָ⁠אֹ֗כֶל</w:t>
+      </w:r>
+    </w:p>
+    <w:p>
+      <w:pPr/>
+      <w:r>
+        <w:rPr>
+          <w:lang w:val="fr_FR" w:bidi="fr_FR"/>
+        </w:rPr>
+      </w:r>
+      <w:r>
+        <w:rPr>
           <w:b/>
           <w:lang w:val="fr_FR" w:bidi="fr_FR"/>
         </w:rPr>
@@ -13992,6 +14580,20 @@
       </w:r>
       <w:r>
         <w:rPr>
+          <w:lang w:val="fr_FR" w:bidi="fr_FR"/>
+        </w:rPr>
+        <w:t>גֹּ֤שִֽׁי הֲלֹם֙ וְ⁠אָכַ֣לְתְּ מִן־הַ⁠לֶּ֔חֶם וְ⁠טָבַ֥לְתְּ פִּתֵּ֖⁠ךְ בַּ⁠חֹ֑מֶץ</w:t>
+      </w:r>
+    </w:p>
+    <w:p>
+      <w:pPr/>
+      <w:r>
+        <w:rPr>
+          <w:lang w:val="fr_FR" w:bidi="fr_FR"/>
+        </w:rPr>
+      </w:r>
+      <w:r>
+        <w:rPr>
           <w:b/>
           <w:lang w:val="fr_FR" w:bidi="fr_FR"/>
         </w:rPr>
@@ -14078,6 +14680,20 @@
         <w:rPr>
           <w:lang w:val="fr_FR" w:bidi="fr_FR"/>
         </w:rPr>
+      </w:r>
+    </w:p>
+    <w:p>
+      <w:pPr/>
+      <w:r>
+        <w:rPr>
+          <w:lang w:val="fr_FR" w:bidi="fr_FR"/>
+        </w:rPr>
+      </w:r>
+      <w:r>
+        <w:rPr>
+          <w:lang w:val="fr_FR" w:bidi="fr_FR"/>
+        </w:rPr>
+        <w:t>וְ⁠אָכַ֣לְתְּ מִן־הַ⁠לֶּ֔חֶם וְ⁠טָבַ֥לְתְּ פִּתֵּ֖⁠ךְ בַּ⁠חֹ֑מֶץ</w:t>
       </w:r>
     </w:p>
     <w:p>
@@ -14827,6 +15443,20 @@
       </w:r>
       <w:r>
         <w:rPr>
+          <w:lang w:val="fr_FR" w:bidi="fr_FR"/>
+        </w:rPr>
+        <w:t>וְ⁠לֹ֥א תִגְעֲרוּ־בָֽ⁠הּ</w:t>
+      </w:r>
+    </w:p>
+    <w:p>
+      <w:pPr/>
+      <w:r>
+        <w:rPr>
+          <w:lang w:val="fr_FR" w:bidi="fr_FR"/>
+        </w:rPr>
+      </w:r>
+      <w:r>
+        <w:rPr>
           <w:b/>
           <w:lang w:val="fr_FR" w:bidi="fr_FR"/>
         </w:rPr>
@@ -15091,6 +15721,20 @@
       </w:r>
       <w:r>
         <w:rPr>
+          <w:lang w:val="fr_FR" w:bidi="fr_FR"/>
+        </w:rPr>
+        <w:t>וַ⁠תִּשָּׂא֙ וַ⁠תָּב֣וֹא הָ⁠עִ֔יר</w:t>
+      </w:r>
+    </w:p>
+    <w:p>
+      <w:pPr/>
+      <w:r>
+        <w:rPr>
+          <w:lang w:val="fr_FR" w:bidi="fr_FR"/>
+        </w:rPr>
+      </w:r>
+      <w:r>
+        <w:rPr>
           <w:b/>
           <w:lang w:val="fr_FR" w:bidi="fr_FR"/>
         </w:rPr>
@@ -15284,6 +15928,20 @@
       </w:r>
       <w:r>
         <w:rPr>
+          <w:lang w:val="fr_FR" w:bidi="fr_FR"/>
+        </w:rPr>
+        <w:t>יְהִ֥י מַכִּירֵ֖⁠ךְ בָּר֑וּךְ</w:t>
+      </w:r>
+    </w:p>
+    <w:p>
+      <w:pPr/>
+      <w:r>
+        <w:rPr>
+          <w:lang w:val="fr_FR" w:bidi="fr_FR"/>
+        </w:rPr>
+      </w:r>
+      <w:r>
+        <w:rPr>
           <w:b/>
           <w:lang w:val="fr_FR" w:bidi="fr_FR"/>
         </w:rPr>
@@ -15393,6 +16051,20 @@
       </w:r>
       <w:r>
         <w:rPr>
+          <w:lang w:val="fr_FR" w:bidi="fr_FR"/>
+        </w:rPr>
+        <w:t>יְהִ֥י מַכִּירֵ֖⁠ךְ בָּר֑וּךְ</w:t>
+      </w:r>
+    </w:p>
+    <w:p>
+      <w:pPr/>
+      <w:r>
+        <w:rPr>
+          <w:lang w:val="fr_FR" w:bidi="fr_FR"/>
+        </w:rPr>
+      </w:r>
+      <w:r>
+        <w:rPr>
           <w:b/>
           <w:lang w:val="fr_FR" w:bidi="fr_FR"/>
         </w:rPr>
@@ -15644,6 +16316,20 @@
         <w:rPr>
           <w:lang w:val="fr_FR" w:bidi="fr_FR"/>
         </w:rPr>
+      </w:r>
+    </w:p>
+    <w:p>
+      <w:pPr/>
+      <w:r>
+        <w:rPr>
+          <w:lang w:val="fr_FR" w:bidi="fr_FR"/>
+        </w:rPr>
+      </w:r>
+      <w:r>
+        <w:rPr>
+          <w:lang w:val="fr_FR" w:bidi="fr_FR"/>
+        </w:rPr>
+        <w:t>וַ⁠תַּגֵּ֣ד לַ⁠חֲמוֹתָ֗⁠הּ אֵ֤ת אֲשֶׁר־עָשְׂתָה֙ עִמּ֔⁠וֹ וַ⁠תֹּ֗אמֶר שֵׁ֤ם הָ⁠אִישׁ֙ אֲשֶׁ֨ר עָשִׂ֧יתִי עִמּ֛⁠וֹ הַ⁠יּ֖וֹם בֹּֽעַז</w:t>
       </w:r>
     </w:p>
     <w:p>
@@ -16999,6 +17685,20 @@
       </w:r>
       <w:r>
         <w:rPr>
+          <w:lang w:val="fr_FR" w:bidi="fr_FR"/>
+        </w:rPr>
+        <w:t>אָמַ֣ר אֵלַ֗⁠י עִם־הַ⁠נְּעָרִ֤ים אֲשֶׁר־לִ⁠י֙ תִּדְבָּקִ֔י⁠ן עַ֣ד אִם־כִּלּ֔וּ אֵ֥ת כָּל־הַ⁠קָּצִ֖יר אֲשֶׁר־לִֽ⁠י</w:t>
+      </w:r>
+    </w:p>
+    <w:p>
+      <w:pPr/>
+      <w:r>
+        <w:rPr>
+          <w:lang w:val="fr_FR" w:bidi="fr_FR"/>
+        </w:rPr>
+      </w:r>
+      <w:r>
+        <w:rPr>
           <w:b/>
           <w:lang w:val="fr_FR" w:bidi="fr_FR"/>
         </w:rPr>
@@ -17084,6 +17784,20 @@
         <w:rPr>
           <w:lang w:val="fr_FR" w:bidi="fr_FR"/>
         </w:rPr>
+      </w:r>
+    </w:p>
+    <w:p>
+      <w:pPr/>
+      <w:r>
+        <w:rPr>
+          <w:lang w:val="fr_FR" w:bidi="fr_FR"/>
+        </w:rPr>
+      </w:r>
+      <w:r>
+        <w:rPr>
+          <w:lang w:val="fr_FR" w:bidi="fr_FR"/>
+        </w:rPr>
+        <w:t>עִם־הַ⁠נְּעָרִ֤ים אֲשֶׁר־לִ⁠י֙ תִּדְבָּקִ֔י⁠ן</w:t>
       </w:r>
     </w:p>
     <w:p>
@@ -17286,6 +18000,20 @@
       </w:r>
       <w:r>
         <w:rPr>
+          <w:lang w:val="fr_FR" w:bidi="fr_FR"/>
+        </w:rPr>
+        <w:t>תֵֽצְאִי֙ עִם</w:t>
+      </w:r>
+    </w:p>
+    <w:p>
+      <w:pPr/>
+      <w:r>
+        <w:rPr>
+          <w:lang w:val="fr_FR" w:bidi="fr_FR"/>
+        </w:rPr>
+      </w:r>
+      <w:r>
+        <w:rPr>
           <w:b/>
           <w:lang w:val="fr_FR" w:bidi="fr_FR"/>
         </w:rPr>
@@ -17352,6 +18080,20 @@
         <w:rPr>
           <w:lang w:val="fr_FR" w:bidi="fr_FR"/>
         </w:rPr>
+      </w:r>
+    </w:p>
+    <w:p>
+      <w:pPr/>
+      <w:r>
+        <w:rPr>
+          <w:lang w:val="fr_FR" w:bidi="fr_FR"/>
+        </w:rPr>
+      </w:r>
+      <w:r>
+        <w:rPr>
+          <w:lang w:val="fr_FR" w:bidi="fr_FR"/>
+        </w:rPr>
+        <w:t>וְ⁠לֹ֥א יִפְגְּעוּ־בָ֖⁠ךְ</w:t>
       </w:r>
     </w:p>
     <w:p>
@@ -17650,6 +18392,20 @@
       </w:r>
       <w:r>
         <w:rPr>
+          <w:lang w:val="fr_FR" w:bidi="fr_FR"/>
+        </w:rPr>
+        <w:t>עַד־כְּל֥וֹת קְצִֽיר־הַ⁠שְּׂעֹרִ֖ים וּ⁠קְצִ֣יר הַֽ⁠חִטִּ֑ים</w:t>
+      </w:r>
+    </w:p>
+    <w:p>
+      <w:pPr/>
+      <w:r>
+        <w:rPr>
+          <w:lang w:val="fr_FR" w:bidi="fr_FR"/>
+        </w:rPr>
+      </w:r>
+      <w:r>
+        <w:rPr>
           <w:b/>
           <w:lang w:val="fr_FR" w:bidi="fr_FR"/>
         </w:rPr>
@@ -18174,6 +18930,20 @@
         <w:rPr>
           <w:lang w:val="fr_FR" w:bidi="fr_FR"/>
         </w:rPr>
+      </w:r>
+    </w:p>
+    <w:p>
+      <w:pPr/>
+      <w:r>
+        <w:rPr>
+          <w:lang w:val="fr_FR" w:bidi="fr_FR"/>
+        </w:rPr>
+      </w:r>
+      <w:r>
+        <w:rPr>
+          <w:lang w:val="fr_FR" w:bidi="fr_FR"/>
+        </w:rPr>
+        <w:t>חֲמוֹתָ֑⁠הּ</w:t>
       </w:r>
     </w:p>
     <w:p>
@@ -18772,6 +19542,20 @@
       </w:r>
       <w:r>
         <w:rPr>
+          <w:lang w:val="fr_FR" w:bidi="fr_FR"/>
+        </w:rPr>
+        <w:t>הֲ⁠לֹ֥א בֹ֨עַז֙ מֹֽדַעְתָּ֔⁠נוּ אֲשֶׁ֥ר הָיִ֖ית אֶת־נַעֲרוֹתָ֑י⁠ו</w:t>
+      </w:r>
+    </w:p>
+    <w:p>
+      <w:pPr/>
+      <w:r>
+        <w:rPr>
+          <w:lang w:val="fr_FR" w:bidi="fr_FR"/>
+        </w:rPr>
+      </w:r>
+      <w:r>
+        <w:rPr>
           <w:b/>
           <w:lang w:val="fr_FR" w:bidi="fr_FR"/>
         </w:rPr>
@@ -18887,6 +19671,20 @@
       </w:r>
       <w:r>
         <w:rPr>
+          <w:lang w:val="fr_FR" w:bidi="fr_FR"/>
+        </w:rPr>
+        <w:t>אֲשֶׁ֥ר הָיִ֖ית אֶת־נַעֲרוֹתָ֑י⁠ו</w:t>
+      </w:r>
+    </w:p>
+    <w:p>
+      <w:pPr/>
+      <w:r>
+        <w:rPr>
+          <w:lang w:val="fr_FR" w:bidi="fr_FR"/>
+        </w:rPr>
+      </w:r>
+      <w:r>
+        <w:rPr>
           <w:b/>
           <w:lang w:val="fr_FR" w:bidi="fr_FR"/>
         </w:rPr>
@@ -19094,6 +19892,20 @@
       </w:r>
       <w:r>
         <w:rPr>
+          <w:lang w:val="fr_FR" w:bidi="fr_FR"/>
+        </w:rPr>
+        <w:t>וָ⁠סַ֗כְתְּ</w:t>
+      </w:r>
+    </w:p>
+    <w:p>
+      <w:pPr/>
+      <w:r>
+        <w:rPr>
+          <w:lang w:val="fr_FR" w:bidi="fr_FR"/>
+        </w:rPr>
+      </w:r>
+      <w:r>
+        <w:rPr>
           <w:b/>
           <w:lang w:val="fr_FR" w:bidi="fr_FR"/>
         </w:rPr>
@@ -19688,6 +20500,20 @@
       </w:r>
       <w:r>
         <w:rPr>
+          <w:lang w:val="fr_FR" w:bidi="fr_FR"/>
+        </w:rPr>
+        <w:t>וְ⁠הוּא֙ יַגִּ֣יד לָ֔⁠ךְ אֵ֖ת אֲשֶׁ֥ר תַּעַשִֽׂי⁠ן</w:t>
+      </w:r>
+    </w:p>
+    <w:p>
+      <w:pPr/>
+      <w:r>
+        <w:rPr>
+          <w:lang w:val="fr_FR" w:bidi="fr_FR"/>
+        </w:rPr>
+      </w:r>
+      <w:r>
+        <w:rPr>
           <w:b/>
           <w:lang w:val="fr_FR" w:bidi="fr_FR"/>
         </w:rPr>
@@ -19858,6 +20684,20 @@
         <w:rPr>
           <w:lang w:val="fr_FR" w:bidi="fr_FR"/>
         </w:rPr>
+      </w:r>
+    </w:p>
+    <w:p>
+      <w:pPr/>
+      <w:r>
+        <w:rPr>
+          <w:lang w:val="fr_FR" w:bidi="fr_FR"/>
+        </w:rPr>
+      </w:r>
+      <w:r>
+        <w:rPr>
+          <w:lang w:val="fr_FR" w:bidi="fr_FR"/>
+        </w:rPr>
+        <w:t>וַ⁠תַּ֕עַשׂ כְּ⁠כֹ֥ל אֲשֶׁר־צִוַּ֖תָּ⁠ה חֲמוֹתָֽ⁠הּ</w:t>
       </w:r>
     </w:p>
     <w:p>
@@ -20202,6 +21042,20 @@
       </w:r>
       <w:r>
         <w:rPr>
+          <w:lang w:val="fr_FR" w:bidi="fr_FR"/>
+        </w:rPr>
+        <w:t>וַ⁠תָּבֹ֣א בַ⁠לָּ֔ט</w:t>
+      </w:r>
+    </w:p>
+    <w:p>
+      <w:pPr/>
+      <w:r>
+        <w:rPr>
+          <w:lang w:val="fr_FR" w:bidi="fr_FR"/>
+        </w:rPr>
+      </w:r>
+      <w:r>
+        <w:rPr>
           <w:b/>
           <w:lang w:val="fr_FR" w:bidi="fr_FR"/>
         </w:rPr>
@@ -20268,6 +21122,20 @@
         <w:rPr>
           <w:lang w:val="fr_FR" w:bidi="fr_FR"/>
         </w:rPr>
+      </w:r>
+    </w:p>
+    <w:p>
+      <w:pPr/>
+      <w:r>
+        <w:rPr>
+          <w:lang w:val="fr_FR" w:bidi="fr_FR"/>
+        </w:rPr>
+      </w:r>
+      <w:r>
+        <w:rPr>
+          <w:lang w:val="fr_FR" w:bidi="fr_FR"/>
+        </w:rPr>
+        <w:t>וַ⁠תְּגַ֥ל מַרְגְּלֹתָ֖י⁠ו</w:t>
       </w:r>
     </w:p>
     <w:p>
@@ -20393,6 +21261,20 @@
       </w:r>
       <w:r>
         <w:rPr>
+          <w:lang w:val="fr_FR" w:bidi="fr_FR"/>
+        </w:rPr>
+        <w:t>וַ⁠יְהִי֙ בַּ⁠חֲצִ֣י הַ⁠לַּ֔יְלָה</w:t>
+      </w:r>
+    </w:p>
+    <w:p>
+      <w:pPr/>
+      <w:r>
+        <w:rPr>
+          <w:lang w:val="fr_FR" w:bidi="fr_FR"/>
+        </w:rPr>
+      </w:r>
+      <w:r>
+        <w:rPr>
           <w:b/>
           <w:lang w:val="fr_FR" w:bidi="fr_FR"/>
         </w:rPr>
@@ -20793,6 +21675,20 @@
       </w:r>
       <w:r>
         <w:rPr>
+          <w:lang w:val="fr_FR" w:bidi="fr_FR"/>
+        </w:rPr>
+        <w:t>וּ⁠פָרַשְׂתָּ֤ כְנָפֶ֨⁠ךָ֙ עַל־אֲמָ֣תְ⁠ךָ֔</w:t>
+      </w:r>
+    </w:p>
+    <w:p>
+      <w:pPr/>
+      <w:r>
+        <w:rPr>
+          <w:lang w:val="fr_FR" w:bidi="fr_FR"/>
+        </w:rPr>
+      </w:r>
+      <w:r>
+        <w:rPr>
           <w:b/>
           <w:lang w:val="fr_FR" w:bidi="fr_FR"/>
         </w:rPr>
@@ -20878,6 +21774,20 @@
         <w:rPr>
           <w:lang w:val="fr_FR" w:bidi="fr_FR"/>
         </w:rPr>
+      </w:r>
+    </w:p>
+    <w:p>
+      <w:pPr/>
+      <w:r>
+        <w:rPr>
+          <w:lang w:val="fr_FR" w:bidi="fr_FR"/>
+        </w:rPr>
+      </w:r>
+      <w:r>
+        <w:rPr>
+          <w:lang w:val="fr_FR" w:bidi="fr_FR"/>
+        </w:rPr>
+        <w:t>גֹאֵ֖ל</w:t>
       </w:r>
     </w:p>
     <w:p>
@@ -20990,6 +21900,20 @@
       </w:r>
       <w:r>
         <w:rPr>
+          <w:lang w:val="fr_FR" w:bidi="fr_FR"/>
+        </w:rPr>
+        <w:t>בְּרוּכָ֨ה אַ֤תְּ לַֽ⁠יהוָה֙</w:t>
+      </w:r>
+    </w:p>
+    <w:p>
+      <w:pPr/>
+      <w:r>
+        <w:rPr>
+          <w:lang w:val="fr_FR" w:bidi="fr_FR"/>
+        </w:rPr>
+      </w:r>
+      <w:r>
+        <w:rPr>
           <w:b/>
           <w:lang w:val="fr_FR" w:bidi="fr_FR"/>
         </w:rPr>
@@ -21215,6 +22139,20 @@
       </w:r>
       <w:r>
         <w:rPr>
+          <w:lang w:val="fr_FR" w:bidi="fr_FR"/>
+        </w:rPr>
+        <w:t>הֵיטַ֛בְתְּ חַסְדֵּ֥⁠ךְ הָ⁠אַחֲר֖וֹן מִן־הָ⁠רִאשׁ֑וֹן</w:t>
+      </w:r>
+    </w:p>
+    <w:p>
+      <w:pPr/>
+      <w:r>
+        <w:rPr>
+          <w:lang w:val="fr_FR" w:bidi="fr_FR"/>
+        </w:rPr>
+      </w:r>
+      <w:r>
+        <w:rPr>
           <w:b/>
           <w:lang w:val="fr_FR" w:bidi="fr_FR"/>
         </w:rPr>
@@ -21884,6 +22822,20 @@
       </w:r>
       <w:r>
         <w:rPr>
+          <w:lang w:val="fr_FR" w:bidi="fr_FR"/>
+        </w:rPr>
+        <w:t>אֵ֥שֶׁת חַ֖יִל</w:t>
+      </w:r>
+    </w:p>
+    <w:p>
+      <w:pPr/>
+      <w:r>
+        <w:rPr>
+          <w:lang w:val="fr_FR" w:bidi="fr_FR"/>
+        </w:rPr>
+      </w:r>
+      <w:r>
+        <w:rPr>
           <w:b/>
           <w:lang w:val="fr_FR" w:bidi="fr_FR"/>
         </w:rPr>
@@ -22246,6 +23198,20 @@
       </w:r>
       <w:r>
         <w:rPr>
+          <w:lang w:val="fr_FR" w:bidi="fr_FR"/>
+        </w:rPr>
+        <w:t>גֹאֵ֖ל &amp; גֹּאֵ֖ל</w:t>
+      </w:r>
+    </w:p>
+    <w:p>
+      <w:pPr/>
+      <w:r>
+        <w:rPr>
+          <w:lang w:val="fr_FR" w:bidi="fr_FR"/>
+        </w:rPr>
+      </w:r>
+      <w:r>
+        <w:rPr>
           <w:b/>
           <w:lang w:val="fr_FR" w:bidi="fr_FR"/>
         </w:rPr>
@@ -24007,6 +24973,20 @@
       </w:r>
       <w:r>
         <w:rPr>
+          <w:lang w:val="fr_FR" w:bidi="fr_FR"/>
+        </w:rPr>
+        <w:t>שֵׁשׁ־הַ⁠שְּׂעֹרִ֥ים</w:t>
+      </w:r>
+    </w:p>
+    <w:p>
+      <w:pPr/>
+      <w:r>
+        <w:rPr>
+          <w:lang w:val="fr_FR" w:bidi="fr_FR"/>
+        </w:rPr>
+      </w:r>
+      <w:r>
+        <w:rPr>
           <w:b/>
           <w:lang w:val="fr_FR" w:bidi="fr_FR"/>
         </w:rPr>
@@ -24108,6 +25088,20 @@
       </w:r>
       <w:r>
         <w:rPr>
+          <w:lang w:val="fr_FR" w:bidi="fr_FR"/>
+        </w:rPr>
+        <w:t>כִּ֚י אָמַ֣ר אַל־תָּב֥וֹאִי רֵיקָ֖ם אֶל־חֲמוֹתֵֽ⁠ךְ</w:t>
+      </w:r>
+    </w:p>
+    <w:p>
+      <w:pPr/>
+      <w:r>
+        <w:rPr>
+          <w:lang w:val="fr_FR" w:bidi="fr_FR"/>
+        </w:rPr>
+      </w:r>
+      <w:r>
+        <w:rPr>
           <w:b/>
           <w:lang w:val="fr_FR" w:bidi="fr_FR"/>
         </w:rPr>
@@ -24416,6 +25410,20 @@
         <w:rPr>
           <w:lang w:val="fr_FR" w:bidi="fr_FR"/>
         </w:rPr>
+      </w:r>
+    </w:p>
+    <w:p>
+      <w:pPr/>
+      <w:r>
+        <w:rPr>
+          <w:lang w:val="fr_FR" w:bidi="fr_FR"/>
+        </w:rPr>
+      </w:r>
+      <w:r>
+        <w:rPr>
+          <w:lang w:val="fr_FR" w:bidi="fr_FR"/>
+        </w:rPr>
+        <w:t>בִתִּ֔⁠י</w:t>
       </w:r>
     </w:p>
     <w:p>
@@ -25707,6 +26715,20 @@
       </w:r>
       <w:r>
         <w:rPr>
+          <w:lang w:val="fr_FR" w:bidi="fr_FR"/>
+        </w:rPr>
+        <w:t>וַ⁠יִּקַּ֞ח עֲשָׂרָ֧ה אֲנָשִׁ֛ים</w:t>
+      </w:r>
+    </w:p>
+    <w:p>
+      <w:pPr/>
+      <w:r>
+        <w:rPr>
+          <w:lang w:val="fr_FR" w:bidi="fr_FR"/>
+        </w:rPr>
+      </w:r>
+      <w:r>
+        <w:rPr>
           <w:b/>
           <w:lang w:val="fr_FR" w:bidi="fr_FR"/>
         </w:rPr>
@@ -26210,6 +27232,20 @@
       </w:r>
       <w:r>
         <w:rPr>
+          <w:lang w:val="fr_FR" w:bidi="fr_FR"/>
+        </w:rPr>
+        <w:t>נֶ֥גֶד הַֽ⁠יֹּשְׁבִים֮</w:t>
+      </w:r>
+    </w:p>
+    <w:p>
+      <w:pPr/>
+      <w:r>
+        <w:rPr>
+          <w:lang w:val="fr_FR" w:bidi="fr_FR"/>
+        </w:rPr>
+      </w:r>
+      <w:r>
+        <w:rPr>
           <w:b/>
           <w:lang w:val="fr_FR" w:bidi="fr_FR"/>
         </w:rPr>
@@ -26418,6 +27454,20 @@
       </w:r>
       <w:r>
         <w:rPr>
+          <w:lang w:val="fr_FR" w:bidi="fr_FR"/>
+        </w:rPr>
+        <w:t>אֵ֤ין זוּלָֽתְ⁠ךָ֙ לִ⁠גְא֔וֹל וְ⁠אָנֹכִ֖י אַחֲרֶ֑י⁠ךָ</w:t>
+      </w:r>
+    </w:p>
+    <w:p>
+      <w:pPr/>
+      <w:r>
+        <w:rPr>
+          <w:lang w:val="fr_FR" w:bidi="fr_FR"/>
+        </w:rPr>
+      </w:r>
+      <w:r>
+        <w:rPr>
           <w:b/>
           <w:lang w:val="fr_FR" w:bidi="fr_FR"/>
         </w:rPr>
@@ -26937,6 +27987,20 @@
       </w:r>
       <w:r>
         <w:rPr>
+          <w:lang w:val="fr_FR" w:bidi="fr_FR"/>
+        </w:rPr>
+        <w:t>אֵֽשֶׁת־הַ⁠מֵּת֙</w:t>
+      </w:r>
+    </w:p>
+    <w:p>
+      <w:pPr/>
+      <w:r>
+        <w:rPr>
+          <w:lang w:val="fr_FR" w:bidi="fr_FR"/>
+        </w:rPr>
+      </w:r>
+      <w:r>
+        <w:rPr>
           <w:b/>
           <w:lang w:val="fr_FR" w:bidi="fr_FR"/>
         </w:rPr>
@@ -27344,6 +28408,20 @@
       </w:r>
       <w:r>
         <w:rPr>
+          <w:lang w:val="fr_FR" w:bidi="fr_FR"/>
+        </w:rPr>
+        <w:t>גְּאַל־לְ⁠ךָ֤ אַתָּה֙ אֶת־גְּאֻלָּתִ֔⁠י</w:t>
+      </w:r>
+    </w:p>
+    <w:p>
+      <w:pPr/>
+      <w:r>
+        <w:rPr>
+          <w:lang w:val="fr_FR" w:bidi="fr_FR"/>
+        </w:rPr>
+      </w:r>
+      <w:r>
+        <w:rPr>
           <w:b/>
           <w:lang w:val="fr_FR" w:bidi="fr_FR"/>
         </w:rPr>
@@ -27855,6 +28933,20 @@
       </w:r>
       <w:r>
         <w:rPr>
+          <w:lang w:val="fr_FR" w:bidi="fr_FR"/>
+        </w:rPr>
+        <w:t>וַ⁠יֹּ֧אמֶר הַ⁠גֹּאֵ֛ל לְ⁠בֹ֖עַז קְנֵה־לָ֑⁠ךְ וַ⁠יִּשְׁלֹ֖ף נַעֲלֽ⁠וֹ</w:t>
+      </w:r>
+    </w:p>
+    <w:p>
+      <w:pPr/>
+      <w:r>
+        <w:rPr>
+          <w:lang w:val="fr_FR" w:bidi="fr_FR"/>
+        </w:rPr>
+      </w:r>
+      <w:r>
+        <w:rPr>
           <w:b/>
           <w:lang w:val="fr_FR" w:bidi="fr_FR"/>
         </w:rPr>
@@ -27969,6 +29061,20 @@
         <w:rPr>
           <w:lang w:val="fr_FR" w:bidi="fr_FR"/>
         </w:rPr>
+      </w:r>
+    </w:p>
+    <w:p>
+      <w:pPr/>
+      <w:r>
+        <w:rPr>
+          <w:lang w:val="fr_FR" w:bidi="fr_FR"/>
+        </w:rPr>
+      </w:r>
+      <w:r>
+        <w:rPr>
+          <w:lang w:val="fr_FR" w:bidi="fr_FR"/>
+        </w:rPr>
+        <w:t>וַ⁠יֹּ֧אמֶר הַ⁠גֹּאֵ֛ל לְ⁠בֹ֖עַז קְנֵה־לָ֑⁠ךְ וַ⁠יִּשְׁלֹ֖ף נַעֲלֽ⁠וֹ</w:t>
       </w:r>
     </w:p>
     <w:p>
@@ -28516,6 +29622,20 @@
       </w:r>
       <w:r>
         <w:rPr>
+          <w:lang w:val="fr_FR" w:bidi="fr_FR"/>
+        </w:rPr>
+        <w:t>אֶת־כָּל־אֲשֶׁ֣ר לֶֽ⁠אֱלִימֶ֔לֶךְ וְ⁠אֵ֛ת כָּל־אֲשֶׁ֥ר לְ⁠כִלְי֖וֹן וּ⁠מַחְל֑וֹן</w:t>
+      </w:r>
+    </w:p>
+    <w:p>
+      <w:pPr/>
+      <w:r>
+        <w:rPr>
+          <w:lang w:val="fr_FR" w:bidi="fr_FR"/>
+        </w:rPr>
+      </w:r>
+      <w:r>
+        <w:rPr>
           <w:b/>
           <w:lang w:val="fr_FR" w:bidi="fr_FR"/>
         </w:rPr>
@@ -28770,6 +29890,20 @@
       </w:r>
       <w:r>
         <w:rPr>
+          <w:lang w:val="fr_FR" w:bidi="fr_FR"/>
+        </w:rPr>
+        <w:t>לְ⁠הָקִ֤ים שֵׁם־הַ⁠מֵּת֙ עַל־נַ֣חֲלָת֔⁠וֹ</w:t>
+      </w:r>
+    </w:p>
+    <w:p>
+      <w:pPr/>
+      <w:r>
+        <w:rPr>
+          <w:lang w:val="fr_FR" w:bidi="fr_FR"/>
+        </w:rPr>
+      </w:r>
+      <w:r>
+        <w:rPr>
           <w:b/>
           <w:lang w:val="fr_FR" w:bidi="fr_FR"/>
         </w:rPr>
@@ -28979,6 +30113,20 @@
       </w:r>
       <w:r>
         <w:rPr>
+          <w:lang w:val="fr_FR" w:bidi="fr_FR"/>
+        </w:rPr>
+        <w:t>וְ⁠לֹא־יִכָּרֵ֧ת שֵׁם־הַ⁠מֵּ֛ת מֵ⁠עִ֥ם אֶחָ֖י⁠ו וּ⁠מִ⁠שַּׁ֣עַר מְקוֹמ֑⁠וֹ</w:t>
+      </w:r>
+    </w:p>
+    <w:p>
+      <w:pPr/>
+      <w:r>
+        <w:rPr>
+          <w:lang w:val="fr_FR" w:bidi="fr_FR"/>
+        </w:rPr>
+      </w:r>
+      <w:r>
+        <w:rPr>
           <w:b/>
           <w:lang w:val="fr_FR" w:bidi="fr_FR"/>
         </w:rPr>
@@ -29089,6 +30237,20 @@
       </w:r>
       <w:r>
         <w:rPr>
+          <w:lang w:val="fr_FR" w:bidi="fr_FR"/>
+        </w:rPr>
+        <w:t>וְ⁠לֹא־יִכָּרֵ֧ת שֵׁם־הַ⁠מֵּ֛ת מֵ⁠עִ֥ם אֶחָ֖י⁠ו וּ⁠מִ⁠שַּׁ֣עַר מְקוֹמ֑⁠וֹ</w:t>
+      </w:r>
+    </w:p>
+    <w:p>
+      <w:pPr/>
+      <w:r>
+        <w:rPr>
+          <w:lang w:val="fr_FR" w:bidi="fr_FR"/>
+        </w:rPr>
+      </w:r>
+      <w:r>
+        <w:rPr>
           <w:b/>
           <w:lang w:val="fr_FR" w:bidi="fr_FR"/>
         </w:rPr>
@@ -29310,6 +30472,20 @@
         <w:rPr>
           <w:lang w:val="fr_FR" w:bidi="fr_FR"/>
         </w:rPr>
+      </w:r>
+    </w:p>
+    <w:p>
+      <w:pPr/>
+      <w:r>
+        <w:rPr>
+          <w:lang w:val="fr_FR" w:bidi="fr_FR"/>
+        </w:rPr>
+      </w:r>
+      <w:r>
+        <w:rPr>
+          <w:lang w:val="fr_FR" w:bidi="fr_FR"/>
+        </w:rPr>
+        <w:t>עֵדִ֥ים אַתֶּ֖ם הַ⁠יּֽוֹם</w:t>
       </w:r>
     </w:p>
     <w:p>
@@ -29740,6 +30916,20 @@
       </w:r>
       <w:r>
         <w:rPr>
+          <w:lang w:val="fr_FR" w:bidi="fr_FR"/>
+        </w:rPr>
+        <w:t>יִתֵּן֩ יְהוָ֨ה אֶֽת־הָ⁠אִשָּׁ֜ה הַ⁠בָּאָ֣ה אֶל־בֵּיתֶ֗⁠ךָ כְּ⁠רָחֵ֤ל ׀ וּ⁠כְ⁠לֵאָה֙ אֲשֶׁ֨ר בָּנ֤וּ שְׁתֵּי⁠הֶם֙ אֶת־בֵּ֣ית יִשְׂרָאֵ֔ל</w:t>
+      </w:r>
+    </w:p>
+    <w:p>
+      <w:pPr/>
+      <w:r>
+        <w:rPr>
+          <w:lang w:val="fr_FR" w:bidi="fr_FR"/>
+        </w:rPr>
+      </w:r>
+      <w:r>
+        <w:rPr>
           <w:b/>
           <w:lang w:val="fr_FR" w:bidi="fr_FR"/>
         </w:rPr>
@@ -31203,6 +32393,20 @@
       </w:r>
       <w:r>
         <w:rPr>
+          <w:lang w:val="fr_FR" w:bidi="fr_FR"/>
+        </w:rPr>
+        <w:t>לֹ֣א הִשְׁבִּ֥ית לָ֛⁠ךְ גֹּאֵ֖ל הַ⁠יּ֑וֹם</w:t>
+      </w:r>
+    </w:p>
+    <w:p>
+      <w:pPr/>
+      <w:r>
+        <w:rPr>
+          <w:lang w:val="fr_FR" w:bidi="fr_FR"/>
+        </w:rPr>
+      </w:r>
+      <w:r>
+        <w:rPr>
           <w:b/>
           <w:lang w:val="fr_FR" w:bidi="fr_FR"/>
         </w:rPr>
@@ -32191,6 +33395,20 @@
         <w:rPr>
           <w:lang w:val="fr_FR" w:bidi="fr_FR"/>
         </w:rPr>
+      </w:r>
+    </w:p>
+    <w:p>
+      <w:pPr/>
+      <w:r>
+        <w:rPr>
+          <w:lang w:val="fr_FR" w:bidi="fr_FR"/>
+        </w:rPr>
+      </w:r>
+      <w:r>
+        <w:rPr>
+          <w:lang w:val="fr_FR" w:bidi="fr_FR"/>
+        </w:rPr>
+        <w:t>וַ⁠תִּקְרֶאנָה֩ ל֨⁠וֹ הַ⁠שְּׁכֵנ֥וֹת שֵׁם֙ לֵ⁠אמֹ֔ר &amp; וַ⁠תִּקְרֶ֤אנָֽה שְׁמ⁠וֹ֙ עוֹבֵ֔ד</w:t>
       </w:r>
     </w:p>
     <w:p>
@@ -32867,6 +34085,20 @@
       </w:r>
       <w:r>
         <w:rPr>
+          <w:lang w:val="fr_FR" w:bidi="fr_FR"/>
+        </w:rPr>
+        <w:t>פֶּ֖רֶץ הוֹלִ֥יד אֶת־חֶצְרֽוֹן</w:t>
+      </w:r>
+    </w:p>
+    <w:p>
+      <w:pPr/>
+      <w:r>
+        <w:rPr>
+          <w:lang w:val="fr_FR" w:bidi="fr_FR"/>
+        </w:rPr>
+      </w:r>
+      <w:r>
+        <w:rPr>
           <w:b/>
           <w:lang w:val="fr_FR" w:bidi="fr_FR"/>
         </w:rPr>
@@ -32970,6 +34202,20 @@
       </w:r>
       <w:r>
         <w:rPr>
+          <w:lang w:val="fr_FR" w:bidi="fr_FR"/>
+        </w:rPr>
+        <w:t>וְ⁠חֶצְרוֹן֙ &amp; אֶת־רָ֔ם &amp; אֶת־עַמִּֽינָדָֽב</w:t>
+      </w:r>
+    </w:p>
+    <w:p>
+      <w:pPr/>
+      <w:r>
+        <w:rPr>
+          <w:lang w:val="fr_FR" w:bidi="fr_FR"/>
+        </w:rPr>
+      </w:r>
+      <w:r>
+        <w:rPr>
           <w:b/>
           <w:lang w:val="fr_FR" w:bidi="fr_FR"/>
         </w:rPr>
@@ -33101,6 +34347,20 @@
         <w:rPr>
           <w:lang w:val="fr_FR" w:bidi="fr_FR"/>
         </w:rPr>
+      </w:r>
+    </w:p>
+    <w:p>
+      <w:pPr/>
+      <w:r>
+        <w:rPr>
+          <w:lang w:val="fr_FR" w:bidi="fr_FR"/>
+        </w:rPr>
+      </w:r>
+      <w:r>
+        <w:rPr>
+          <w:lang w:val="fr_FR" w:bidi="fr_FR"/>
+        </w:rPr>
+        <w:t>וְ⁠עַמִּֽינָדָב֙ &amp; וְ⁠נַחְשׁ֖וֹן &amp; אֶת־שַׂלְמָֽה</w:t>
       </w:r>
     </w:p>
     <w:p>

--- a/fra/docx/08.content.docx
+++ b/fra/docx/08.content.docx
@@ -9123,7 +9123,7 @@
         <w:rPr>
           <w:lang w:val="fr_FR" w:bidi="fr_FR"/>
         </w:rPr>
-        <w:t>וּֽ⁠לְ⁠נָעֳמִ֞י מוֹדַ֣ע לְ⁠אִישָׁ֗⁠הּ</w:t>
+        <w:t>וּֽ⁠לְ⁠נָעֳמִ֞י מידע לְ⁠אִישָׁ֗⁠הּ</w:t>
       </w:r>
     </w:p>
     <w:p>
@@ -9232,7 +9232,7 @@
         <w:rPr>
           <w:lang w:val="fr_FR" w:bidi="fr_FR"/>
         </w:rPr>
-        <w:t>וּֽ⁠לְ⁠נָעֳמִ֞י מוֹדַ֣ע לְ⁠אִישָׁ֗⁠הּ</w:t>
+        <w:t>וּֽ⁠לְ⁠נָעֳמִ֞י מידע לְ⁠אִישָׁ֗⁠הּ</w:t>
       </w:r>
     </w:p>
     <w:p>
@@ -19971,7 +19971,7 @@
         <w:rPr>
           <w:lang w:val="fr_FR" w:bidi="fr_FR"/>
         </w:rPr>
-        <w:t>וְיָרַ֣דְתְּ הַ⁠גֹּ֑רֶן</w:t>
+        <w:t>ו⁠ירדתי הַ⁠גֹּ֑רֶן</w:t>
       </w:r>
     </w:p>
     <w:p>
@@ -23759,7 +23759,7 @@
         <w:rPr>
           <w:lang w:val="fr_FR" w:bidi="fr_FR"/>
         </w:rPr>
-        <w:t>וַ⁠תִּשְׁכַּ֤ב מַרְגְּלוֹתָיו֙</w:t>
+        <w:t>וַ⁠תִּשְׁכַּ֤ב מרגלת⁠ו</w:t>
       </w:r>
     </w:p>
     <w:p>
@@ -23870,7 +23870,7 @@
         <w:rPr>
           <w:lang w:val="fr_FR" w:bidi="fr_FR"/>
         </w:rPr>
-        <w:t>בְּטֶ֛רֶם יַכִּ֥יר אִ֖ישׁ אֶת־רֵעֵ֑⁠הוּ</w:t>
+        <w:t>ב⁠טרום יַכִּ֥יר אִ֖ישׁ אֶת־רֵעֵ֑⁠הוּ</w:t>
       </w:r>
     </w:p>
     <w:p>
@@ -27878,7 +27878,7 @@
         <w:rPr>
           <w:lang w:val="fr_FR" w:bidi="fr_FR"/>
         </w:rPr>
-        <w:t>וּ֠⁠מֵ⁠אֵת ר֣וּת &amp; קָנִ֔יתָה</w:t>
+        <w:t>וּ֠⁠מֵ⁠אֵת ר֣וּת &amp; קניתי</w:t>
       </w:r>
     </w:p>
     <w:p>
